--- a/DOKUMEN_MATERI_LENGKAP_BIG_DATA_P7_P9_BANK250.docx
+++ b/DOKUMEN_MATERI_LENGKAP_BIG_DATA_P7_P9_BANK250.docx
@@ -391,6 +391,195 @@
           <w:sz w:val="20"/>
         </w:rPr>
         <w:t>Hadoop 3.x menambahkan Erasure Coding (menghemat storage hingga 50%), multi-standby NameNodes, dan dukungan GPU Container.</w:t>
+      </w:r>
+    </w:p>
+    <w:p>
+      <w:pPr>
+        <w:keepNext/>
+        <w:spacing w:before="240" w:after="80"/>
+      </w:pPr>
+      <w:r>
+        <w:rPr>
+          <w:rFonts w:ascii="Arial" w:hAnsi="Arial"/>
+          <w:b/>
+          <w:color w:val="0F172A"/>
+          <w:sz w:val="23"/>
+        </w:rPr>
+        <w:t>1.5 Arsitektur Big Data: Big Data Stack 7 Lapis</w:t>
+      </w:r>
+    </w:p>
+    <w:p>
+      <w:pPr>
+        <w:spacing w:after="120" w:line="276" w:lineRule="auto"/>
+      </w:pPr>
+      <w:r>
+        <w:rPr>
+          <w:rFonts w:ascii="Arial" w:hAnsi="Arial"/>
+          <w:color w:val="1E293B"/>
+          <w:sz w:val="20"/>
+        </w:rPr>
+        <w:t>Arsitektur tumpukan Big Data standar universitas dan industri dipetakan menjadi 7 lapisan hierarkis dari hulu ke hilir:</w:t>
+      </w:r>
+    </w:p>
+    <w:p>
+      <w:pPr>
+        <w:pStyle w:val="ListBullet"/>
+        <w:spacing w:after="80" w:line="276" w:lineRule="auto"/>
+      </w:pPr>
+      <w:r>
+        <w:rPr>
+          <w:rFonts w:ascii="Arial" w:hAnsi="Arial"/>
+          <w:b/>
+          <w:color w:val="0F172A"/>
+          <w:sz w:val="20"/>
+        </w:rPr>
+        <w:t xml:space="preserve">Lapis 1 - Data Source Layer: </w:t>
+      </w:r>
+      <w:r>
+        <w:rPr>
+          <w:rFonts w:ascii="Arial" w:hAnsi="Arial"/>
+          <w:color w:val="1E293B"/>
+          <w:sz w:val="20"/>
+        </w:rPr>
+        <w:t>Sumber data asli (IoT sensor, database transaksional MySQL/PostgreSQL, log aplikasi, media sosial).</w:t>
+      </w:r>
+    </w:p>
+    <w:p>
+      <w:pPr>
+        <w:pStyle w:val="ListBullet"/>
+        <w:spacing w:after="80" w:line="276" w:lineRule="auto"/>
+      </w:pPr>
+      <w:r>
+        <w:rPr>
+          <w:rFonts w:ascii="Arial" w:hAnsi="Arial"/>
+          <w:b/>
+          <w:color w:val="0F172A"/>
+          <w:sz w:val="20"/>
+        </w:rPr>
+        <w:t xml:space="preserve">Lapis 2 - Data Ingestion Layer: </w:t>
+      </w:r>
+      <w:r>
+        <w:rPr>
+          <w:rFonts w:ascii="Arial" w:hAnsi="Arial"/>
+          <w:color w:val="1E293B"/>
+          <w:sz w:val="20"/>
+        </w:rPr>
+        <w:t>Penarikan dan penyaluran data (Apache Kafka, Apache Flume, Apache Sqoop, Apache NiFi).</w:t>
+      </w:r>
+    </w:p>
+    <w:p>
+      <w:pPr>
+        <w:pStyle w:val="ListBullet"/>
+        <w:spacing w:after="80" w:line="276" w:lineRule="auto"/>
+      </w:pPr>
+      <w:r>
+        <w:rPr>
+          <w:rFonts w:ascii="Arial" w:hAnsi="Arial"/>
+          <w:b/>
+          <w:color w:val="0F172A"/>
+          <w:sz w:val="20"/>
+        </w:rPr>
+        <w:t xml:space="preserve">Lapis 3 - Data Storage Layer: </w:t>
+      </w:r>
+      <w:r>
+        <w:rPr>
+          <w:rFonts w:ascii="Arial" w:hAnsi="Arial"/>
+          <w:color w:val="1E293B"/>
+          <w:sz w:val="20"/>
+        </w:rPr>
+        <w:t>Penyimpanan terdistribusi skala petabyte (HDFS untuk file sekuensial WORM, Apache HBase untuk NoSQL columnar real-time random access, Cassandra). [POSISI HDFS &amp; HBASE]</w:t>
+      </w:r>
+    </w:p>
+    <w:p>
+      <w:pPr>
+        <w:pStyle w:val="ListBullet"/>
+        <w:spacing w:after="80" w:line="276" w:lineRule="auto"/>
+      </w:pPr>
+      <w:r>
+        <w:rPr>
+          <w:rFonts w:ascii="Arial" w:hAnsi="Arial"/>
+          <w:b/>
+          <w:color w:val="0F172A"/>
+          <w:sz w:val="20"/>
+        </w:rPr>
+        <w:t xml:space="preserve">Lapis 4 - Data Processing Layer: </w:t>
+      </w:r>
+      <w:r>
+        <w:rPr>
+          <w:rFonts w:ascii="Arial" w:hAnsi="Arial"/>
+          <w:color w:val="1E293B"/>
+          <w:sz w:val="20"/>
+        </w:rPr>
+        <w:t>Mesin pemrosesan dan manajemen sumber daya komputasi (YARN, Hadoop MapReduce, Apache Spark, Apache Flink).</w:t>
+      </w:r>
+    </w:p>
+    <w:p>
+      <w:pPr>
+        <w:pStyle w:val="ListBullet"/>
+        <w:spacing w:after="80" w:line="276" w:lineRule="auto"/>
+      </w:pPr>
+      <w:r>
+        <w:rPr>
+          <w:rFonts w:ascii="Arial" w:hAnsi="Arial"/>
+          <w:b/>
+          <w:color w:val="0F172A"/>
+          <w:sz w:val="20"/>
+        </w:rPr>
+        <w:t xml:space="preserve">Lapis 5 - Data Query &amp; Analysis Layer: </w:t>
+      </w:r>
+      <w:r>
+        <w:rPr>
+          <w:rFonts w:ascii="Arial" w:hAnsi="Arial"/>
+          <w:color w:val="1E293B"/>
+          <w:sz w:val="20"/>
+        </w:rPr>
+        <w:t>Antarmuka kueri analitik deklaratif berbasis SQL (Apache Hive, Apache Impala, Presto/Trino, Spark SQL).</w:t>
+      </w:r>
+    </w:p>
+    <w:p>
+      <w:pPr>
+        <w:pStyle w:val="ListBullet"/>
+        <w:spacing w:after="80" w:line="276" w:lineRule="auto"/>
+      </w:pPr>
+      <w:r>
+        <w:rPr>
+          <w:rFonts w:ascii="Arial" w:hAnsi="Arial"/>
+          <w:b/>
+          <w:color w:val="0F172A"/>
+          <w:sz w:val="20"/>
+        </w:rPr>
+        <w:t xml:space="preserve">Lapis 6 - Data Governance &amp; Security: </w:t>
+      </w:r>
+      <w:r>
+        <w:rPr>
+          <w:rFonts w:ascii="Arial" w:hAnsi="Arial"/>
+          <w:color w:val="1E293B"/>
+          <w:sz w:val="20"/>
+        </w:rPr>
+        <w:t>Tata kelola, keamanan, audit, dan koordinasi klaster (Apache Ranger, Apache Atlas, Apache ZooKeeper, Kerberos).</w:t>
+      </w:r>
+    </w:p>
+    <w:p>
+      <w:pPr>
+        <w:pStyle w:val="ListBullet"/>
+        <w:spacing w:after="80" w:line="276" w:lineRule="auto"/>
+      </w:pPr>
+      <w:r>
+        <w:rPr>
+          <w:rFonts w:ascii="Arial" w:hAnsi="Arial"/>
+          <w:b/>
+          <w:color w:val="0F172A"/>
+          <w:sz w:val="20"/>
+        </w:rPr>
+        <w:t xml:space="preserve">Lapis 7 - Data Visualization Layer: </w:t>
+      </w:r>
+      <w:r>
+        <w:rPr>
+          <w:rFonts w:ascii="Arial" w:hAnsi="Arial"/>
+          <w:color w:val="1E293B"/>
+          <w:sz w:val="20"/>
+        </w:rPr>
+        <w:t>Konsumsi nilai bisnis dan pelaporan eksekutif (Tableau, Power BI, Apache Superset, Web Dashboard).</w:t>
       </w:r>
     </w:p>
     <w:p>
@@ -1498,7 +1687,7 @@
         <w:rPr>
           <w:b/>
         </w:rPr>
-        <w:t>Komponen HDFS yang bertugas menyimpan seluruh metadata sistem berkas di memori utama (RAM) adalah...</w:t>
+        <w:t>Pada Big Data Stack 7 Lapis, posisi HDFS dan Apache HBase terletak pada...</w:t>
       </w:r>
     </w:p>
     <w:p>
@@ -1516,7 +1705,7 @@
         <w:rPr>
           <w:b/>
         </w:rPr>
-        <w:t>B. NameNode</w:t>
+        <w:t>D. Lapis 3 (Lapisan Penyimpanan Data Terdistribusi)</w:t>
       </w:r>
     </w:p>
     <w:p>
@@ -1535,7 +1724,7 @@
           <w:color w:val="1E293B"/>
           <w:sz w:val="19"/>
         </w:rPr>
-        <w:t>NameNode mengelola namespace sistem berkas dan struktur pohon folder. Seluruh metadata disimpan di RAM agar respon baca berkecepatan tinggi.</w:t>
+        <w:t>HDFS dan HBase berada pada Lapis ke-3 (Data Storage Layer). HDFS bertindak sebagai distributed file system skala besar, sedangkan HBase adalah basis data NoSQL berorientasi kolom di atas HDFS.</w:t>
       </w:r>
     </w:p>
     <w:p>
@@ -1554,7 +1743,7 @@
         <w:rPr>
           <w:b/>
         </w:rPr>
-        <w:t>Apa fungsi utama dari Secondary NameNode dalam arsitektur Apache Hadoop standar?</w:t>
+        <w:t>Perbedaan peran arsitektural utama antara HDFS dan Apache HBase pada Lapis ke-3 (Storage Layer) adalah...</w:t>
       </w:r>
     </w:p>
     <w:p>
@@ -1572,7 +1761,7 @@
         <w:rPr>
           <w:b/>
         </w:rPr>
-        <w:t>B. Melakukan checkpointing periodik dengan menggabungkan FsImage dan EditLog</w:t>
+        <w:t>C. HDFS untuk penyimpanan berkas sekuensial batch (WORM), sedangkan HBase untuk akses baca-tulis acak real-time</w:t>
       </w:r>
     </w:p>
     <w:p>
@@ -1591,7 +1780,7 @@
           <w:color w:val="1E293B"/>
           <w:sz w:val="19"/>
         </w:rPr>
-        <w:t>Secondary NameNode BUKAN hot backup. Fungsinya adalah Checkpoint Node yang menggabungkan FsImage dan EditLog secara periodik agar berkas log transaksi tidak membengkak tak terbatas.</w:t>
+        <w:t>HDFS dirancang untuk streaming batch skala besar berpola Write-Once-Read-Many (WORM). HBase berjalan di atas HDFS untuk menyediakan kapabilitas baca/tulis acak real-time dengan latensi rendah.</w:t>
       </w:r>
     </w:p>
     <w:p>
@@ -1610,7 +1799,7 @@
         <w:rPr>
           <w:b/>
         </w:rPr>
-        <w:t>Secara default pada Hadoop 2.x dan 3.x, berapa ukuran satu blok HDFS standar?</w:t>
+        <w:t>Teknologi penarikan data seperti Apache Kafka dan Apache Flume pada Big Data Stack 7 Lapis beroperasi pada...</w:t>
       </w:r>
     </w:p>
     <w:p>
@@ -1628,7 +1817,7 @@
         <w:rPr>
           <w:b/>
         </w:rPr>
-        <w:t>C. 128 MB</w:t>
+        <w:t>D. Lapis 2: Data Ingestion Layer yang mengumpulkan aliran log dan pesan</w:t>
       </w:r>
     </w:p>
     <w:p>
@@ -1647,7 +1836,7 @@
           <w:color w:val="1E293B"/>
           <w:sz w:val="19"/>
         </w:rPr>
-        <w:t>Ukuran default blok HDFS pada Hadoop 2.x/3.x adalah 128 MB (pada Hadoop 1.x adalah 64 MB). Ukuran besar ini dirancang untuk meminimalkan seek time.</w:t>
+        <w:t>Apache Kafka (distributed message streaming) dan Apache Flume (log ingestion) beroperasi pada Lapis ke-2 (Data Ingestion Layer) untuk memindahkan data mentah ke klaster penyimpanan.</w:t>
       </w:r>
     </w:p>
     <w:p>
@@ -1666,7 +1855,7 @@
         <w:rPr>
           <w:b/>
         </w:rPr>
-        <w:t>Berapa nilai default faktor replikasi (Replication Factor) pada klaster produksi HDFS?</w:t>
+        <w:t>Alat Apache Sqoop pada Big Data Stack 7 Lapis dirancang secara spesifik untuk bertugas pada Lapis Ingesti (Layer 2) sebagai...</w:t>
       </w:r>
     </w:p>
     <w:p>
@@ -1684,7 +1873,7 @@
         <w:rPr>
           <w:b/>
         </w:rPr>
-        <w:t>C. 3</w:t>
+        <w:t>C. Mesin transfer data dua arah antara basis data RDBMS dan Hadoop</w:t>
       </w:r>
     </w:p>
     <w:p>
@@ -1703,7 +1892,7 @@
           <w:color w:val="1E293B"/>
           <w:sz w:val="19"/>
         </w:rPr>
-        <w:t>Nilai default faktor replikasi di HDFS adalah 3 salinan untuk menjamin ketersediaan data dan toleransi kegagalan perangkat keras.</w:t>
+        <w:t>Apache Sqoop (SQL-to-Hadoop) adalah utilitas ingest batch untuk memindahkan data terstruktur secara efisien antara basis data relasional (RDBMS) dan ekosistem Hadoop (HDFS/Hive/HBase).</w:t>
       </w:r>
     </w:p>
     <w:p>
@@ -1722,7 +1911,7 @@
         <w:rPr>
           <w:b/>
         </w:rPr>
-        <w:t>Bagaimana strategi penempatan replika default (Rack Awareness) pada HDFS jika faktor replikasi bernilai 3?</w:t>
+        <w:t>Komponen komputasi analitik seperti Apache Spark dan Hadoop MapReduce dalam Big Data Stack 7 Lapis berada pada...</w:t>
       </w:r>
     </w:p>
     <w:p>
@@ -1740,7 +1929,7 @@
         <w:rPr>
           <w:b/>
         </w:rPr>
-        <w:t>B. Replika 1 di node lokal, Replika 2 di rak berbeda, Replika 3 di node berbeda pada rak yang sama dengan replika 2</w:t>
+        <w:t>D. Lapis 4 (Lapisan Pemrosesan dan Komputasi Data Klaster)</w:t>
       </w:r>
     </w:p>
     <w:p>
@@ -1759,7 +1948,7 @@
           <w:color w:val="1E293B"/>
           <w:sz w:val="19"/>
         </w:rPr>
-        <w:t>Strategi Rack Awareness: Replika 1 di node klien (jika lokal), Replika 2 di rak berbeda (off-rack), dan Replika 3 di node berbeda pada rak yang sama dengan Replika 2.</w:t>
+        <w:t>Apache Spark, Apache Flink, dan Hadoop MapReduce menempati Lapis ke-4 (Data Processing Layer) yang bertugas mentransformasikan data mentah dari Lapis 3 menjadi informasi terstruktur.</w:t>
       </w:r>
     </w:p>
     <w:p>
@@ -1778,7 +1967,7 @@
         <w:rPr>
           <w:b/>
         </w:rPr>
-        <w:t>Sinyal berkala yang dikirim DataNode ke NameNode setiap 3 detik untuk menyatakan bahwa node masih aktif adalah...</w:t>
+        <w:t>Mesin kueri interaktif SQL seperti Apache Hive, Apache Impala, dan Presto/Trino menempati posisi pada...</w:t>
       </w:r>
     </w:p>
     <w:p>
@@ -1796,7 +1985,7 @@
         <w:rPr>
           <w:b/>
         </w:rPr>
-        <w:t>B. Heartbeat</w:t>
+        <w:t>D. Lapis 5 (Lapisan Kueri, Analisis, dan Akses Data Analitik)</w:t>
       </w:r>
     </w:p>
     <w:p>
@@ -1815,7 +2004,7 @@
           <w:color w:val="1E293B"/>
           <w:sz w:val="19"/>
         </w:rPr>
-        <w:t>DataNode mengirim Heartbeat ke NameNode setiap 3 detik. Jika 10 menit berturut-turut tidak ada heartbeat, DataNode dinyatakan mati (dead).</w:t>
+        <w:t>Apache Hive, Apache Impala, dan Presto/Trino berada pada Lapis ke-5 (Data Querying &amp; Analysis Layer) yang menyediakan abstraksi kueri analitik deklaratif (SQL) di atas data terdistribusi.</w:t>
       </w:r>
     </w:p>
     <w:p>
@@ -1834,7 +2023,7 @@
         <w:rPr>
           <w:b/>
         </w:rPr>
-        <w:t>Laporan yang dikirim DataNode ke NameNode secara berkala (default 6 jam) berisi daftar semua blok fisik yang disimpannya disebut...</w:t>
+        <w:t>Komponen Apache Ranger dan Apache Atlas dalam arsitektur Big Data Stack 7 Lapis diklasifikasikan ke dalam...</w:t>
       </w:r>
     </w:p>
     <w:p>
@@ -1852,7 +2041,7 @@
         <w:rPr>
           <w:b/>
         </w:rPr>
-        <w:t>A. Block Report</w:t>
+        <w:t>C. Lapis 6 (Lapisan Tata Kelola, Keamanan, dan Audit Metadata)</w:t>
       </w:r>
     </w:p>
     <w:p>
@@ -1871,7 +2060,7 @@
           <w:color w:val="1E293B"/>
           <w:sz w:val="19"/>
         </w:rPr>
-        <w:t>Block Report dikirim setiap 6 jam oleh DataNode ke NameNode untuk melaporkan seluruh blok data fisik aktual yang tersimpan di disk lokalnya.</w:t>
+        <w:t>Apache Ranger (manajemen otorisasi dan kebijakan keamanan terpusat) dan Apache Atlas (metadata governance dan data lineage) berada pada Lapis ke-6 (Data Governance &amp; Security Layer).</w:t>
       </w:r>
     </w:p>
     <w:p>
@@ -1890,7 +2079,7 @@
         <w:rPr>
           <w:b/>
         </w:rPr>
-        <w:t>Dua berkas persisten pada disk NameNode yang digunakan untuk merekonstruksi metadata saat startup adalah...</w:t>
+        <w:t>Platform analitik bisnis seperti Tableau, Power BI, dan Apache Superset pada Big Data Stack 7 Lapis terletak di...</w:t>
       </w:r>
     </w:p>
     <w:p>
@@ -1908,7 +2097,7 @@
         <w:rPr>
           <w:b/>
         </w:rPr>
-        <w:t>B. FsImage dan EditLog (edits)</w:t>
+        <w:t>C. Lapis 7 (Lapisan Konsumsi, Visualisasi, dan Pelaporan Bisnis)</w:t>
       </w:r>
     </w:p>
     <w:p>
@@ -1927,7 +2116,7 @@
           <w:color w:val="1E293B"/>
           <w:sz w:val="19"/>
         </w:rPr>
-        <w:t>FsImage (snapshot namespace pada titik waktu tertentu) dan EditLog/edits (catatan transaksi setiap mutasi sejak FsImage dibuat) adalah dua komponen persisten NameNode.</w:t>
+        <w:t>Tableau, Power BI, Metabase, dan Apache Superset berada pada Lapis ke-7 (Data Consumption &amp; Visualization Layer) tempat pengguna akhir mengonsumsi wawasan bisnis.</w:t>
       </w:r>
     </w:p>
     <w:p>
@@ -1946,7 +2135,7 @@
         <w:rPr>
           <w:b/>
         </w:rPr>
-        <w:t>Mengapa ukuran blok HDFS (128 MB) dirancang jauh lebih besar dibandingkan sistem berkas OS biasa (4 KB)?</w:t>
+        <w:t>Entitas yang termasuk ke dalam Lapis 1 (Data Source Layer) dalam ekosistem Big Data modern adalah...</w:t>
       </w:r>
     </w:p>
     <w:p>
@@ -1964,7 +2153,7 @@
         <w:rPr>
           <w:b/>
         </w:rPr>
-        <w:t>B. Untuk meminimalkan biaya waktu pencarian disk (seek time) dan mengurangi beban memori metadata NameNode</w:t>
+        <w:t>A. Sensor IoT telemetri, log transaksi server, dan basis data RDBMS</w:t>
       </w:r>
     </w:p>
     <w:p>
@@ -1983,7 +2172,7 @@
           <w:color w:val="1E293B"/>
           <w:sz w:val="19"/>
         </w:rPr>
-        <w:t>Blok besar memastikan waktu transfer data jauh lebih dominan dibanding waktu pencarian posisi baca di disk (seek time), serta menjaga jumlah entri metadata di RAM NameNode tetap hemat.</w:t>
+        <w:t>Lapis 1 adalah Data Source Layer, mencakup berbagai penghasil data asli seperti perangkat IoT, sensor telemetri, log server, database transaksional (RDBMS), dan feed media sosial.</w:t>
       </w:r>
     </w:p>
     <w:p>
@@ -2002,7 +2191,7 @@
         <w:rPr>
           <w:b/>
         </w:rPr>
-        <w:t>Masalah 'Small Files Problem' pada HDFS terjadi ketika banyak berkas kecil disimpan. Dampak negatif utamanya adalah...</w:t>
+        <w:t>Mengapa Apache HBase membutuhkan HDFS sebagai fondasi penyimpanannya pada Lapis ke-3?</w:t>
       </w:r>
     </w:p>
     <w:p>
@@ -2020,7 +2209,7 @@
         <w:rPr>
           <w:b/>
         </w:rPr>
-        <w:t>B. Memori RAM NameNode cepat habis karena setiap berkas membutuhkan ~150 byte metadata di memori</w:t>
+        <w:t>C. Karena HBase mengandalkan keandalan replikasi dan skalabilitas blok HDFS</w:t>
       </w:r>
     </w:p>
     <w:p>
@@ -2039,7 +2228,7 @@
           <w:color w:val="1E293B"/>
           <w:sz w:val="19"/>
         </w:rPr>
-        <w:t>Setiap berkas, folder, dan blok membutuhkan entri metadata sekitar 150 byte di RAM NameNode. Jutaan file kecil akan menghabiskan RAM NameNode meski disk DataNode masih sangat lapang.</w:t>
+        <w:t>HBase memanfaatkan HDFS sebagai distributed storage engine di bawahnya, sehingga HBase otomatis mewarisi keandalan, redundansi data toleran-bencana, dan linear scalability dari HDFS.</w:t>
       </w:r>
     </w:p>
     <w:p>
@@ -2058,7 +2247,7 @@
         <w:rPr>
           <w:b/>
         </w:rPr>
-        <w:t>Komponen pada HDFS High Availability (HA) yang bertugas menjaga konsistensi transaksi edit log antara Active dan Standby NameNode adalah...</w:t>
+        <w:t>Pada Lapis 6 (Data Governance &amp; Security), fungsi utama Apache ZooKeeper dalam klaster Hadoop adalah...</w:t>
       </w:r>
     </w:p>
     <w:p>
@@ -2076,7 +2265,7 @@
         <w:rPr>
           <w:b/>
         </w:rPr>
-        <w:t>A. Quorum Journal Manager (QJM)</w:t>
+        <w:t>D. Menyediakan layanan koordinasi terdistribusi dan failover otomatis</w:t>
       </w:r>
     </w:p>
     <w:p>
@@ -2095,7 +2284,7 @@
           <w:color w:val="1E293B"/>
           <w:sz w:val="19"/>
         </w:rPr>
-        <w:t>Quorum Journal Manager (QJM) memungkinkan Active NameNode menulis log perubahan dan Standby NameNode membacanya secara terus-menerus sehingga metadata keduanya selalu sinkron.</w:t>
+        <w:t>Apache ZooKeeper menyediakan layanan koordinasi terdistribusi, sinkronisasi status, manajemen konfigurasi terpusat, dan penentuan active master pada failover otomatis (HDFS HA &amp; YARN HA).</w:t>
       </w:r>
     </w:p>
     <w:p>
@@ -2114,7 +2303,7 @@
         <w:rPr>
           <w:b/>
         </w:rPr>
-        <w:t>Daemon ZKFC (ZooKeeper Failover Controller) pada HDFS High Availability berfungsi untuk...</w:t>
+        <w:t>Perbedaan mendasar antara Apache Kafka (Lapis 2) dan Apache Hive (Lapis 5) adalah...</w:t>
       </w:r>
     </w:p>
     <w:p>
@@ -2132,7 +2321,7 @@
         <w:rPr>
           <w:b/>
         </w:rPr>
-        <w:t>B. Memantau kesehatan NameNode dan menginisiasi failover otomatis jika Active NameNode crash</w:t>
+        <w:t>D. Kafka adalah broker streaming pesan, sedangkan Hive adalah data warehouse SQL batch</w:t>
       </w:r>
     </w:p>
     <w:p>
@@ -2151,7 +2340,7 @@
           <w:color w:val="1E293B"/>
           <w:sz w:val="19"/>
         </w:rPr>
-        <w:t>ZKFC berjalan di mesin NameNode untuk memantau status kesehatannya dan berkoordinasi dengan ZooKeeper untuk melakukan failover otomatis jika Active NameNode mati.</w:t>
+        <w:t>Kafka berada di Lapis 2 sebagai distributed pub-sub messaging engine untuk ingestion data real-time, sedangkan Hive berada di Lapis 5 sebagai antarmuka kueri data warehouse analitik berbasis SQL.</w:t>
       </w:r>
     </w:p>
     <w:p>
@@ -2170,7 +2359,7 @@
         <w:rPr>
           <w:b/>
         </w:rPr>
-        <w:t>Pada penulisan berkas ke HDFS, bagaimana alur pengaliran data dari klien ke DataNode?</w:t>
+        <w:t>Dalam aliran data Big Data Stack 7 Lapis, urutan tahapan pengolahan data yang benar dari hulu ke hilir adalah...</w:t>
       </w:r>
     </w:p>
     <w:p>
@@ -2188,7 +2377,7 @@
         <w:rPr>
           <w:b/>
         </w:rPr>
-        <w:t>A. Melalui Write Pipeline: klien streaming ke DataNode 1, DataNode 1 meneruskan ke DataNode 2, dan DataNode 2 ke DataNode 3</w:t>
+        <w:t>C. Source -&gt; Ingestion -&gt; Storage -&gt; Processing -&gt; Query -&gt; Governance/Security -&gt; Visualization</w:t>
       </w:r>
     </w:p>
     <w:p>
@@ -2207,7 +2396,7 @@
           <w:color w:val="1E293B"/>
           <w:sz w:val="19"/>
         </w:rPr>
-        <w:t>HDFS menggunakan Write Pipeline: klien mengalirkan paket data ke DataNode pertama, yang langsung meneruskannya ke DataNode kedua dan ketiga secara berurutan.</w:t>
+        <w:t>Aliran standar: Data Source (Lapis 1) -&gt; Data Ingestion (Lapis 2) -&gt; Data Storage (Lapis 3) -&gt; Data Processing (Lapis 4) -&gt; Data Query (Lapis 5) dengan proteksi Governance/Security (Lapis 6) -&gt; Visualization (Lapis 7).</w:t>
       </w:r>
     </w:p>
     <w:p>
@@ -2226,7 +2415,7 @@
         <w:rPr>
           <w:b/>
         </w:rPr>
-        <w:t>Kondisi Safe Mode pada NameNode HDFS terjadi saat...</w:t>
+        <w:t>Pada Lapis 3 (Storage Layer), sistem penyimpanan terdistribusi HDFS mengadopsi model konsistensi data...</w:t>
       </w:r>
     </w:p>
     <w:p>
@@ -2244,7 +2433,7 @@
         <w:rPr>
           <w:b/>
         </w:rPr>
-        <w:t>A. Startup awal NameNode di mana sistem berkas berstatus read-only sambil mengumpulkan Block Report dari DataNode</w:t>
+        <w:t>D. Strong Consistency untuk penulisan append dan pembacaan berkas yang telah ditutup</w:t>
       </w:r>
     </w:p>
     <w:p>
@@ -2263,7 +2452,7 @@
           <w:color w:val="1E293B"/>
           <w:sz w:val="19"/>
         </w:rPr>
-        <w:t>Safe Mode adalah status read-only saat startup NameNode. NameNode memuat FsImage, menerapkan EditLog, dan menunggu laporan Block Report dari DataNode hingga batas ambang (default 99.9%) terpenuhi.</w:t>
+        <w:t>HDFS mengadopsi Strong Consistency: sekali blok selesai ditulis dan di-close di HDFS, seluruh klien akan membaca data identik yang sama secara konsisten.</w:t>
       </w:r>
     </w:p>
     <w:p>
@@ -2282,7 +2471,7 @@
         <w:rPr>
           <w:b/>
         </w:rPr>
-        <w:t>Perintah CLI Hadoop untuk memeriksa integritas dan mencari blok yang hilang/rusak di HDFS adalah...</w:t>
+        <w:t>Di Lapis 6 (Governance &amp; Security), mekanisme otentikasi standar industri yang wajib diintegrasikan ke Hadoop adalah...</w:t>
       </w:r>
     </w:p>
     <w:p>
@@ -2300,7 +2489,7 @@
         <w:rPr>
           <w:b/>
         </w:rPr>
-        <w:t>B. hdfs fsck /</w:t>
+        <w:t>A. Kerberos Network Authentication Protocol berbasis tiket layanan terenkripsi</w:t>
       </w:r>
     </w:p>
     <w:p>
@@ -2319,7 +2508,7 @@
           <w:color w:val="1E293B"/>
           <w:sz w:val="19"/>
         </w:rPr>
-        <w:t>Perintah `hdfs fsck /` (File System Consistency Check) digunakan untuk memeriksa kesehatan berkas, mencari missing blocks, over-replicated, maupun under-replicated blocks di HDFS.</w:t>
+        <w:t>Kerberos adalah protokol otentikasi standar klaster Hadoop produksi untuk mencegah serangan spoofing identitas pada komunikasi antar daemon dan pengguna.</w:t>
       </w:r>
     </w:p>
     <w:p>
@@ -2338,7 +2527,7 @@
         <w:rPr>
           <w:b/>
         </w:rPr>
-        <w:t>Karakteristik pola akses berkas yang didukung oleh HDFS adalah...</w:t>
+        <w:t>Komponen HDFS yang bertugas menyimpan seluruh metadata sistem berkas di memori utama (RAM) adalah...</w:t>
       </w:r>
     </w:p>
     <w:p>
@@ -2356,7 +2545,7 @@
         <w:rPr>
           <w:b/>
         </w:rPr>
-        <w:t>B. Write-Once-Read-Many (WORM)</w:t>
+        <w:t>B. NameNode yang mengelola namespace, direktori, dan struktur pohon berkas di RAM</w:t>
       </w:r>
     </w:p>
     <w:p>
@@ -2375,7 +2564,7 @@
           <w:color w:val="1E293B"/>
           <w:sz w:val="19"/>
         </w:rPr>
-        <w:t>HDFS mengadopsi model WORM (Write-Once-Read-Many) dan penulisan hanya dapat ditambahkan di akhir berkas (append). Modifikasi acak (random write) di tengah berkas tidak didukung.</w:t>
+        <w:t>NameNode menyimpan seluruh struktur namespace direktori, lokasi pemetaan blok, dan izin akses berkas di dalam memori utama (RAM) untuk menyediakan performa lookup berkecepatan tinggi.</w:t>
       </w:r>
     </w:p>
     <w:p>
@@ -2394,7 +2583,7 @@
         <w:rPr>
           <w:b/>
         </w:rPr>
-        <w:t>Alat bawaan Hadoop yang digunakan untuk menyeimbangkan kembali distribusi blok data antar-DataNode jika ada disk yang timpang adalah...</w:t>
+        <w:t>Fungsi utama dari Secondary NameNode dalam arsitektur Apache Hadoop standar adalah...</w:t>
       </w:r>
     </w:p>
     <w:p>
@@ -2412,7 +2601,7 @@
         <w:rPr>
           <w:b/>
         </w:rPr>
-        <w:t>A. Balancer (`hdfs balancer`)</w:t>
+        <w:t>D. Melakukan penggabungan periodik antara berkas FsImage dan EditLog (checkpoint)</w:t>
       </w:r>
     </w:p>
     <w:p>
@@ -2431,7 +2620,7 @@
           <w:color w:val="1E293B"/>
           <w:sz w:val="19"/>
         </w:rPr>
-        <w:t>Perintah `hdfs balancer` adalah utilitas administratif untuk meratakan blok data antar-DataNode agar tidak terjadi ketimpangan utilisasi penyimpanan di klaster.</w:t>
+        <w:t>Secondary NameNode BUKAN hot standby backup. Fungsinya adalah Checkpoint Node yang secara berkala mengunduh FsImage dan EditLog dari NameNode, menggabungkannya, dan mengunggah kembali FsImage yang ringkas.</w:t>
       </w:r>
     </w:p>
     <w:p>
@@ -2450,7 +2639,7 @@
         <w:rPr>
           <w:b/>
         </w:rPr>
-        <w:t>Jika sebuah DataNode mengalami kegagalan transmisi saat Write Pipeline sedang berlangsung, apa yang dilakukan HDFS?</w:t>
+        <w:t>Secara default pada Hadoop 2.x dan 3.x, berapa ukuran satu blok HDFS standar?</w:t>
       </w:r>
     </w:p>
     <w:p>
@@ -2468,7 +2657,7 @@
         <w:rPr>
           <w:b/>
         </w:rPr>
-        <w:t>B. Menutup pipeline, mengeluarkan DataNode rusak, mengalokasikan blok baru pada node sehat, dan melanjutkan penulisan</w:t>
+        <w:t>C. 128 MB per unit alokasi blok sistem berkas</w:t>
       </w:r>
     </w:p>
     <w:p>
@@ -2487,7 +2676,7 @@
           <w:color w:val="1E293B"/>
           <w:sz w:val="19"/>
         </w:rPr>
-        <w:t>Pipeline ditutup, paket data yang belum di-ACK dikembalikan ke antrian, DataNode bermasalah dikeluarkan dari pipeline, dan penulisan dilanjutkan pada sisa DataNode sehat.</w:t>
+        <w:t>Ukuran default blok HDFS pada Hadoop 2.x/3.x adalah 128 MB (pada versi 1.x adalah 64 MB). Ukuran besar ini dirancang untuk meminimalkan proporsi waktu pencarian disk (seek time).</w:t>
       </w:r>
     </w:p>
     <w:p>
@@ -2506,7 +2695,7 @@
         <w:rPr>
           <w:b/>
         </w:rPr>
-        <w:t>Apa ukuran default potongan paket data (packet) yang dikirim klien melalui Write Pipeline ke DataNode?</w:t>
+        <w:t>Berapa nilai default faktor replikasi (Replication Factor) pada klaster produksi HDFS?</w:t>
       </w:r>
     </w:p>
     <w:p>
@@ -2524,7 +2713,7 @@
         <w:rPr>
           <w:b/>
         </w:rPr>
-        <w:t>A. 64 KB</w:t>
+        <w:t>D. 3 salinan blok per berkas penyimpanan</w:t>
       </w:r>
     </w:p>
     <w:p>
@@ -2543,7 +2732,7 @@
           <w:color w:val="1E293B"/>
           <w:sz w:val="19"/>
         </w:rPr>
-        <w:t>Di dalam Write Pipeline, blok data 128 MB dipecah menjadi paket-paket streaming berukuran 64 KB, di mana setiap paket terdiri dari beberapa chunk data 512 byte beserta checksum 4 byte.</w:t>
+        <w:t>Faktor replikasi default pada HDFS adalah 3 salinan. Angka ini memberikan keseimbangan optimal antara toleransi kegagalan perangkat keras (fault tolerance) dan efisiensi konsumsi media penyimpanan.</w:t>
       </w:r>
     </w:p>
     <w:p>
@@ -2562,7 +2751,7 @@
         <w:rPr>
           <w:b/>
         </w:rPr>
-        <w:t>Berapa ukuran default chunk data yang dihitung checksum 4 byte-nya untuk mendeteksi data korup di HDFS?</w:t>
+        <w:t>Strategi penempatan replika default (Rack Awareness) pada HDFS dengan faktor replikasi 3 adalah...</w:t>
       </w:r>
     </w:p>
     <w:p>
@@ -2580,7 +2769,7 @@
         <w:rPr>
           <w:b/>
         </w:rPr>
-        <w:t>A. 512 byte</w:t>
+        <w:t>A. Replika 1 di node lokal, Replika 2 di rak berbeda, Replika 3 di rak yang sama dg ke-2</w:t>
       </w:r>
     </w:p>
     <w:p>
@@ -2599,7 +2788,7 @@
           <w:color w:val="1E293B"/>
           <w:sz w:val="19"/>
         </w:rPr>
-        <w:t>HDFS secara default menggunakan verifikasi checksum CRC-32 untuk setiap 512 byte data (didefinisikan pada properti `dfs.bytes-per-checksum`).</w:t>
+        <w:t>Kebijakan Rack Awareness menempatkan Replika 1 di node lokal klien (jika lokal), Replika 2 di node pada rak berbeda (off-rack), dan Replika 3 di node berbeda pada rak yang sama dengan Replika 2.</w:t>
       </w:r>
     </w:p>
     <w:p>
@@ -2618,7 +2807,7 @@
         <w:rPr>
           <w:b/>
         </w:rPr>
-        <w:t>Fitur HDFS yang memungkinkan klien yang berada di mesin yang sama dengan DataNode membaca data langsung melewati protokol socket TCP disebut...</w:t>
+        <w:t>Sinyal periodik yang dikirim DataNode ke NameNode setiap 3 detik untuk mengonfirmasi bahwa node masih berfungsi adalah...</w:t>
       </w:r>
     </w:p>
     <w:p>
@@ -2636,7 +2825,7 @@
         <w:rPr>
           <w:b/>
         </w:rPr>
-        <w:t>B. Short-Circuit Local Read</w:t>
+        <w:t>A. Sinyal Heartbeat berkala setiap tiga detik</w:t>
       </w:r>
     </w:p>
     <w:p>
@@ -2655,7 +2844,7 @@
           <w:color w:val="1E293B"/>
           <w:sz w:val="19"/>
         </w:rPr>
-        <w:t>Short-Circuit Local Read memungkinkan klien yang berada pada mesin lokal yang sama dengan blok DataNode untuk membaca langsung berkas lokal dari disk tanpa melalui overhead socket TCP DataNode.</w:t>
+        <w:t>DataNode mengirimkan Heartbeat setiap 3 detik ke NameNode. Jika NameNode tidak menerima heartbeat selama 10 menit berturut-turut, node tersebut ditandai sebagai dead node.</w:t>
       </w:r>
     </w:p>
     <w:p>
@@ -2674,7 +2863,7 @@
         <w:rPr>
           <w:b/>
         </w:rPr>
-        <w:t>Alat kompresi arsip bawaan Hadoop yang dirancang khusus untuk mengatasi masalah 'Small Files Problem' dengan mengemas banyak file kecil ke dalam satu berkas besar adalah...</w:t>
+        <w:t>Laporan yang dikirim DataNode ke NameNode secara berkala (default 6 jam) berisi daftar seluruh blok fisik di disk disebut...</w:t>
       </w:r>
     </w:p>
     <w:p>
@@ -2692,7 +2881,7 @@
         <w:rPr>
           <w:b/>
         </w:rPr>
-        <w:t>A. Hadoop Archives (HAR)</w:t>
+        <w:t>A. Block Report status fisik penyimpanan disk</w:t>
       </w:r>
     </w:p>
     <w:p>
@@ -2711,7 +2900,7 @@
           <w:color w:val="1E293B"/>
           <w:sz w:val="19"/>
         </w:rPr>
-        <w:t>Hadoop Archives (HAR) dibuat untuk mengatasi small files problem dengan mengemas ribuan berkas kecil ke dalam arsip HAR yang hanya memakan satu entri metadata pada NameNode.</w:t>
+        <w:t>Block Report dikirim setiap 6 jam oleh setiap DataNode ke NameNode untuk melaporkan seluruh blok data fisik aktual yang saat ini tersimpan di storage lokalnya.</w:t>
       </w:r>
     </w:p>
     <w:p>
@@ -2730,7 +2919,7 @@
         <w:rPr>
           <w:b/>
         </w:rPr>
-        <w:t>Fitur HDFS Federation pada Hadoop 2.x/3.x memecahkan keterbatasan memori NameNode dengan cara...</w:t>
+        <w:t>Dua berkas persisten pada storage NameNode yang digunakan untuk merekonstruksi metadata saat startup adalah...</w:t>
       </w:r>
     </w:p>
     <w:p>
@@ -2748,7 +2937,7 @@
         <w:rPr>
           <w:b/>
         </w:rPr>
-        <w:t>B. Menggunakan beberapa NameNode independen yang masing-masing mengelola namespace/direktori terpisah tetapi berbagi pool DataNode yang sama</w:t>
+        <w:t>D. Berkas snapshot FsImage dan catatan mutasi transaksi EditLog</w:t>
       </w:r>
     </w:p>
     <w:p>
@@ -2767,7 +2956,7 @@
           <w:color w:val="1E293B"/>
           <w:sz w:val="19"/>
         </w:rPr>
-        <w:t>HDFS Federation memungkinkan skalabilitas horizontal pada layer namespace dengan menempatkan multiple NameNodes yang mengelola partisi direktori berbeda secara independen di atas DataNode pool bersama.</w:t>
+        <w:t>FsImage (snapshot namespace pada titik waktu tertentu) dan EditLog (catatan transaksi setiap mutasi sistem berkas sejak checkpoint terakhir) adalah dua komponen penyimpanan persisten metadata NameNode.</w:t>
       </w:r>
     </w:p>
     <w:p>
@@ -2786,7 +2975,7 @@
         <w:rPr>
           <w:b/>
         </w:rPr>
-        <w:t>Berapa waktu default tidak adanya sinyal Heartbeat dari DataNode sebelum NameNode menandainya sebagai 'Dead Node'?</w:t>
+        <w:t>Mengapa ukuran blok HDFS (128 MB) dirancang jauh lebih besar dibandingkan sistem berkas OS biasa (4 KB)?</w:t>
       </w:r>
     </w:p>
     <w:p>
@@ -2804,7 +2993,7 @@
         <w:rPr>
           <w:b/>
         </w:rPr>
-        <w:t>C. 10 menit (600 detik)</w:t>
+        <w:t>C. Untuk meminimalkan rasio waktu pencarian disk (seek time) terhadap waktu transfer</w:t>
       </w:r>
     </w:p>
     <w:p>
@@ -2823,7 +3012,7 @@
           <w:color w:val="1E293B"/>
           <w:sz w:val="19"/>
         </w:rPr>
-        <w:t>Secara default, NameNode menunggu selama 10 menit (600 detik) plus interval check tertentu sebelum secara resmi menyatakan DataNode mati dan memulai proses re-replikasi bloknya.</w:t>
+        <w:t>Dengan blok 128 MB, waktu pencarian posisi data di disk mekanis (~10 ms) hanya memakan porsi &lt;1% dari total waktu transfer streaming, serta membatasi jumlah objek metadata yang harus ditampung di RAM NameNode.</w:t>
       </w:r>
     </w:p>
     <w:p>
@@ -2842,7 +3031,7 @@
         <w:rPr>
           <w:b/>
         </w:rPr>
-        <w:t>Protokol antarmuka REST API berbasis HTTP bawaan Hadoop yang memungkinkan aplikasi luar mengakses berkas HDFS tanpa menggunakan Java Native Client adalah...</w:t>
+        <w:t>Dampak negatif utama dari fenomena 'Small Files Problem' pada penyimpanan HDFS adalah...</w:t>
       </w:r>
     </w:p>
     <w:p>
@@ -2860,7 +3049,7 @@
         <w:rPr>
           <w:b/>
         </w:rPr>
-        <w:t>A. WebHDFS</w:t>
+        <w:t>B. Kapasitas memori RAM NameNode cepat habis akibat tingginya overhead entri metadata</w:t>
       </w:r>
     </w:p>
     <w:p>
@@ -2879,7 +3068,7 @@
           <w:color w:val="1E293B"/>
           <w:sz w:val="19"/>
         </w:rPr>
-        <w:t>WebHDFS menyediakan antarmuka REST API berbasis HTTP yang lengkap untuk membaca, menulis, dan memanipulasi berkas di HDFS dari berbagai bahasa pemrograman.</w:t>
+        <w:t>Setiap berkas, folder, dan blok di HDFS membutuhkan entri metadata sekitar 150 byte di RAM NameNode. Jutaan file kecil (misal 10 KB) menghabiskan RAM NameNode meski kapasitas disk DataNode masih sangat lapang.</w:t>
       </w:r>
     </w:p>
     <w:p>
@@ -2898,7 +3087,7 @@
         <w:rPr>
           <w:b/>
         </w:rPr>
-        <w:t>Bagaimana HDFS menangani berkas saat NameNode mendeteksi replika blok kurang dari faktor replikasi (under-replicated)?</w:t>
+        <w:t>Komponen pada HDFS High Availability (HA) yang bertugas menjaga konsistensi transaksi edit log antara Active dan Standby adalah...</w:t>
       </w:r>
     </w:p>
     <w:p>
@@ -2916,7 +3105,7 @@
         <w:rPr>
           <w:b/>
         </w:rPr>
-        <w:t>NameNode otomatis menjadwalkan DataNode yang sehat untuk menyalin blok tersebut ke DataNode lain</w:t>
+        <w:t>C. Quorum Journal Manager (QJM) berbasis konsensus mayoritas</w:t>
       </w:r>
     </w:p>
     <w:p>
@@ -2935,7 +3124,7 @@
           <w:color w:val="1E293B"/>
           <w:sz w:val="19"/>
         </w:rPr>
-        <w:t>NameNode terus memantau jumlah replika. Jika ada replika yang hilang, NameNode menjadwalkan pembuatan salinan baru pada DataNode lain yang sehat.</w:t>
+        <w:t>Quorum Journal Manager (QJM) memungkinkan Active NameNode menulis log perubahan dan Standby NameNode membacanya secara simultan melalui grup JournalNodes sehingga status metadata keduanya selalu sinkron.</w:t>
       </w:r>
     </w:p>
     <w:p>
@@ -2954,7 +3143,7 @@
         <w:rPr>
           <w:b/>
         </w:rPr>
-        <w:t>Fitur Erasure Coding (EC) pada Apache Hadoop 3.x umumnya menggunakan algoritma coding...</w:t>
+        <w:t>Daemon ZKFC (ZooKeeper Failover Controller) pada arsitektur HDFS High Availability berfungsi untuk...</w:t>
       </w:r>
     </w:p>
     <w:p>
@@ -2972,7 +3161,7 @@
         <w:rPr>
           <w:b/>
         </w:rPr>
-        <w:t>Reed-Solomon (RS)</w:t>
+        <w:t>D. Memantau kesehatan NameNode dan menginisiasi transisi failover otomatis</w:t>
       </w:r>
     </w:p>
     <w:p>
@@ -2991,7 +3180,7 @@
           <w:color w:val="1E293B"/>
           <w:sz w:val="19"/>
         </w:rPr>
-        <w:t>Hadoop 3.x menggunakan skema Reed-Solomon (misal RS(6,3) atau RS(10,4)) untuk menyediakan toleransi kegagalan tanpa harus membuat 3 salinan utuh.</w:t>
+        <w:t>ZKFC berjalan di mesin NameNode untuk memantau status kesehatannya dan berkoordinasi dengan ZooKeeper guna memicu proses failover otomatis jika Active NameNode mengalami kegagalan.</w:t>
       </w:r>
     </w:p>
     <w:p>
@@ -3010,7 +3199,7 @@
         <w:rPr>
           <w:b/>
         </w:rPr>
-        <w:t>Perintah untuk menyalin data dalam jumlah masif antar klaster Hadoop secara terdistribusi menggunakan MapReduce di belakang layar adalah...</w:t>
+        <w:t>Pada penulisan berkas ke HDFS, bagaimana alur pengaliran data dari klien ke DataNode?</w:t>
       </w:r>
     </w:p>
     <w:p>
@@ -3028,7 +3217,7 @@
         <w:rPr>
           <w:b/>
         </w:rPr>
-        <w:t>distcp (Distributed Copy)</w:t>
+        <w:t>C. Klien mengalirkan data via Write Pipeline berantai: DN 1 -&gt; DN 2 -&gt; DN 3</w:t>
       </w:r>
     </w:p>
     <w:p>
@@ -3047,7 +3236,7 @@
           <w:color w:val="1E293B"/>
           <w:sz w:val="19"/>
         </w:rPr>
-        <w:t>`distcp` (Distributed Copy) adalah utilitas terdistribusi berbasis MapReduce untuk menyalin data skala besar antar direktori atau antar klaster Hadoop secara paralel.</w:t>
+        <w:t>HDFS menggunakan Write Pipeline: klien menulis paket data ke DataNode pertama, yang kemudian secara berantai mengalirkannya ke DataNode kedua, lalu ke DataNode ketiga.</w:t>
       </w:r>
     </w:p>
     <w:p>
@@ -3066,7 +3255,7 @@
         <w:rPr>
           <w:b/>
         </w:rPr>
-        <w:t>Di mana letak direktori data fisik aktual blok HDFS disimpan pada sistem berkas Linux di DataNode?</w:t>
+        <w:t>Kondisi Safe Mode pada NameNode HDFS terjadi saat...</w:t>
       </w:r>
     </w:p>
     <w:p>
@@ -3084,7 +3273,7 @@
         <w:rPr>
           <w:b/>
         </w:rPr>
-        <w:t>Pada direktori lokal yang didefinisikan di konfigurasi `dfs.datanode.data.dir`</w:t>
+        <w:t>C. Startup awal NameNode di mana sistem read-only sambil menghimpun Block Report</w:t>
       </w:r>
     </w:p>
     <w:p>
@@ -3103,7 +3292,7 @@
           <w:color w:val="1E293B"/>
           <w:sz w:val="19"/>
         </w:rPr>
-        <w:t>DataNode menyimpan blok fisik di direktori sistem berkas lokal (seperti ext4/xfs) yang ditentukan oleh properti `dfs.datanode.data.dir` di berkas hdfs-site.xml.</w:t>
+        <w:t>Safe Mode adalah status read-only pada NameNode saat awal menyala. NameNode memuat FsImage, menerapkan EditLog, dan menunggu laporan blok dari DataNode hingga ambang 99.9% blok aman terpenuhi.</w:t>
       </w:r>
     </w:p>
     <w:p>
@@ -3122,7 +3311,7 @@
         <w:rPr>
           <w:b/>
         </w:rPr>
-        <w:t>Apa yang terjadi pada file FsImage saat proses checkpointing oleh Secondary NameNode selesai?</w:t>
+        <w:t>Perintah CLI Hadoop untuk memeriksa integritas sistem berkas dan mencari blok rusak atau hilang di HDFS adalah...</w:t>
       </w:r>
     </w:p>
     <w:p>
@@ -3140,7 +3329,7 @@
         <w:rPr>
           <w:b/>
         </w:rPr>
-        <w:t>FsImage baru dengan nomor transaksi tertinggi dibuat dan diunduh kembali oleh NameNode utama</w:t>
+        <w:t>A. hdfs fsck / direktori pemeriksaan integritas</w:t>
       </w:r>
     </w:p>
     <w:p>
@@ -3159,7 +3348,7 @@
           <w:color w:val="1E293B"/>
           <w:sz w:val="19"/>
         </w:rPr>
-        <w:t>Secondary NameNode menggabungkan FsImage dan EditLog menjadi FsImage baru yang bersih, lalu mengirimkannya kembali ke NameNode utama untuk memangkas EditLog lama.</w:t>
+        <w:t>Perintah `hdfs fsck /` (File System Consistency Check) digunakan untuk mendiagnosis kesehatan sistem berkas HDFS, mendeteksi blok yang rusak (corrupt), hilang (missing), atau under-replicated.</w:t>
       </w:r>
     </w:p>
     <w:p>
@@ -3178,7 +3367,7 @@
         <w:rPr>
           <w:b/>
         </w:rPr>
-        <w:t>File konfigurasi utama yang mendefinisikan alamat default filesystem (`fs.defaultFS`) pada Hadoop adalah...</w:t>
+        <w:t>Karakteristik pola akses berkas utama yang didukung oleh HDFS adalah...</w:t>
       </w:r>
     </w:p>
     <w:p>
@@ -3196,7 +3385,7 @@
         <w:rPr>
           <w:b/>
         </w:rPr>
-        <w:t>core-site.xml</w:t>
+        <w:t>B. Write-Once-Read-Many (tulis sekali dan baca berulang kali secara streaming)</w:t>
       </w:r>
     </w:p>
     <w:p>
@@ -3215,7 +3404,7 @@
           <w:color w:val="1E293B"/>
           <w:sz w:val="19"/>
         </w:rPr>
-        <w:t>`core-site.xml` mendefinisikan konfigurasi inti Hadoop, termasuk URI default sistem berkas seperti `hdfs://namenode-host:9000`.</w:t>
+        <w:t>HDFS mengadopsi model Write-Once-Read-Many (WORM) dengan operasi append di akhir berkas. Modifikasi acak (in-place update) di tengah berkas tidak diizinkan demi menjamin throughput baca yang tinggi.</w:t>
       </w:r>
     </w:p>
     <w:p>
@@ -3234,7 +3423,7 @@
         <w:rPr>
           <w:b/>
         </w:rPr>
-        <w:t>Dalam arsitektur HDFS (Topik Operasional #32), tindakan administratif manakah yang wajib dijalankan sebelum mematikan mesin DataNode untuk pemeliharaan hardware?</w:t>
+        <w:t>Utilitas bawaan Hadoop yang digunakan untuk meratakan kembali distribusi blok antar-DataNode jika terjadi ketimpangan disk adalah...</w:t>
       </w:r>
     </w:p>
     <w:p>
@@ -3252,7 +3441,7 @@
         <w:rPr>
           <w:b/>
         </w:rPr>
-        <w:t>A. Menjalankan proses 'Decommissioning' DataNode agar NameNode mereplikasi bloknya ke node lain terlebih dahulu</w:t>
+        <w:t>A. Perintah hdfs balancer penyeimbang blok</w:t>
       </w:r>
     </w:p>
     <w:p>
@@ -3271,7 +3460,7 @@
           <w:color w:val="1E293B"/>
           <w:sz w:val="19"/>
         </w:rPr>
-        <w:t>Decommissioning adalah prosedur resmi untuk mematikan DataNode secara aman, di mana NameNode mereplikasi seluruh blok di node tersebut ke node lain sebelum node dinonaktifkan.</w:t>
+        <w:t>Perintah `hdfs balancer` adalah utilitas resmi untuk merelokasi blok data antar-DataNode secara perlahan tanpa mematikan klaster hingga utilisasi disk antar-node seimbang.</w:t>
       </w:r>
     </w:p>
     <w:p>
@@ -3290,7 +3479,7 @@
         <w:rPr>
           <w:b/>
         </w:rPr>
-        <w:t>Dalam arsitektur HDFS (Topik Operasional #33), tindakan administratif manakah yang wajib dijalankan sebelum mematikan mesin DataNode untuk pemeliharaan hardware?</w:t>
+        <w:t>Jika sebuah DataNode mengalami kegagalan transmisi saat Write Pipeline sedang berlangsung, langkah HDFS adalah...</w:t>
       </w:r>
     </w:p>
     <w:p>
@@ -3308,7 +3497,7 @@
         <w:rPr>
           <w:b/>
         </w:rPr>
-        <w:t>A. Menjalankan proses 'Decommissioning' DataNode agar NameNode mereplikasi bloknya ke node lain terlebih dahulu</w:t>
+        <w:t>A. Menutup pipeline, mengeluarkan DataNode rusak, dan melanjutkan pada node sehat</w:t>
       </w:r>
     </w:p>
     <w:p>
@@ -3327,7 +3516,7 @@
           <w:color w:val="1E293B"/>
           <w:sz w:val="19"/>
         </w:rPr>
-        <w:t>Decommissioning adalah prosedur resmi untuk mematikan DataNode secara aman, di mana NameNode mereplikasi seluruh blok di node tersebut ke node lain sebelum node dinonaktifkan.</w:t>
+        <w:t>HDFS menutup pipeline, mengembalikan paket yang belum di-ACK ke antrian internal, mengeluarkan DataNode rusak dari pipeline, dan melanjutkan penulisan ke DataNode sehat yang tersisa.</w:t>
       </w:r>
     </w:p>
     <w:p>
@@ -3346,7 +3535,7 @@
         <w:rPr>
           <w:b/>
         </w:rPr>
-        <w:t>Dalam arsitektur HDFS (Topik Operasional #34), tindakan administratif manakah yang wajib dijalankan sebelum mematikan mesin DataNode untuk pemeliharaan hardware?</w:t>
+        <w:t>Berapa ukuran default potongan paket data (packet) yang dialirkan klien ke DataNode pada Write Pipeline?</w:t>
       </w:r>
     </w:p>
     <w:p>
@@ -3364,7 +3553,7 @@
         <w:rPr>
           <w:b/>
         </w:rPr>
-        <w:t>A. Menjalankan proses 'Decommissioning' DataNode agar NameNode mereplikasi bloknya ke node lain terlebih dahulu</w:t>
+        <w:t>C. Ukuran 64 KB per potongan paket data transmisi</w:t>
       </w:r>
     </w:p>
     <w:p>
@@ -3383,7 +3572,7 @@
           <w:color w:val="1E293B"/>
           <w:sz w:val="19"/>
         </w:rPr>
-        <w:t>Decommissioning adalah prosedur resmi untuk mematikan DataNode secara aman, di mana NameNode mereplikasi seluruh blok di node tersebut ke node lain sebelum node dinonaktifkan.</w:t>
+        <w:t>Di dalam Write Pipeline, blok logis 128 MB dipecah menjadi unit paket streaming berukuran 64 KB. Setiap paket memuat beberapa chunk data 512 byte beserta informasi checksum CRC-32.</w:t>
       </w:r>
     </w:p>
     <w:p>
@@ -3402,7 +3591,7 @@
         <w:rPr>
           <w:b/>
         </w:rPr>
-        <w:t>Dalam arsitektur HDFS (Topik Operasional #35), tindakan administratif manakah yang wajib dijalankan sebelum mematikan mesin DataNode untuk pemeliharaan hardware?</w:t>
+        <w:t>Berapa ukuran default potongan chunk data yang dihitung checksum 4 byte-nya untuk deteksi kerusakan data di HDFS?</w:t>
       </w:r>
     </w:p>
     <w:p>
@@ -3420,7 +3609,7 @@
         <w:rPr>
           <w:b/>
         </w:rPr>
-        <w:t>A. Menjalankan proses 'Decommissioning' DataNode agar NameNode mereplikasi bloknya ke node lain terlebih dahulu</w:t>
+        <w:t>C. 512 byte data per unit chunk verifikasi</w:t>
       </w:r>
     </w:p>
     <w:p>
@@ -3439,7 +3628,7 @@
           <w:color w:val="1E293B"/>
           <w:sz w:val="19"/>
         </w:rPr>
-        <w:t>Decommissioning adalah prosedur resmi untuk mematikan DataNode secara aman, di mana NameNode mereplikasi seluruh blok di node tersebut ke node lain sebelum node dinonaktifkan.</w:t>
+        <w:t>HDFS menghitung checksum CRC-32 (4 byte) untuk setiap 512 byte data (`dfs.bytes-per-checksum`). Jika checksum tidak cocok saat dibaca, DataNode otomatis melaporkan blok rusak ke NameNode.</w:t>
       </w:r>
     </w:p>
     <w:p>
@@ -3458,7 +3647,7 @@
         <w:rPr>
           <w:b/>
         </w:rPr>
-        <w:t>Dalam arsitektur HDFS (Topik Operasional #36), tindakan administratif manakah yang wajib dijalankan sebelum mematikan mesin DataNode untuk pemeliharaan hardware?</w:t>
+        <w:t>Fitur HDFS yang mengizinkan klien membaca data langsung dari file lokal DataNode tanpa melewati socket TCP disebut...</w:t>
       </w:r>
     </w:p>
     <w:p>
@@ -3476,7 +3665,7 @@
         <w:rPr>
           <w:b/>
         </w:rPr>
-        <w:t>A. Menjalankan proses 'Decommissioning' DataNode agar NameNode mereplikasi bloknya ke node lain terlebih dahulu</w:t>
+        <w:t>D. Short-Circuit Local Read pembaca disk lokal</w:t>
       </w:r>
     </w:p>
     <w:p>
@@ -3495,7 +3684,7 @@
           <w:color w:val="1E293B"/>
           <w:sz w:val="19"/>
         </w:rPr>
-        <w:t>Decommissioning adalah prosedur resmi untuk mematikan DataNode secara aman, di mana NameNode mereplikasi seluruh blok di node tersebut ke node lain sebelum node dinonaktifkan.</w:t>
+        <w:t>Short-Circuit Local Read memungkinkan klien yang berada pada satu mesin fisik dengan DataNode untuk membaca langsung berkas blok dari harddisk lokal tanpa overhead komunikasi socket TCP DataNode.</w:t>
       </w:r>
     </w:p>
     <w:p>
@@ -3514,7 +3703,7 @@
         <w:rPr>
           <w:b/>
         </w:rPr>
-        <w:t>Dalam arsitektur HDFS (Topik Operasional #37), tindakan administratif manakah yang wajib dijalankan sebelum mematikan mesin DataNode untuk pemeliharaan hardware?</w:t>
+        <w:t>Alat kompresi arsip bawaan Hadoop yang dirancang khusus untuk mengatasi masalah 'Small Files Problem' adalah...</w:t>
       </w:r>
     </w:p>
     <w:p>
@@ -3532,7 +3721,7 @@
         <w:rPr>
           <w:b/>
         </w:rPr>
-        <w:t>A. Menjalankan proses 'Decommissioning' DataNode agar NameNode mereplikasi bloknya ke node lain terlebih dahulu</w:t>
+        <w:t>B. Hadoop Archives (HAR) pengemas berkas kecil</w:t>
       </w:r>
     </w:p>
     <w:p>
@@ -3551,7 +3740,7 @@
           <w:color w:val="1E293B"/>
           <w:sz w:val="19"/>
         </w:rPr>
-        <w:t>Decommissioning adalah prosedur resmi untuk mematikan DataNode secara aman, di mana NameNode mereplikasi seluruh blok di node tersebut ke node lain sebelum node dinonaktifkan.</w:t>
+        <w:t>Hadoop Archives (HAR) mengemas ribuan berkas kecil ke dalam satu berkas arsip besar yang hanya membutuhkan satu referensi metadata di RAM NameNode.</w:t>
       </w:r>
     </w:p>
     <w:p>
@@ -3570,7 +3759,7 @@
         <w:rPr>
           <w:b/>
         </w:rPr>
-        <w:t>Dalam arsitektur HDFS (Topik Operasional #38), tindakan administratif manakah yang wajib dijalankan sebelum mematikan mesin DataNode untuk pemeliharaan hardware?</w:t>
+        <w:t>Fitur HDFS Federation pada Hadoop 2.x/3.x memecahkan masalah skalabilitas memori NameNode dengan cara...</w:t>
       </w:r>
     </w:p>
     <w:p>
@@ -3588,7 +3777,7 @@
         <w:rPr>
           <w:b/>
         </w:rPr>
-        <w:t>A. Menjalankan proses 'Decommissioning' DataNode agar NameNode mereplikasi bloknya ke node lain terlebih dahulu</w:t>
+        <w:t>A. Menggunakan beberapa NameNode independen yang berbagi pool DataNode bersama</w:t>
       </w:r>
     </w:p>
     <w:p>
@@ -3607,7 +3796,7 @@
           <w:color w:val="1E293B"/>
           <w:sz w:val="19"/>
         </w:rPr>
-        <w:t>Decommissioning adalah prosedur resmi untuk mematikan DataNode secara aman, di mana NameNode mereplikasi seluruh blok di node tersebut ke node lain sebelum node dinonaktifkan.</w:t>
+        <w:t>HDFS Federation menggunakan beberapa NameNode independen yang masing-masing mengelola namespace/direktori terpisah (misal /user vs /analytics) di atas pool DataNode bersama.</w:t>
       </w:r>
     </w:p>
     <w:p>
@@ -3626,7 +3815,7 @@
         <w:rPr>
           <w:b/>
         </w:rPr>
-        <w:t>Dalam arsitektur HDFS (Topik Operasional #39), tindakan administratif manakah yang wajib dijalankan sebelum mematikan mesin DataNode untuk pemeliharaan hardware?</w:t>
+        <w:t>Berapa durasi default tanpa sinyal Heartbeat sebelum NameNode secara resmi menetapkan DataNode sebagai Dead Node?</w:t>
       </w:r>
     </w:p>
     <w:p>
@@ -3644,7 +3833,7 @@
         <w:rPr>
           <w:b/>
         </w:rPr>
-        <w:t>A. Menjalankan proses 'Decommissioning' DataNode agar NameNode mereplikasi bloknya ke node lain terlebih dahulu</w:t>
+        <w:t>B. 10 menit (durasi batas ambang heartbeat)</w:t>
       </w:r>
     </w:p>
     <w:p>
@@ -3663,7 +3852,7 @@
           <w:color w:val="1E293B"/>
           <w:sz w:val="19"/>
         </w:rPr>
-        <w:t>Decommissioning adalah prosedur resmi untuk mematikan DataNode secara aman, di mana NameNode mereplikasi seluruh blok di node tersebut ke node lain sebelum node dinonaktifkan.</w:t>
+        <w:t>Secara default, NameNode menunggu 10 menit (600 detik) ditambah 2 kali interval pengecekan status sebelum menetapkan DataNode mati dan memulai pembuatan replika baru.</w:t>
       </w:r>
     </w:p>
     <w:p>
@@ -3682,7 +3871,7 @@
         <w:rPr>
           <w:b/>
         </w:rPr>
-        <w:t>Dalam arsitektur HDFS (Topik Operasional #40), tindakan administratif manakah yang wajib dijalankan sebelum mematikan mesin DataNode untuk pemeliharaan hardware?</w:t>
+        <w:t>Antarmuka REST API berbasis protokol HTTP bawaan Hadoop yang mengizinkan akses ke berkas HDFS tanpa native Java client adalah...</w:t>
       </w:r>
     </w:p>
     <w:p>
@@ -3700,7 +3889,7 @@
         <w:rPr>
           <w:b/>
         </w:rPr>
-        <w:t>A. Menjalankan proses 'Decommissioning' DataNode agar NameNode mereplikasi bloknya ke node lain terlebih dahulu</w:t>
+        <w:t>D. WebHDFS API penyedia endpoint HTTP lengkap</w:t>
       </w:r>
     </w:p>
     <w:p>
@@ -3719,7 +3908,7 @@
           <w:color w:val="1E293B"/>
           <w:sz w:val="19"/>
         </w:rPr>
-        <w:t>Decommissioning adalah prosedur resmi untuk mematikan DataNode secara aman, di mana NameNode mereplikasi seluruh blok di node tersebut ke node lain sebelum node dinonaktifkan.</w:t>
+        <w:t>WebHDFS menyediakan antarmuka REST API lengkap melalui HTTP untuk membaca, menulis, dan memanipulasi direktori/berkas HDFS dari bahasa pemrograman apa pun tanpa library native Java.</w:t>
       </w:r>
     </w:p>
     <w:p>
@@ -3738,7 +3927,7 @@
         <w:rPr>
           <w:b/>
         </w:rPr>
-        <w:t>Dalam arsitektur HDFS (Topik Operasional #41), tindakan administratif manakah yang wajib dijalankan sebelum mematikan mesin DataNode untuk pemeliharaan hardware?</w:t>
+        <w:t>Fitur Erasure Coding (EC) pada Apache Hadoop 3.x umumnya menggunakan skema algoritma pengkodean...</w:t>
       </w:r>
     </w:p>
     <w:p>
@@ -3756,7 +3945,7 @@
         <w:rPr>
           <w:b/>
         </w:rPr>
-        <w:t>A. Menjalankan proses 'Decommissioning' DataNode agar NameNode mereplikasi bloknya ke node lain terlebih dahulu</w:t>
+        <w:t>C. Algoritma Reed-Solomon (RS) berbasis paritas</w:t>
       </w:r>
     </w:p>
     <w:p>
@@ -3775,7 +3964,7 @@
           <w:color w:val="1E293B"/>
           <w:sz w:val="19"/>
         </w:rPr>
-        <w:t>Decommissioning adalah prosedur resmi untuk mematikan DataNode secara aman, di mana NameNode mereplikasi seluruh blok di node tersebut ke node lain sebelum node dinonaktifkan.</w:t>
+        <w:t>Hadoop 3.x Erasure Coding umumnya menggunakan algoritma Reed-Solomon (misal RS(6,3)), yang memecah berkas menjadi 6 blok data dan 3 blok paritas dengan rasio overhead penyimpanan hanya 50%.</w:t>
       </w:r>
     </w:p>
     <w:p>
@@ -3794,7 +3983,7 @@
         <w:rPr>
           <w:b/>
         </w:rPr>
-        <w:t>Dalam arsitektur HDFS (Topik Operasional #42), tindakan administratif manakah yang wajib dijalankan sebelum mematikan mesin DataNode untuk pemeliharaan hardware?</w:t>
+        <w:t>Perbedaan mendasar antara replikasi 3x konvensional dan Erasure Coding RS(6,3) dalam konsumsi storage adalah...</w:t>
       </w:r>
     </w:p>
     <w:p>
@@ -3812,7 +4001,7 @@
         <w:rPr>
           <w:b/>
         </w:rPr>
-        <w:t>A. Menjalankan proses 'Decommissioning' DataNode agar NameNode mereplikasi bloknya ke node lain terlebih dahulu</w:t>
+        <w:t>C. Replikasi 3x overhead 200% (total 3x), sedangkan Erasure Coding RS(6,3) hanya overhead 50% (total 1.5x)</w:t>
       </w:r>
     </w:p>
     <w:p>
@@ -3831,7 +4020,7 @@
           <w:color w:val="1E293B"/>
           <w:sz w:val="19"/>
         </w:rPr>
-        <w:t>Decommissioning adalah prosedur resmi untuk mematikan DataNode secara aman, di mana NameNode mereplikasi seluruh blok di node tersebut ke node lain sebelum node dinonaktifkan.</w:t>
+        <w:t>Replikasi 3x melipatgandakan data menjadi 300% (overhead 200%). Erasure Coding RS(6,3) hanya membutuhkan 1.5x kapasitas penyimpanan (overhead 50%) untuk tingkat ketahanan data yang setara.</w:t>
       </w:r>
     </w:p>
     <w:p>
@@ -3850,7 +4039,7 @@
         <w:rPr>
           <w:b/>
         </w:rPr>
-        <w:t>Dalam arsitektur HDFS (Topik Operasional #43), tindakan administratif manakah yang wajib dijalankan sebelum mematikan mesin DataNode untuk pemeliharaan hardware?</w:t>
+        <w:t>Perintah HDFS CLI untuk menghapus berkas secara permanen tanpa memindahkannya ke direktori Trash adalah...</w:t>
       </w:r>
     </w:p>
     <w:p>
@@ -3868,7 +4057,7 @@
         <w:rPr>
           <w:b/>
         </w:rPr>
-        <w:t>A. Menjalankan proses 'Decommissioning' DataNode agar NameNode mereplikasi bloknya ke node lain terlebih dahulu</w:t>
+        <w:t>D. hdfs dfs -rm -skipTrash /path/file direktori sasaran</w:t>
       </w:r>
     </w:p>
     <w:p>
@@ -3887,7 +4076,7 @@
           <w:color w:val="1E293B"/>
           <w:sz w:val="19"/>
         </w:rPr>
-        <w:t>Decommissioning adalah prosedur resmi untuk mematikan DataNode secara aman, di mana NameNode mereplikasi seluruh blok di node tersebut ke node lain sebelum node dinonaktifkan.</w:t>
+        <w:t>Opsi `-skipTrash` pada perintah `hdfs dfs -rm` akan langsung memotong referensi blok dan menghapus berkas seketika tanpa transit di folder `.Trash` pengguna.</w:t>
       </w:r>
     </w:p>
     <w:p>
@@ -3906,7 +4095,7 @@
         <w:rPr>
           <w:b/>
         </w:rPr>
-        <w:t>Dalam arsitektur HDFS (Topik Operasional #44), tindakan administratif manakah yang wajib dijalankan sebelum mematikan mesin DataNode untuk pemeliharaan hardware?</w:t>
+        <w:t>Metode pencegahan 'Split-Brain Scenario' pada arsitektur HDFS High Availability saat terjadi failover adalah...</w:t>
       </w:r>
     </w:p>
     <w:p>
@@ -3924,7 +4113,7 @@
         <w:rPr>
           <w:b/>
         </w:rPr>
-        <w:t>A. Menjalankan proses 'Decommissioning' DataNode agar NameNode mereplikasi bloknya ke node lain terlebih dahulu</w:t>
+        <w:t>B. Fencing (mengisolasi atau mematikan akses Active NameNode lama)</w:t>
       </w:r>
     </w:p>
     <w:p>
@@ -3943,7 +4132,7 @@
           <w:color w:val="1E293B"/>
           <w:sz w:val="19"/>
         </w:rPr>
-        <w:t>Decommissioning adalah prosedur resmi untuk mematikan DataNode secara aman, di mana NameNode mereplikasi seluruh blok di node tersebut ke node lain sebelum node dinonaktifkan.</w:t>
+        <w:t>Fencing memastikan hanya ada satu NameNode yang aktif menulis. Fencing dapat berupa pemutusan daya jarak jauh (STONITH) atau SSH fencing untuk mencabut proses daemon master lama.</w:t>
       </w:r>
     </w:p>
     <w:p>
@@ -3962,7 +4151,7 @@
         <w:rPr>
           <w:b/>
         </w:rPr>
-        <w:t>Dalam arsitektur HDFS (Topik Operasional #45), tindakan administratif manakah yang wajib dijalankan sebelum mematikan mesin DataNode untuk pemeliharaan hardware?</w:t>
+        <w:t>Kapan proses Checkpointing oleh Secondary NameNode secara default dipicu di klaster Hadoop?</w:t>
       </w:r>
     </w:p>
     <w:p>
@@ -3980,7 +4169,7 @@
         <w:rPr>
           <w:b/>
         </w:rPr>
-        <w:t>A. Menjalankan proses 'Decommissioning' DataNode agar NameNode mereplikasi bloknya ke node lain terlebih dahulu</w:t>
+        <w:t>B. Secara periodik setiap 1 jam atau saat transaksi log capai 1 juta</w:t>
       </w:r>
     </w:p>
     <w:p>
@@ -3999,7 +4188,7 @@
           <w:color w:val="1E293B"/>
           <w:sz w:val="19"/>
         </w:rPr>
-        <w:t>Decommissioning adalah prosedur resmi untuk mematikan DataNode secara aman, di mana NameNode mereplikasi seluruh blok di node tersebut ke node lain sebelum node dinonaktifkan.</w:t>
+        <w:t>Checkpointing dipicu oleh interval waktu (default 3600 detik / 1 jam) atau jumlah transaksi mutasi edit log (default 1.000.000 transaksi) pada properti konfigurasi checkpoint.</w:t>
       </w:r>
     </w:p>
     <w:p>
@@ -4018,7 +4207,7 @@
         <w:rPr>
           <w:b/>
         </w:rPr>
-        <w:t>Dalam arsitektur HDFS (Topik Operasional #46), tindakan administratif manakah yang wajib dijalankan sebelum mematikan mesin DataNode untuk pemeliharaan hardware?</w:t>
+        <w:t>Bagaimana HDFS menangani berkas ketika NameNode mendeteksi jumlah replika blok kurang dari faktor replikasi yang ditentukan?</w:t>
       </w:r>
     </w:p>
     <w:p>
@@ -4036,7 +4225,7 @@
         <w:rPr>
           <w:b/>
         </w:rPr>
-        <w:t>A. Menjalankan proses 'Decommissioning' DataNode agar NameNode mereplikasi bloknya ke node lain terlebih dahulu</w:t>
+        <w:t>B. NameNode otomatis menjadwalkan DataNode sehat mereplikasi blok tersebut ke DataNode lain</w:t>
       </w:r>
     </w:p>
     <w:p>
@@ -4055,7 +4244,7 @@
           <w:color w:val="1E293B"/>
           <w:sz w:val="19"/>
         </w:rPr>
-        <w:t>Decommissioning adalah prosedur resmi untuk mematikan DataNode secara aman, di mana NameNode mereplikasi seluruh blok di node tersebut ke node lain sebelum node dinonaktifkan.</w:t>
+        <w:t>NameNode terus memantau status replika. Jika ada blok yang under-replicated (misal akibat DataNode mati), NameNode otomatis memerintahkan DataNode sehat lain untuk menyalin blok tersebut.</w:t>
       </w:r>
     </w:p>
     <w:p>
@@ -4074,7 +4263,7 @@
         <w:rPr>
           <w:b/>
         </w:rPr>
-        <w:t>Dalam arsitektur HDFS (Topik Operasional #47), tindakan administratif manakah yang wajib dijalankan sebelum mematikan mesin DataNode untuk pemeliharaan hardware?</w:t>
+        <w:t>Apa isi informasi yang tercatat di dalam berkas FsImage pada disk NameNode?</w:t>
       </w:r>
     </w:p>
     <w:p>
@@ -4092,7 +4281,7 @@
         <w:rPr>
           <w:b/>
         </w:rPr>
-        <w:t>A. Menjalankan proses 'Decommissioning' DataNode agar NameNode mereplikasi bloknya ke node lain terlebih dahulu</w:t>
+        <w:t>D. Rekaman rekursif seluruh struktur direktori, inode berkas, izin akses, dan pemetaan blok logis</w:t>
       </w:r>
     </w:p>
     <w:p>
@@ -4111,7 +4300,7 @@
           <w:color w:val="1E293B"/>
           <w:sz w:val="19"/>
         </w:rPr>
-        <w:t>Decommissioning adalah prosedur resmi untuk mematikan DataNode secara aman, di mana NameNode mereplikasi seluruh blok di node tersebut ke node lain sebelum node dinonaktifkan.</w:t>
+        <w:t>FsImage berisi snapshot lengkap sistem berkas: hierarki folder, izin akses (ownership &amp; permissions), kuota direktori, dan daftar blok yang menyusun setiap berkas.</w:t>
       </w:r>
     </w:p>
     <w:p>
@@ -4130,7 +4319,7 @@
         <w:rPr>
           <w:b/>
         </w:rPr>
-        <w:t>Dalam arsitektur HDFS (Topik Operasional #48), tindakan administratif manakah yang wajib dijalankan sebelum mematikan mesin DataNode untuk pemeliharaan hardware?</w:t>
+        <w:t>Mengapa pemetaan lokasi fisik blok pada DataNode TIDAK disimpan secara persisten di dalam berkas FsImage?</w:t>
       </w:r>
     </w:p>
     <w:p>
@@ -4148,7 +4337,7 @@
         <w:rPr>
           <w:b/>
         </w:rPr>
-        <w:t>A. Menjalankan proses 'Decommissioning' DataNode agar NameNode mereplikasi bloknya ke node lain terlebih dahulu</w:t>
+        <w:t>C. Karena NameNode menyusun pemetaan fisik blok secara dinamis dari Block Report saat startup</w:t>
       </w:r>
     </w:p>
     <w:p>
@@ -4167,7 +4356,7 @@
           <w:color w:val="1E293B"/>
           <w:sz w:val="19"/>
         </w:rPr>
-        <w:t>Decommissioning adalah prosedur resmi untuk mematikan DataNode secara aman, di mana NameNode mereplikasi seluruh blok di node tersebut ke node lain sebelum node dinonaktifkan.</w:t>
+        <w:t>Lokasi fisik blok tidak disimpan di FsImage karena node bisa mati, restart, atau berganti IP. Saat startup, DataNode mengirim Block Report untuk menyusun pemetaan lokasi di memori NameNode secara akurat.</w:t>
       </w:r>
     </w:p>
     <w:p>
@@ -4186,7 +4375,7 @@
         <w:rPr>
           <w:b/>
         </w:rPr>
-        <w:t>Dalam arsitektur HDFS (Topik Operasional #49), tindakan administratif manakah yang wajib dijalankan sebelum mematikan mesin DataNode untuk pemeliharaan hardware?</w:t>
+        <w:t>Fitur HDFS Centralized Cache Management memungkinkan administrator klaster untuk...</w:t>
       </w:r>
     </w:p>
     <w:p>
@@ -4204,7 +4393,7 @@
         <w:rPr>
           <w:b/>
         </w:rPr>
-        <w:t>A. Menjalankan proses 'Decommissioning' DataNode agar NameNode mereplikasi bloknya ke node lain terlebih dahulu</w:t>
+        <w:t>B. Mengunci blok data tertentu di memori RAM DataNode agar pembacaan berulang menjadi jauh lebih cepat</w:t>
       </w:r>
     </w:p>
     <w:p>
@@ -4223,7 +4412,7 @@
           <w:color w:val="1E293B"/>
           <w:sz w:val="19"/>
         </w:rPr>
-        <w:t>Decommissioning adalah prosedur resmi untuk mematikan DataNode secara aman, di mana NameNode mereplikasi seluruh blok di node tersebut ke node lain sebelum node dinonaktifkan.</w:t>
+        <w:t>Centralized Cache Management memungkinkan pinning direktori atau berkas penting ke memori off-heap DataNode, mempercepat analisis berulang (misal pada job Spark atau Hive).</w:t>
       </w:r>
     </w:p>
     <w:p>
@@ -4242,7 +4431,7 @@
         <w:rPr>
           <w:b/>
         </w:rPr>
-        <w:t>Dalam arsitektur HDFS (Topik Operasional #50), tindakan administratif manakah yang wajib dijalankan sebelum mematikan mesin DataNode untuk pemeliharaan hardware?</w:t>
+        <w:t>Perintah CLI untuk menampilkan penggunaan ruang penyimpanan pada suatu direktori HDFS dalam format human-readable adalah...</w:t>
       </w:r>
     </w:p>
     <w:p>
@@ -4260,7 +4449,7 @@
         <w:rPr>
           <w:b/>
         </w:rPr>
-        <w:t>A. Menjalankan proses 'Decommissioning' DataNode agar NameNode mereplikasi bloknya ke node lain terlebih dahulu</w:t>
+        <w:t>D. hdfs dfs -du -h /path/folder penampil ringkasan</w:t>
       </w:r>
     </w:p>
     <w:p>
@@ -4279,7 +4468,7 @@
           <w:color w:val="1E293B"/>
           <w:sz w:val="19"/>
         </w:rPr>
-        <w:t>Decommissioning adalah prosedur resmi untuk mematikan DataNode secara aman, di mana NameNode mereplikasi seluruh blok di node tersebut ke node lain sebelum node dinonaktifkan.</w:t>
+        <w:t>Perintah `hdfs dfs -du -h` menampilkan ringkasan ukuran berkas dan total pemakaian disk beserta replikasinya dalam satuan yang mudah dibaca (MB, GB, TB).</w:t>
       </w:r>
     </w:p>
     <w:p>
@@ -4298,7 +4487,7 @@
         <w:rPr>
           <w:b/>
         </w:rPr>
-        <w:t>Dalam arsitektur HDFS (Topik Operasional #51), tindakan administratif manakah yang wajib dijalankan sebelum mematikan mesin DataNode untuk pemeliharaan hardware?</w:t>
+        <w:t>Apa fungsi dari fitur HDFS Snapshots yang dapat diaktifkan pada direktori tertentu (snapshottable)?</w:t>
       </w:r>
     </w:p>
     <w:p>
@@ -4316,7 +4505,7 @@
         <w:rPr>
           <w:b/>
         </w:rPr>
-        <w:t>A. Menjalankan proses 'Decommissioning' DataNode agar NameNode mereplikasi bloknya ke node lain terlebih dahulu</w:t>
+        <w:t>D. Membuat salinan point-in-time berstatus read-only dari sistem berkas untuk backup instan</w:t>
       </w:r>
     </w:p>
     <w:p>
@@ -4335,7 +4524,7 @@
           <w:color w:val="1E293B"/>
           <w:sz w:val="19"/>
         </w:rPr>
-        <w:t>Decommissioning adalah prosedur resmi untuk mematikan DataNode secara aman, di mana NameNode mereplikasi seluruh blok di node tersebut ke node lain sebelum node dinonaktifkan.</w:t>
+        <w:t>HDFS Snapshot adalah salinan point-in-time dari sistem berkas. Pembuatan snapshot berlangsung sangat cepat (O(1)) karena hanya menyalin metadata blok tanpa menduplikasi data fisik.</w:t>
       </w:r>
     </w:p>
     <w:p>
@@ -4354,7 +4543,7 @@
         <w:rPr>
           <w:b/>
         </w:rPr>
-        <w:t>Dalam arsitektur HDFS (Topik Operasional #52), tindakan administratif manakah yang wajib dijalankan sebelum mematikan mesin DataNode untuk pemeliharaan hardware?</w:t>
+        <w:t>Perilaku penanganan berkas sampah pada HDFS ketika fitur Trash diaktifkan adalah...</w:t>
       </w:r>
     </w:p>
     <w:p>
@@ -4372,7 +4561,7 @@
         <w:rPr>
           <w:b/>
         </w:rPr>
-        <w:t>A. Menjalankan proses 'Decommissioning' DataNode agar NameNode mereplikasi bloknya ke node lain terlebih dahulu</w:t>
+        <w:t>D. Berkas yang dihapus dipindahkan sementara ke folder /user/&lt;username&gt;/.Trash sebelum musnah</w:t>
       </w:r>
     </w:p>
     <w:p>
@@ -4391,7 +4580,7 @@
           <w:color w:val="1E293B"/>
           <w:sz w:val="19"/>
         </w:rPr>
-        <w:t>Decommissioning adalah prosedur resmi untuk mematikan DataNode secara aman, di mana NameNode mereplikasi seluruh blok di node tersebut ke node lain sebelum node dinonaktifkan.</w:t>
+        <w:t>Fitur Trash menampung berkas yang dihapus di direktori `.Trash` selama durasi tertentu (ditetapkan oleh `fs.trash.interval`) sehingga dapat dipulihkan jika terjadi ketidaksengajaan.</w:t>
       </w:r>
     </w:p>
     <w:p>
@@ -4410,7 +4599,7 @@
         <w:rPr>
           <w:b/>
         </w:rPr>
-        <w:t>Dalam arsitektur HDFS (Topik Operasional #53), tindakan administratif manakah yang wajib dijalankan sebelum mematikan mesin DataNode untuk pemeliharaan hardware?</w:t>
+        <w:t>Pada klaster Hadoop High Availability, peran Standby NameNode selama klaster berjalan normal adalah...</w:t>
       </w:r>
     </w:p>
     <w:p>
@@ -4428,7 +4617,7 @@
         <w:rPr>
           <w:b/>
         </w:rPr>
-        <w:t>A. Menjalankan proses 'Decommissioning' DataNode agar NameNode mereplikasi bloknya ke node lain terlebih dahulu</w:t>
+        <w:t>A. Tetap aktif menjaga sinkronisasi metadata dari JournalNode dan siap failover tanpa jeda</w:t>
       </w:r>
     </w:p>
     <w:p>
@@ -4447,7 +4636,7 @@
           <w:color w:val="1E293B"/>
           <w:sz w:val="19"/>
         </w:rPr>
-        <w:t>Decommissioning adalah prosedur resmi untuk mematikan DataNode secara aman, di mana NameNode mereplikasi seluruh blok di node tersebut ke node lain sebelum node dinonaktifkan.</w:t>
+        <w:t>Standby NameNode terus membaca edit log dari JournalNode dan menerima Block Report dari DataNode, sehingga memorinya selalu sinkron dan siap menjadi Active seketika tanpa downtime.</w:t>
       </w:r>
     </w:p>
     <w:p>
@@ -4466,7 +4655,7 @@
         <w:rPr>
           <w:b/>
         </w:rPr>
-        <w:t>Dalam arsitektur HDFS (Topik Operasional #54), tindakan administratif manakah yang wajib dijalankan sebelum mematikan mesin DataNode untuk pemeliharaan hardware?</w:t>
+        <w:t>Strategi penyimpanan HDFS Storage Policies tipe 'COLD' memanfaatkan media penyimpanan berjenis...</w:t>
       </w:r>
     </w:p>
     <w:p>
@@ -4484,7 +4673,7 @@
         <w:rPr>
           <w:b/>
         </w:rPr>
-        <w:t>A. Menjalankan proses 'Decommissioning' DataNode agar NameNode mereplikasi bloknya ke node lain terlebih dahulu</w:t>
+        <w:t>A. Media penyimpanan ARCHIVE dengan kompresi densitas tinggi dan hemat biaya</w:t>
       </w:r>
     </w:p>
     <w:p>
@@ -4503,7 +4692,7 @@
           <w:color w:val="1E293B"/>
           <w:sz w:val="19"/>
         </w:rPr>
-        <w:t>Decommissioning adalah prosedur resmi untuk mematikan DataNode secara aman, di mana NameNode mereplikasi seluruh blok di node tersebut ke node lain sebelum node dinonaktifkan.</w:t>
+        <w:t>Policy COLD memanfaatkan tier storage ARCHIVE untuk data yang jarang diakses (cold data), biasanya dipadukan dengan algoritma Erasure Coding untuk efisiensi ruang maksimum.</w:t>
       </w:r>
     </w:p>
     <w:p>
@@ -4522,7 +4711,7 @@
         <w:rPr>
           <w:b/>
         </w:rPr>
-        <w:t>Dalam arsitektur HDFS (Topik Operasional #55), tindakan administratif manakah yang wajib dijalankan sebelum mematikan mesin DataNode untuk pemeliharaan hardware?</w:t>
+        <w:t>Strategi penyimpanan HDFS Storage Policies tipe 'ALL_SSD' bertujuan untuk...</w:t>
       </w:r>
     </w:p>
     <w:p>
@@ -4540,7 +4729,7 @@
         <w:rPr>
           <w:b/>
         </w:rPr>
-        <w:t>A. Menjalankan proses 'Decommissioning' DataNode agar NameNode mereplikasi bloknya ke node lain terlebih dahulu</w:t>
+        <w:t>B. Memastikan seluruh replika blok data disimpan secara eksklusif pada media solid state drive</w:t>
       </w:r>
     </w:p>
     <w:p>
@@ -4559,7 +4748,7 @@
           <w:color w:val="1E293B"/>
           <w:sz w:val="19"/>
         </w:rPr>
-        <w:t>Decommissioning adalah prosedur resmi untuk mematikan DataNode secara aman, di mana NameNode mereplikasi seluruh blok di node tersebut ke node lain sebelum node dinonaktifkan.</w:t>
+        <w:t>Policy ALL_SSD menempatkan semua replika data pada drive SSD untuk memberikan latensi I/O terendah pada aplikasi analitik berkecepatan tinggi.</w:t>
       </w:r>
     </w:p>
     <w:p>
@@ -4578,7 +4767,7 @@
         <w:rPr>
           <w:b/>
         </w:rPr>
-        <w:t>Dalam arsitektur HDFS (Topik Operasional #56), tindakan administratif manakah yang wajib dijalankan sebelum mematikan mesin DataNode untuk pemeliharaan hardware?</w:t>
+        <w:t>Perintah CLI untuk mengubah faktor replikasi berkas tertentu di HDFS menjadi 4 salinan adalah...</w:t>
       </w:r>
     </w:p>
     <w:p>
@@ -4596,7 +4785,7 @@
         <w:rPr>
           <w:b/>
         </w:rPr>
-        <w:t>A. Menjalankan proses 'Decommissioning' DataNode agar NameNode mereplikasi bloknya ke node lain terlebih dahulu</w:t>
+        <w:t>A. hdfs dfs -setrep -w 4 /path/file perintah eksekusi</w:t>
       </w:r>
     </w:p>
     <w:p>
@@ -4615,7 +4804,7 @@
           <w:color w:val="1E293B"/>
           <w:sz w:val="19"/>
         </w:rPr>
-        <w:t>Decommissioning adalah prosedur resmi untuk mematikan DataNode secara aman, di mana NameNode mereplikasi seluruh blok di node tersebut ke node lain sebelum node dinonaktifkan.</w:t>
+        <w:t>Perintah `hdfs dfs -setrep -w 4 /path/file` mengubah replication factor berkas menjadi 4, dan opsi `-w` memerintahkan CLI menunggu hingga proses replikasi fisik selesai.</w:t>
       </w:r>
     </w:p>
     <w:p>
@@ -4634,7 +4823,7 @@
         <w:rPr>
           <w:b/>
         </w:rPr>
-        <w:t>Dalam arsitektur HDFS (Topik Operasional #57), tindakan administratif manakah yang wajib dijalankan sebelum mematikan mesin DataNode untuk pemeliharaan hardware?</w:t>
+        <w:t>Apa yang terjadi pada blok data yang berstatus 'Over-Replicated' di dalam sistem HDFS?</w:t>
       </w:r>
     </w:p>
     <w:p>
@@ -4652,7 +4841,7 @@
         <w:rPr>
           <w:b/>
         </w:rPr>
-        <w:t>A. Menjalankan proses 'Decommissioning' DataNode agar NameNode mereplikasi bloknya ke node lain terlebih dahulu</w:t>
+        <w:t>A. NameNode secara terencana memilih dan menghapus kelebihan replika tanpa menghilangkan data</w:t>
       </w:r>
     </w:p>
     <w:p>
@@ -4671,7 +4860,7 @@
           <w:color w:val="1E293B"/>
           <w:sz w:val="19"/>
         </w:rPr>
-        <w:t>Decommissioning adalah prosedur resmi untuk mematikan DataNode secara aman, di mana NameNode mereplikasi seluruh blok di node tersebut ke node lain sebelum node dinonaktifkan.</w:t>
+        <w:t>Jika faktor replikasi diturunkan atau node yang sempat mati hidup kembali, NameNode mendeteksi over-replication dan memerintahkan DataNode menghapus replika berlebih agar kapasitas disk hemat.</w:t>
       </w:r>
     </w:p>
     <w:p>
@@ -4690,7 +4879,7 @@
         <w:rPr>
           <w:b/>
         </w:rPr>
-        <w:t>Dalam arsitektur HDFS (Topik Operasional #58), tindakan administratif manakah yang wajib dijalankan sebelum mematikan mesin DataNode untuk pemeliharaan hardware?</w:t>
+        <w:t>Mekanisme perlindungan data HDFS terhadap kerusakan bit pada level disk (silent data corruption) adalah...</w:t>
       </w:r>
     </w:p>
     <w:p>
@@ -4708,7 +4897,7 @@
         <w:rPr>
           <w:b/>
         </w:rPr>
-        <w:t>A. Menjalankan proses 'Decommissioning' DataNode agar NameNode mereplikasi bloknya ke node lain terlebih dahulu</w:t>
+        <w:t>D. Verifikasi berkala checksum CRC-32 oleh DataNode Block Scanner di latar belakang sistem</w:t>
       </w:r>
     </w:p>
     <w:p>
@@ -4727,7 +4916,7 @@
           <w:color w:val="1E293B"/>
           <w:sz w:val="19"/>
         </w:rPr>
-        <w:t>Decommissioning adalah prosedur resmi untuk mematikan DataNode secara aman, di mana NameNode mereplikasi seluruh blok di node tersebut ke node lain sebelum node dinonaktifkan.</w:t>
+        <w:t>DataNode menjalankan DataBlockScanner di latar belakang yang secara berkala membaca seluruh blok dan memvalidasi checksum CRC-32 guna mendeteksi bit rot sebelum blok tersebut diminta oleh klien.</w:t>
       </w:r>
     </w:p>
     <w:p>
@@ -4746,7 +4935,7 @@
         <w:rPr>
           <w:b/>
         </w:rPr>
-        <w:t>Dalam arsitektur HDFS (Topik Operasional #59), tindakan administratif manakah yang wajib dijalankan sebelum mematikan mesin DataNode untuk pemeliharaan hardware?</w:t>
+        <w:t>Batasan arsitektural HDFS yang membuatnya kurang cocok untuk basis data transaksi perbankan OLTP adalah...</w:t>
       </w:r>
     </w:p>
     <w:p>
@@ -4764,7 +4953,7 @@
         <w:rPr>
           <w:b/>
         </w:rPr>
-        <w:t>A. Menjalankan proses 'Decommissioning' DataNode agar NameNode mereplikasi bloknya ke node lain terlebih dahulu</w:t>
+        <w:t>D. Tidak mendukung modifikasi berkas acak berlatensi rendah dan tidak memiliki transaksi ACID acak</w:t>
       </w:r>
     </w:p>
     <w:p>
@@ -4783,7 +4972,7 @@
           <w:color w:val="1E293B"/>
           <w:sz w:val="19"/>
         </w:rPr>
-        <w:t>Decommissioning adalah prosedur resmi untuk mematikan DataNode secara aman, di mana NameNode mereplikasi seluruh blok di node tersebut ke node lain sebelum node dinonaktifkan.</w:t>
+        <w:t>HDFS dirancang untuk streaming throughput besar dengan pola WORM, bukan untuk transaksi OLTP latensi rendah dengan ribuan pembaruan data acak (in-place updates) per detik.</w:t>
       </w:r>
     </w:p>
     <w:p>
@@ -4802,7 +4991,7 @@
         <w:rPr>
           <w:b/>
         </w:rPr>
-        <w:t>Dalam arsitektur HDFS (Topik Operasional #60), tindakan administratif manakah yang wajib dijalankan sebelum mematikan mesin DataNode untuk pemeliharaan hardware?</w:t>
+        <w:t>Peran komponen JournalNode pada implementasi HDFS High Availability berbasis QJM adalah...</w:t>
       </w:r>
     </w:p>
     <w:p>
@@ -4820,7 +5009,7 @@
         <w:rPr>
           <w:b/>
         </w:rPr>
-        <w:t>A. Menjalankan proses 'Decommissioning' DataNode agar NameNode mereplikasi bloknya ke node lain terlebih dahulu</w:t>
+        <w:t>B. Menampung dan mencatat transaksi edit log dari Active NameNode secara voting mayoritas quorum</w:t>
       </w:r>
     </w:p>
     <w:p>
@@ -4839,7 +5028,7 @@
           <w:color w:val="1E293B"/>
           <w:sz w:val="19"/>
         </w:rPr>
-        <w:t>Decommissioning adalah prosedur resmi untuk mematikan DataNode secara aman, di mana NameNode mereplikasi seluruh blok di node tersebut ke node lain sebelum node dinonaktifkan.</w:t>
+        <w:t>JournalNode mencatat setiap mutasi metadata. Agar transaksi dianggap sukses (committed), transaksi harus berhasil ditulis pada mayoritas node quorum (misal 2 dari 3 JournalNode).</w:t>
       </w:r>
     </w:p>
     <w:p>
@@ -4858,7 +5047,7 @@
         <w:rPr>
           <w:b/>
         </w:rPr>
-        <w:t>Dalam arsitektur HDFS (Topik Operasional #61), tindakan administratif manakah yang wajib dijalankan sebelum mematikan mesin DataNode untuk pemeliharaan hardware?</w:t>
+        <w:t>Kapan HDFS secara otomatis keluar dari kondisi Safe Mode saat proses startup klaster?</w:t>
       </w:r>
     </w:p>
     <w:p>
@@ -4876,7 +5065,7 @@
         <w:rPr>
           <w:b/>
         </w:rPr>
-        <w:t>A. Menjalankan proses 'Decommissioning' DataNode agar NameNode mereplikasi bloknya ke node lain terlebih dahulu</w:t>
+        <w:t>D. Setelah 99.9% blok telah dilaporkan sehat oleh DataNode dan interval tunggu tercapai</w:t>
       </w:r>
     </w:p>
     <w:p>
@@ -4895,7 +5084,7 @@
           <w:color w:val="1E293B"/>
           <w:sz w:val="19"/>
         </w:rPr>
-        <w:t>Decommissioning adalah prosedur resmi untuk mematikan DataNode secara aman, di mana NameNode mereplikasi seluruh blok di node tersebut ke node lain sebelum node dinonaktifkan.</w:t>
+        <w:t>NameNode keluar dari Safe Mode saat rasio blok yang dilaporkan oleh DataNode memenuhi ambang `dfs.namenode.safemode.threshold-pct` (default 0.999 / 99.9%) ditambah waktu tunda `extension`.</w:t>
       </w:r>
     </w:p>
     <w:p>
@@ -4914,7 +5103,7 @@
         <w:rPr>
           <w:b/>
         </w:rPr>
-        <w:t>Dalam arsitektur HDFS (Topik Operasional #62), tindakan administratif manakah yang wajib dijalankan sebelum mematikan mesin DataNode untuk pemeliharaan hardware?</w:t>
+        <w:t>Perintah CLI untuk memaksa NameNode keluar dari status Safe Mode secara manual oleh administrator adalah...</w:t>
       </w:r>
     </w:p>
     <w:p>
@@ -4932,7 +5121,7 @@
         <w:rPr>
           <w:b/>
         </w:rPr>
-        <w:t>A. Menjalankan proses 'Decommissioning' DataNode agar NameNode mereplikasi bloknya ke node lain terlebih dahulu</w:t>
+        <w:t>C. hdfs dfsadmin -safemode leave perintah eksekusi</w:t>
       </w:r>
     </w:p>
     <w:p>
@@ -4951,7 +5140,7 @@
           <w:color w:val="1E293B"/>
           <w:sz w:val="19"/>
         </w:rPr>
-        <w:t>Decommissioning adalah prosedur resmi untuk mematikan DataNode secara aman, di mana NameNode mereplikasi seluruh blok di node tersebut ke node lain sebelum node dinonaktifkan.</w:t>
+        <w:t>Perintah administratif `hdfs dfsadmin -safemode leave` digunakan oleh operator sistem untuk memaksa NameNode beralih ke mode read-write normal jika proses otomatis tertahan.</w:t>
       </w:r>
     </w:p>
     <w:p>
@@ -4970,7 +5159,7 @@
         <w:rPr>
           <w:b/>
         </w:rPr>
-        <w:t>Dalam arsitektur HDFS (Topik Operasional #63), tindakan administratif manakah yang wajib dijalankan sebelum mematikan mesin DataNode untuk pemeliharaan hardware?</w:t>
+        <w:t>Mekanisme HDFS untuk mencegah hilangnya data akibat bencana fisik pada satu data center penuh adalah...</w:t>
       </w:r>
     </w:p>
     <w:p>
@@ -4988,7 +5177,7 @@
         <w:rPr>
           <w:b/>
         </w:rPr>
-        <w:t>A. Menjalankan proses 'Decommissioning' DataNode agar NameNode mereplikasi bloknya ke node lain terlebih dahulu</w:t>
+        <w:t>C. Konfigurasi replikasi blok lintas data center (Cross-Datacenter Replication)</w:t>
       </w:r>
     </w:p>
     <w:p>
@@ -5007,7 +5196,7 @@
           <w:color w:val="1E293B"/>
           <w:sz w:val="19"/>
         </w:rPr>
-        <w:t>Decommissioning adalah prosedur resmi untuk mematikan DataNode secara aman, di mana NameNode mereplikasi seluruh blok di node tersebut ke node lain sebelum node dinonaktifkan.</w:t>
+        <w:t>Klaster enterprise memanfaatkan Cross-Datacenter Replication atau alat sinkronisasi terdistribusi seperti Apache DistCp untuk menduplikasi dataset ke data center regional yang terpisah secara geografis.</w:t>
       </w:r>
     </w:p>
     <w:p>
@@ -5026,7 +5215,7 @@
         <w:rPr>
           <w:b/>
         </w:rPr>
-        <w:t>Dalam arsitektur HDFS (Topik Operasional #64), tindakan administratif manakah yang wajib dijalankan sebelum mematikan mesin DataNode untuk pemeliharaan hardware?</w:t>
+        <w:t>Utilitas Apache Hadoop yang dirancang untuk menyalin dataset berukuran sangat besar antar-klaster secara paralel adalah...</w:t>
       </w:r>
     </w:p>
     <w:p>
@@ -5044,7 +5233,7 @@
         <w:rPr>
           <w:b/>
         </w:rPr>
-        <w:t>A. Menjalankan proses 'Decommissioning' DataNode agar NameNode mereplikasi bloknya ke node lain terlebih dahulu</w:t>
+        <w:t>A. DistCp (Distributed Copy) berbasis MapReduce paralel</w:t>
       </w:r>
     </w:p>
     <w:p>
@@ -5063,7 +5252,7 @@
           <w:color w:val="1E293B"/>
           <w:sz w:val="19"/>
         </w:rPr>
-        <w:t>Decommissioning adalah prosedur resmi untuk mematikan DataNode secara aman, di mana NameNode mereplikasi seluruh blok di node tersebut ke node lain sebelum node dinonaktifkan.</w:t>
+        <w:t>Apache DistCp (Distributed Copy) menggunakan pekerjaan MapReduce untuk menyalin file skala terabyte/petabyte secara paralel antar klaster HDFS atau antara HDFS dan cloud storage.</w:t>
       </w:r>
     </w:p>
     <w:p>
@@ -5082,7 +5271,7 @@
         <w:rPr>
           <w:b/>
         </w:rPr>
-        <w:t>Dalam arsitektur HDFS (Topik Operasional #65), tindakan administratif manakah yang wajib dijalankan sebelum mematikan mesin DataNode untuk pemeliharaan hardware?</w:t>
+        <w:t>Dalam arsitektur HDFS, apa yang dimaksud dengan 'Data Locality'?</w:t>
       </w:r>
     </w:p>
     <w:p>
@@ -5100,7 +5289,7 @@
         <w:rPr>
           <w:b/>
         </w:rPr>
-        <w:t>A. Menjalankan proses 'Decommissioning' DataNode agar NameNode mereplikasi bloknya ke node lain terlebih dahulu</w:t>
+        <w:t>B. Kemampuan menjadwalkan komputasi sedekat mungkin dengan node fisik tempat data blok tersimpan</w:t>
       </w:r>
     </w:p>
     <w:p>
@@ -5119,7 +5308,7 @@
           <w:color w:val="1E293B"/>
           <w:sz w:val="19"/>
         </w:rPr>
-        <w:t>Decommissioning adalah prosedur resmi untuk mematikan DataNode secara aman, di mana NameNode mereplikasi seluruh blok di node tersebut ke node lain sebelum node dinonaktifkan.</w:t>
+        <w:t>Data Locality adalah prinsip fundamental Hadoop: memindahkan komputasi ke data (move compute to data), bukan memindahkan data masif melintasi jaringan ke mesin komputasi.</w:t>
       </w:r>
     </w:p>
     <w:p>
@@ -5138,7 +5327,7 @@
         <w:rPr>
           <w:b/>
         </w:rPr>
-        <w:t>Dalam arsitektur HDFS (Topik Operasional #66), tindakan administratif manakah yang wajib dijalankan sebelum mematikan mesin DataNode untuk pemeliharaan hardware?</w:t>
+        <w:t>Pada topologi jaringan Hadoop, apa fungsi dari Rack Awareness script (`net.topology.script.file.name`)?</w:t>
       </w:r>
     </w:p>
     <w:p>
@@ -5156,7 +5345,7 @@
         <w:rPr>
           <w:b/>
         </w:rPr>
-        <w:t>A. Menjalankan proses 'Decommissioning' DataNode agar NameNode mereplikasi bloknya ke node lain terlebih dahulu</w:t>
+        <w:t>C. Memetakan alamat IP DataNode ke identifier rak fisik tertentu (seperti /rack1 atau /rack2)</w:t>
       </w:r>
     </w:p>
     <w:p>
@@ -5175,7 +5364,7 @@
           <w:color w:val="1E293B"/>
           <w:sz w:val="19"/>
         </w:rPr>
-        <w:t>Decommissioning adalah prosedur resmi untuk mematikan DataNode secara aman, di mana NameNode mereplikasi seluruh blok di node tersebut ke node lain sebelum node dinonaktifkan.</w:t>
+        <w:t>Script Rack Awareness menerjemahkan alamat IP node pekerja menjadi path topologi jaringan (misal `/switch1/rack2`), yang digunakan NameNode untuk menentukan penempatan replika cerdas.</w:t>
       </w:r>
     </w:p>
     <w:p>
@@ -5194,7 +5383,7 @@
         <w:rPr>
           <w:b/>
         </w:rPr>
-        <w:t>Dalam arsitektur HDFS (Topik Operasional #67), tindakan administratif manakah yang wajib dijalankan sebelum mematikan mesin DataNode untuk pemeliharaan hardware?</w:t>
+        <w:t>Karakteristik penting dari penulisan berkas berformat SequenceFile pada HDFS adalah...</w:t>
       </w:r>
     </w:p>
     <w:p>
@@ -5212,7 +5401,7 @@
         <w:rPr>
           <w:b/>
         </w:rPr>
-        <w:t>A. Menjalankan proses 'Decommissioning' DataNode agar NameNode mereplikasi bloknya ke node lain terlebih dahulu</w:t>
+        <w:t>C. Menyimpan pasangan data Key-Value biner terkompresi yang dapat dipecah (splittable) oleh MapReduce</w:t>
       </w:r>
     </w:p>
     <w:p>
@@ -5231,7 +5420,7 @@
           <w:color w:val="1E293B"/>
           <w:sz w:val="19"/>
         </w:rPr>
-        <w:t>Decommissioning adalah prosedur resmi untuk mematikan DataNode secara aman, di mana NameNode mereplikasi seluruh blok di node tersebut ke node lain sebelum node dinonaktifkan.</w:t>
+        <w:t>SequenceFile adalah format biner berbasis Key-Value yang mendukung kompresi (Record atau Block compression) dan bersifat splittable, menjadikannya solusi ampuh untuk Small Files Problem.</w:t>
       </w:r>
     </w:p>
     <w:p>
@@ -5250,7 +5439,7 @@
         <w:rPr>
           <w:b/>
         </w:rPr>
-        <w:t>Dalam arsitektur HDFS (Topik Operasional #68), tindakan administratif manakah yang wajib dijalankan sebelum mematikan mesin DataNode untuk pemeliharaan hardware?</w:t>
+        <w:t>Fitur HDFS NFS Gateway memungkinkan pengguna sistem operasi Linux untuk...</w:t>
       </w:r>
     </w:p>
     <w:p>
@@ -5268,7 +5457,7 @@
         <w:rPr>
           <w:b/>
         </w:rPr>
-        <w:t>A. Menjalankan proses 'Decommissioning' DataNode agar NameNode mereplikasi bloknya ke node lain terlebih dahulu</w:t>
+        <w:t>D. Memasang (mount) direktori HDFS ke sistem berkas lokal klien seperti drive NFS biasa</w:t>
       </w:r>
     </w:p>
     <w:p>
@@ -5287,7 +5476,7 @@
           <w:color w:val="1E293B"/>
           <w:sz w:val="19"/>
         </w:rPr>
-        <w:t>Decommissioning adalah prosedur resmi untuk mematikan DataNode secara aman, di mana NameNode mereplikasi seluruh blok di node tersebut ke node lain sebelum node dinonaktifkan.</w:t>
+        <w:t>HDFS NFS Gateway (NFSv3) memungkinkan klien me-mount HDFS ke sistem berkas lokal mereka, sehingga pengguna dapat melihat dan mengunggah berkas menggunakan utilitas OS biasa (`ls`, `cp`).</w:t>
       </w:r>
     </w:p>
     <w:p>
@@ -5306,7 +5495,7 @@
         <w:rPr>
           <w:b/>
         </w:rPr>
-        <w:t>Dalam arsitektur HDFS (Topik Operasional #69), tindakan administratif manakah yang wajib dijalankan sebelum mematikan mesin DataNode untuk pemeliharaan hardware?</w:t>
+        <w:t>Perbedaan antara antarmuka WebHDFS dan HttpFS dalam ekosistem Hadoop adalah...</w:t>
       </w:r>
     </w:p>
     <w:p>
@@ -5324,7 +5513,7 @@
         <w:rPr>
           <w:b/>
         </w:rPr>
-        <w:t>A. Menjalankan proses 'Decommissioning' DataNode agar NameNode mereplikasi bloknya ke node lain terlebih dahulu</w:t>
+        <w:t>A. WebHDFS berkomunikasi langsung ke DataNode, sedangkan HttpFS adalah gateway server tunggal di balik firewall</w:t>
       </w:r>
     </w:p>
     <w:p>
@@ -5343,7 +5532,7 @@
           <w:color w:val="1E293B"/>
           <w:sz w:val="19"/>
         </w:rPr>
-        <w:t>Decommissioning adalah prosedur resmi untuk mematikan DataNode secara aman, di mana NameNode mereplikasi seluruh blok di node tersebut ke node lain sebelum node dinonaktifkan.</w:t>
+        <w:t>WebHDFS mengarahkan (redirect) klien langsung ke DataNode untuk transfer data, sedangkan HttpFS bertindak sebagai proxy/gateway tunggal terpusat yang ideal untuk melewati firewall ketat.</w:t>
       </w:r>
     </w:p>
     <w:p>
@@ -5362,7 +5551,7 @@
         <w:rPr>
           <w:b/>
         </w:rPr>
-        <w:t>Dalam arsitektur HDFS (Topik Operasional #70), tindakan administratif manakah yang wajib dijalankan sebelum mematikan mesin DataNode untuk pemeliharaan hardware?</w:t>
+        <w:t>Proses 'Decommissioning' pada DataNode dilakukan oleh administrator klaster untuk...</w:t>
       </w:r>
     </w:p>
     <w:p>
@@ -5380,7 +5569,7 @@
         <w:rPr>
           <w:b/>
         </w:rPr>
-        <w:t>A. Menjalankan proses 'Decommissioning' DataNode agar NameNode mereplikasi bloknya ke node lain terlebih dahulu</w:t>
+        <w:t>B. Mematikan node pekerja secara aman setelah NameNode selesai mereplikasi seluruh bloknya ke node lain</w:t>
       </w:r>
     </w:p>
     <w:p>
@@ -5399,7 +5588,7 @@
           <w:color w:val="1E293B"/>
           <w:sz w:val="19"/>
         </w:rPr>
-        <w:t>Decommissioning adalah prosedur resmi untuk mematikan DataNode secara aman, di mana NameNode mereplikasi seluruh blok di node tersebut ke node lain sebelum node dinonaktifkan.</w:t>
+        <w:t>Decommissioning adalah prosedur aman memensiunkan DataNode. NameNode menyalin semua blok yang ada di node tersebut ke DataNode sehat lainnya sebelum node dinonaktifkan permanen.</w:t>
       </w:r>
     </w:p>
     <w:p>
@@ -5418,7 +5607,7 @@
         <w:rPr>
           <w:b/>
         </w:rPr>
-        <w:t>Dalam arsitektur HDFS (Topik Operasional #71), tindakan administratif manakah yang wajib dijalankan sebelum mematikan mesin DataNode untuk pemeliharaan hardware?</w:t>
+        <w:t>Perintah CLI untuk memicu verifikasi konsistensi sistem berkas dan langsung menghapus blok rusak (corrupt) adalah...</w:t>
       </w:r>
     </w:p>
     <w:p>
@@ -5436,7 +5625,7 @@
         <w:rPr>
           <w:b/>
         </w:rPr>
-        <w:t>A. Menjalankan proses 'Decommissioning' DataNode agar NameNode mereplikasi bloknya ke node lain terlebih dahulu</w:t>
+        <w:t>D. hdfs fsck / -delete perintah eksekusi penghapusan</w:t>
       </w:r>
     </w:p>
     <w:p>
@@ -5455,7 +5644,7 @@
           <w:color w:val="1E293B"/>
           <w:sz w:val="19"/>
         </w:rPr>
-        <w:t>Decommissioning adalah prosedur resmi untuk mematikan DataNode secara aman, di mana NameNode mereplikasi seluruh blok di node tersebut ke node lain sebelum node dinonaktifkan.</w:t>
+        <w:t>Perintah `hdfs fsck / -delete` akan memeriksa sistem berkas dan secara otomatis menghapus referensi metadata ke blok-blok yang telah rusak permanen (corrupt files).</w:t>
       </w:r>
     </w:p>
     <w:p>
@@ -5474,7 +5663,7 @@
         <w:rPr>
           <w:b/>
         </w:rPr>
-        <w:t>Dalam arsitektur HDFS (Topik Operasional #72), tindakan administratif manakah yang wajib dijalankan sebelum mematikan mesin DataNode untuk pemeliharaan hardware?</w:t>
+        <w:t>Apa peran dari properti konfigurasi `dfs.replication.max` pada berkas `hdfs-site.xml`?</w:t>
       </w:r>
     </w:p>
     <w:p>
@@ -5492,7 +5681,7 @@
         <w:rPr>
           <w:b/>
         </w:rPr>
-        <w:t>A. Menjalankan proses 'Decommissioning' DataNode agar NameNode mereplikasi bloknya ke node lain terlebih dahulu</w:t>
+        <w:t>C. Membatasi jumlah maksimum replika yang diizinkan untuk sebuah berkas di dalam klaster</w:t>
       </w:r>
     </w:p>
     <w:p>
@@ -5511,7 +5700,7 @@
           <w:color w:val="1E293B"/>
           <w:sz w:val="19"/>
         </w:rPr>
-        <w:t>Decommissioning adalah prosedur resmi untuk mematikan DataNode secara aman, di mana NameNode mereplikasi seluruh blok di node tersebut ke node lain sebelum node dinonaktifkan.</w:t>
+        <w:t>Properti `dfs.replication.max` (default 512) menetapkan batas atas faktor replikasi yang dapat diminta klien, mencegah pemborosan storage jika pengguna salah mengetik angka replikasi.</w:t>
       </w:r>
     </w:p>
     <w:p>
@@ -5530,7 +5719,7 @@
         <w:rPr>
           <w:b/>
         </w:rPr>
-        <w:t>Dalam arsitektur HDFS (Topik Operasional #73), tindakan administratif manakah yang wajib dijalankan sebelum mematikan mesin DataNode untuk pemeliharaan hardware?</w:t>
+        <w:t>Pada HDFS, blok data yang sedang dalam proses penulisan oleh klien dan belum di-close disebut...</w:t>
       </w:r>
     </w:p>
     <w:p>
@@ -5548,7 +5737,7 @@
         <w:rPr>
           <w:b/>
         </w:rPr>
-        <w:t>A. Menjalankan proses 'Decommissioning' DataNode agar NameNode mereplikasi bloknya ke node lain terlebih dahulu</w:t>
+        <w:t>C. Blok data berstatus Under Construction (RBW / Replica Being Written)</w:t>
       </w:r>
     </w:p>
     <w:p>
@@ -5567,7 +5756,7 @@
           <w:color w:val="1E293B"/>
           <w:sz w:val="19"/>
         </w:rPr>
-        <w:t>Decommissioning adalah prosedur resmi untuk mematikan DataNode secara aman, di mana NameNode mereplikasi seluruh blok di node tersebut ke node lain sebelum node dinonaktifkan.</w:t>
+        <w:t>Blok yang sedang ditulis berstatus RBW (Replica Being Written) atau RUR (Replica Under Recovery). Blok ini belum final hingga klien memanggil method `close()` pada stream berkas.</w:t>
       </w:r>
     </w:p>
     <w:p>
@@ -5586,7 +5775,7 @@
         <w:rPr>
           <w:b/>
         </w:rPr>
-        <w:t>Dalam arsitektur HDFS (Topik Operasional #74), tindakan administratif manakah yang wajib dijalankan sebelum mematikan mesin DataNode untuk pemeliharaan hardware?</w:t>
+        <w:t>Fungsi dari fitur HDFS Disk Balancer (`hdfs diskbalancer`) pada Hadoop 3.x adalah...</w:t>
       </w:r>
     </w:p>
     <w:p>
@@ -5604,7 +5793,7 @@
         <w:rPr>
           <w:b/>
         </w:rPr>
-        <w:t>A. Menjalankan proses 'Decommissioning' DataNode agar NameNode mereplikasi bloknya ke node lain terlebih dahulu</w:t>
+        <w:t>B. Meratakan distribusi data blok antar-harddisk lokal di dalam satu DataNode yang sama</w:t>
       </w:r>
     </w:p>
     <w:p>
@@ -5623,7 +5812,7 @@
           <w:color w:val="1E293B"/>
           <w:sz w:val="19"/>
         </w:rPr>
-        <w:t>Decommissioning adalah prosedur resmi untuk mematikan DataNode secara aman, di mana NameNode mereplikasi seluruh blok di node tersebut ke node lain sebelum node dinonaktifkan.</w:t>
+        <w:t>HDFS Balancer meratakan data antar-node, sedangkan HDFS Disk Balancer (Hadoop 3.x) meratakan blok antar-drive/mount point lokal di dalam satu DataNode jika ada disk yang lebih penuh dari disk lain.</w:t>
       </w:r>
     </w:p>
     <w:p>
@@ -5642,7 +5831,7 @@
         <w:rPr>
           <w:b/>
         </w:rPr>
-        <w:t>Dalam arsitektur HDFS (Topik Operasional #75), tindakan administratif manakah yang wajib dijalankan sebelum mematikan mesin DataNode untuk pemeliharaan hardware?</w:t>
+        <w:t>Kapan sebuah blok data di HDFS dinyatakan sebagai 'Corrupt Block' oleh NameNode?</w:t>
       </w:r>
     </w:p>
     <w:p>
@@ -5660,7 +5849,7 @@
         <w:rPr>
           <w:b/>
         </w:rPr>
-        <w:t>A. Menjalankan proses 'Decommissioning' DataNode agar NameNode mereplikasi bloknya ke node lain terlebih dahulu</w:t>
+        <w:t>B. Ketika hasil verifikasi checksum CRC-32 saat pembacaan tidak cocok dengan checksum saat ditulis</w:t>
       </w:r>
     </w:p>
     <w:p>
@@ -5679,7 +5868,7 @@
           <w:color w:val="1E293B"/>
           <w:sz w:val="19"/>
         </w:rPr>
-        <w:t>Decommissioning adalah prosedur resmi untuk mematikan DataNode secara aman, di mana NameNode mereplikasi seluruh blok di node tersebut ke node lain sebelum node dinonaktifkan.</w:t>
+        <w:t>Blok dinyatakan corrupt jika verifikasi checksum CRC-32 gagal saat dibaca klien atau saat discan oleh DataBlockScanner DataNode, menandakan terjadi kerusakan bit (bit rot) fisik di disk.</w:t>
       </w:r>
     </w:p>
     <w:p>
@@ -5698,7 +5887,7 @@
         <w:rPr>
           <w:b/>
         </w:rPr>
-        <w:t>Berapa ukuran ruang cakram fisik yang terpakai di HDFS untuk blok terakhir dari berkas berukuran 514 MB dengan ukuran blok 128 MB?</w:t>
+        <w:t>Sebuah berkas berukuran 514 MB diunggah ke HDFS dengan ukuran blok 128 MB. Berapa jumlah blok yang dihasilkan dan rincian ukuran fisiknya?</w:t>
       </w:r>
     </w:p>
     <w:p>
@@ -5716,7 +5905,7 @@
         <w:rPr>
           <w:b/>
         </w:rPr>
-        <w:t>D. 2 MB saja</w:t>
+        <w:t>D. 5 blok data (4 blok berukuran 128 MB dan 1 blok berukuran 2 MB di disk)</w:t>
       </w:r>
     </w:p>
     <w:p>
@@ -5735,7 +5924,7 @@
           <w:color w:val="1E293B"/>
           <w:sz w:val="19"/>
         </w:rPr>
-        <w:t>Ukuran blok 128 MB adalah batas logis maksimum. Berkas 514 MB dibagi 128 MB menghasilkan 4 blok penuh (4 x 128 = 512 MB) dan blok ke-5 berisi sisa 2 MB (514 - 512 = 2 MB). Di disk fisik, blok terakhir hanya memakan 2 MB aktual.</w:t>
+        <w:t>Jumlah blok = ceil(514 / 128) = 5 blok. 4 blok terisi penuh (4 x 128 MB = 512 MB) dan blok ke-5 berisi 2 MB. Di disk fisik, blok terakhir hanya memakan 2 MB.</w:t>
       </w:r>
     </w:p>
     <w:p>
@@ -5754,7 +5943,7 @@
         <w:rPr>
           <w:b/>
         </w:rPr>
-        <w:t>Sebuah berkas berukuran 200 MB disimpan di HDFS dengan ukuran blok 64 MB dan faktor replikasi 3. Berapa total ruang disk fisik yang dikonsumsi di seluruh klaster?</w:t>
+        <w:t>Sebuah file berukuran 300 MB disimpan di HDFS dengan blok default 128 MB dan faktor replikasi 3. Berapa total kapasitas disk fisik yang dikonsumsi klaster?</w:t>
       </w:r>
     </w:p>
     <w:p>
@@ -5772,7 +5961,7 @@
         <w:rPr>
           <w:b/>
         </w:rPr>
-        <w:t>B. 600 MB</w:t>
+        <w:t>D. 900 MB total ruang penyimpanan harddisk</w:t>
       </w:r>
     </w:p>
     <w:p>
@@ -5791,7 +5980,7 @@
           <w:color w:val="1E293B"/>
           <w:sz w:val="19"/>
         </w:rPr>
-        <w:t>Ukuran berkas aktual adalah 200 MB. Dengan faktor replikasi 3, total ruang fisik yang digunakan adalah 200 MB x 3 = 600 MB (blok terakhir yang bersisa hanya memakan ruang aktualnya dikali 3).</w:t>
+        <w:t>Total disk = Ukuran file x Faktor Replikasi = 300 MB x 3 = 900 MB. Blok terakhir (44 MB) juga hanya memakan 44 MB per replika (44 x 3 = 132 MB). Total = 900 MB.</w:t>
       </w:r>
     </w:p>
     <w:p>
@@ -5810,7 +5999,7 @@
         <w:rPr>
           <w:b/>
         </w:rPr>
-        <w:t>Berapa jumlah total blok yang terbentuk di HDFS untuk berkas berukuran 300 MB jika ukuran blok disetel ke 128 MB?</w:t>
+        <w:t>Berapa jumlah blok yang terbentuk jika sebuah berkas teks log berukuran 1.000 MB diunggah ke klaster HDFS dengan konfigurasi ukuran blok 256 MB?</w:t>
       </w:r>
     </w:p>
     <w:p>
@@ -5828,7 +6017,7 @@
         <w:rPr>
           <w:b/>
         </w:rPr>
-        <w:t>B. 3 blok</w:t>
+        <w:t>D. 4 blok penyimpanan data sistem berkas</w:t>
       </w:r>
     </w:p>
     <w:p>
@@ -5847,7 +6036,7 @@
           <w:color w:val="1E293B"/>
           <w:sz w:val="19"/>
         </w:rPr>
-        <w:t>Rumus jumlah blok: ceil(Ukuran Berkas / Ukuran Blok) = ceil(300 / 128) = ceil(2.34) = 3 blok (Blok 1: 128MB, Blok 2: 128MB, Blok 3: 44MB).</w:t>
+        <w:t>Jumlah blok = ceil(1.000 / 256) = ceil(3.906) = 4 blok. (Tiga blok berukuran 256 MB = 768 MB, dan satu blok terakhir berukuran 232 MB).</w:t>
       </w:r>
     </w:p>
     <w:p>
@@ -5866,7 +6055,7 @@
         <w:rPr>
           <w:b/>
         </w:rPr>
-        <w:t>Berapa ukuran fisik pada disk untuk blok terakhir dari berkas berukuran 700 MB dengan ukuran blok HDFS 256 MB?</w:t>
+        <w:t>Sebuah klaster HDFS menyimpan 10 juta berkas kecil. Jika setiap objek metadata di NameNode memakan ~150 byte RAM, berapa perkiraan memori RAM yang terkonsumsi?</w:t>
       </w:r>
     </w:p>
     <w:p>
@@ -5884,7 +6073,7 @@
         <w:rPr>
           <w:b/>
         </w:rPr>
-        <w:t>B. 188 MB</w:t>
+        <w:t>A. Sekitar 1.5 Gigabyte memori utama RAM</w:t>
       </w:r>
     </w:p>
     <w:p>
@@ -5903,7 +6092,7 @@
           <w:color w:val="1E293B"/>
           <w:sz w:val="19"/>
         </w:rPr>
-        <w:t>700 MB dibagi blok 256 MB menghasilkan 2 blok penuh (2 x 256 = 512 MB). Sisa blok ke-3 adalah 700 - 512 = 188 MB fisik.</w:t>
+        <w:t>Konsumsi RAM = 10.000.000 x 150 byte = 1.500.000.000 byte ≈ 1.5 GB RAM. Ini membuktikan mengapa jutaan file kecil membebani memori NameNode.</w:t>
       </w:r>
     </w:p>
     <w:p>
@@ -5922,7 +6111,7 @@
         <w:rPr>
           <w:b/>
         </w:rPr>
-        <w:t>Sebuah klaster memiliki 10 DataNode. Jika sebuah file berukuran 100 GB disimpan dengan faktor replikasi 3, berapa kapasitas total yang digunakan oleh file tersebut di klaster?</w:t>
+        <w:t>Sebuah berkas berukuran 10 GB diunggah ke HDFS dengan ukuran blok 128 MB. Berapa jumlah tugas Mapper default yang akan diinisiasi pada job MapReduce?</w:t>
       </w:r>
     </w:p>
     <w:p>
@@ -5940,7 +6129,7 @@
         <w:rPr>
           <w:b/>
         </w:rPr>
-        <w:t>B. 300 GB</w:t>
+        <w:t>B. 80 Mapper bertugas memproses data</w:t>
       </w:r>
     </w:p>
     <w:p>
@@ -5959,7 +6148,7 @@
           <w:color w:val="1E293B"/>
           <w:sz w:val="19"/>
         </w:rPr>
-        <w:t>Total kapasitas = Ukuran File x Faktor Replikasi = 100 GB x 3 = 300 GB. Jumlah DataNode menentukan batas kapasitas klaster, bukan ruang file.</w:t>
+        <w:t>Ukuran file 10 GB = 10.240 MB. Jumlah blok = 10.240 / 128 = 80 blok. Secara default, 1 InputSplit = 1 blok HDFS, sehingga diinisiasi tepat 80 Mapper.</w:t>
       </w:r>
     </w:p>
     <w:p>
@@ -5978,7 +6167,7 @@
         <w:rPr>
           <w:b/>
         </w:rPr>
-        <w:t>Sebuah berkas berukuran 1024 MB disimpan di HDFS dengan ukuran blok 128 MB. Secara default, berapa jumlah tugas Mapper yang akan diluncurkan untuk memproses berkas tersebut?</w:t>
+        <w:t>Sebuah perusahaan menyimpan data 100 TB di HDFS. Berapa kapasitas disk fisik yang dibutuhkan jika menggunakan replikasi 3x dibandingkan Erasure Coding RS(6,3)?</w:t>
       </w:r>
     </w:p>
     <w:p>
@@ -5996,7 +6185,7 @@
         <w:rPr>
           <w:b/>
         </w:rPr>
-        <w:t>C. 8 Mapper</w:t>
+        <w:t>B. Replikasi 3x butuh 300 TB, sedangkan Erasure Coding RS(6,3) hanya butuh 150 TB</w:t>
       </w:r>
     </w:p>
     <w:p>
@@ -6015,7 +6204,7 @@
           <w:color w:val="1E293B"/>
           <w:sz w:val="19"/>
         </w:rPr>
-        <w:t>Secara default, 1 InputSplit = 1 blok HDFS. Maka: 1024 MB / 128 MB = 8 blok = 8 Mapper tasks.</w:t>
+        <w:t>Replikasi 3x memiliki rasio 3.0x (100 TB x 3 = 300 TB). Erasure Coding RS(6,3) memiliki rasio (6+3)/6 = 1.5x (100 TB x 1.5 = 150 TB). Penghematan sebesar 50%.</w:t>
       </w:r>
     </w:p>
     <w:p>
@@ -6034,7 +6223,7 @@
         <w:rPr>
           <w:b/>
         </w:rPr>
-        <w:t>Jika setiap objek metadata di NameNode membutuhkan sekitar 150 byte RAM, berapa estimasi memori RAM yang dibutuhkan NameNode untuk menyimpan 10 juta berkas (asumsi 1 blok per berkas)?</w:t>
+        <w:t>Sebuah blok HDFS berukuran 128 MB ditransfer melalui jaringan dengan bandwidth 1 Gbps (125 MB/s). Berapa estimasi waktu transfer murni data tersebut?</w:t>
       </w:r>
     </w:p>
     <w:p>
@@ -6052,7 +6241,7 @@
         <w:rPr>
           <w:b/>
         </w:rPr>
-        <w:t>B. ~1.5 GB</w:t>
+        <w:t>A. Sekitar 1.02 detik durasi transfer</w:t>
       </w:r>
     </w:p>
     <w:p>
@@ -6071,7 +6260,7 @@
           <w:color w:val="1E293B"/>
           <w:sz w:val="19"/>
         </w:rPr>
-        <w:t>10.000.000 objek x 150 byte = 1.500.000.000 byte = sekitar 1.5 GB RAM.</w:t>
+        <w:t>Bandwidth 1 Gbps = 125 MB/s. Waktu transfer = 128 MB / 125 MB/s ≈ 1.024 detik. Dibanding seek time disk (~0.01 detik), transfer mendominasi 99% waktu.</w:t>
       </w:r>
     </w:p>
     <w:p>
@@ -6090,7 +6279,7 @@
         <w:rPr>
           <w:b/>
         </w:rPr>
-        <w:t>Berkas berukuran 50 MB disimpan pada blok HDFS berukuran 128 MB. Berapa persen kapasitas blok yang tidak terpakai?</w:t>
+        <w:t>Sebuah harddisk server memiliki waktu pencarian (seek time) 10 ms dan kecepatan baca sekuensial 100 MB/s. Berapa rasio seek time terhadap transfer blok 128 MB?</w:t>
       </w:r>
     </w:p>
     <w:p>
@@ -6108,7 +6297,7 @@
         <w:rPr>
           <w:b/>
         </w:rPr>
-        <w:t>B. ~60.9%</w:t>
+        <w:t>A. Rasio seek time kurang dari 1% waktu</w:t>
       </w:r>
     </w:p>
     <w:p>
@@ -6127,7 +6316,7 @@
           <w:color w:val="1E293B"/>
           <w:sz w:val="19"/>
         </w:rPr>
-        <w:t>Kapasitas blok = 128 MB, terpakai = 50 MB. Sisa kapasitas logis yang kosong = (128 - 50) / 128 = 78 / 128 = ~60.94%. Namun ruang disk fisik hanya memakai 50 MB.</w:t>
+        <w:t>Transfer time 128 MB pada 100 MB/s adalah 1.28 detik (1280 ms). Seek time = 10 ms. Rasio = 10 ms / 1280 ms ≈ 0.78% (&lt;1%). Ini alasan ukuran blok HDFS dibuat besar.</w:t>
       </w:r>
     </w:p>
     <w:p>
@@ -6146,7 +6335,7 @@
         <w:rPr>
           <w:b/>
         </w:rPr>
-        <w:t>Jika sebuah klaster memiliki 20 node DataNode, masing-masing memiliki kapasitas disk 2 TB. Berapa kapasitas efektif data unik yang dapat disimpan jika Replication Factor = 3?</w:t>
+        <w:t>Sebuah node pekerja YARN memiliki 64 GB RAM fisik. Jika 8 GB dialokasikan untuk OS dan alokasi minimum container adalah 2 GB, berapa container maksimum yang dapat berjalan?</w:t>
       </w:r>
     </w:p>
     <w:p>
@@ -6164,7 +6353,7 @@
         <w:rPr>
           <w:b/>
         </w:rPr>
-        <w:t>B. ~13.33 TB</w:t>
+        <w:t>C. Tersedia maksimum 28 unit container</w:t>
       </w:r>
     </w:p>
     <w:p>
@@ -6183,7 +6372,7 @@
           <w:color w:val="1E293B"/>
           <w:sz w:val="19"/>
         </w:rPr>
-        <w:t>Total kapasitas fisik = 20 node x 2 TB = 40 TB. Kapasitas data unik efektif = 40 TB / 3 = ~13.33 TB.</w:t>
+        <w:t>RAM untuk YARN = 64 GB - 8 GB = 56 GB. Jumlah container maksimum = 56 GB / 2 GB = 28 container.</w:t>
       </w:r>
     </w:p>
     <w:p>
@@ -6202,7 +6391,7 @@
         <w:rPr>
           <w:b/>
         </w:rPr>
-        <w:t>Pada Hadoop 3.x dengan Erasure Coding RS(6,3), 6 blok data dilindungi oleh 3 blok paritas. Berapa persentase overhead penyimpanan skema ini dibandingkan replikasi standar 3x (overhead 200%)?</w:t>
+        <w:t>Sebuah file berukuran 65 MB diunggah ke HDFS dengan ukuran blok 128 MB dan replikasi 2. Berapa total konsumsi disk fisik aktual berkas tersebut?</w:t>
       </w:r>
     </w:p>
     <w:p>
@@ -6220,7 +6409,7 @@
         <w:rPr>
           <w:b/>
         </w:rPr>
-        <w:t>A. 50% overhead</w:t>
+        <w:t>C. Tepat 130 MB kapasitas disk fisik</w:t>
       </w:r>
     </w:p>
     <w:p>
@@ -6239,7 +6428,7 @@
           <w:color w:val="1E293B"/>
           <w:sz w:val="19"/>
         </w:rPr>
-        <w:t>Overhead RS(6,3) = 3 paritas / 6 data = 50% overhead penyimpanan. Ini jauh lebih hemat dibandingkan replikasi 3x yang memiliki overhead 200%.</w:t>
+        <w:t>HDFS tidak mengalokasikan 128 MB penuh jika berkas lebih kecil. Disk fisik per blok = 65 MB. Dengan replikasi 2, total disk = 65 MB x 2 = 130 MB.</w:t>
       </w:r>
     </w:p>
     <w:p>
@@ -6258,7 +6447,7 @@
         <w:rPr>
           <w:b/>
         </w:rPr>
-        <w:t>Berapa ukuran blok fisik terakhir untuk berkas 1000 MB dengan blok 128 MB?</w:t>
+        <w:t>Sebuah dataset berukuran 2.048 MB diproses oleh MapReduce dengan blok 256 MB. Jika waktu eksekusi rata-rata per map task adalah 30 detik pada 8 vCore simultan, berapa total waktu komputasi map?</w:t>
       </w:r>
     </w:p>
     <w:p>
@@ -6276,7 +6465,7 @@
         <w:rPr>
           <w:b/>
         </w:rPr>
-        <w:t>A. 104 MB</w:t>
+        <w:t>C. Sekitar 30 detik waktu eksekusi tugas</w:t>
       </w:r>
     </w:p>
     <w:p>
@@ -6295,7 +6484,7 @@
           <w:color w:val="1E293B"/>
           <w:sz w:val="19"/>
         </w:rPr>
-        <w:t>1000 / 128 = 7 blok penuh (7 x 128 = 896 MB). Sisa blok ke-8 = 1000 - 896 = 104 MB.</w:t>
+        <w:t>Jumlah blok/map task = 2.048 / 256 = 8 task. Karena tersedia 8 vCore simultan, ke-8 map task berjalan paralel dalam satu gelombang (wave) berdurasi 30 detik.</w:t>
       </w:r>
     </w:p>
     <w:p>
@@ -6314,7 +6503,7 @@
         <w:rPr>
           <w:b/>
         </w:rPr>
-        <w:t>Berapa jumlah blok yang terbentuk untuk file 1001 MB pada blok 256 MB?</w:t>
+        <w:t>Jika HashPartitioner menggunakan rumus `(key.hashCode() &amp; Integer.MAX_VALUE) % numReduceTasks`, ke reducer nomor berapa key dengan hash code 107 akan dikirim jika ada 5 reducer?</w:t>
       </w:r>
     </w:p>
     <w:p>
@@ -6332,7 +6521,7 @@
         <w:rPr>
           <w:b/>
         </w:rPr>
-        <w:t>B. 4 blok</w:t>
+        <w:t>B. Akan diarahkan ke Reducer indeks dua</w:t>
       </w:r>
     </w:p>
     <w:p>
@@ -6351,7 +6540,7 @@
           <w:color w:val="1E293B"/>
           <w:sz w:val="19"/>
         </w:rPr>
-        <w:t>ceil(1001 / 256) = ceil(3.91) = 4 blok.</w:t>
+        <w:t>Perhitungan modulo: 107 mod 5 = 2. (Karena 107 = 21 x 5 + 2). Data akan diarahkan ke Reducer dengan indeks partisi 2.</w:t>
       </w:r>
     </w:p>
     <w:p>
@@ -6370,7 +6559,7 @@
         <w:rPr>
           <w:b/>
         </w:rPr>
-        <w:t>Berapa mapper yang dijalankan untuk membaca berkas 2560 MB dengan ukuran blok 256 MB?</w:t>
+        <w:t>Pada buffer sirkular Mapper dengan ukuran default 100 MB (`io.sort.mb`) dan threshold spill 80%, berapa kapasitas data yang memicu proses spill ke disk?</w:t>
       </w:r>
     </w:p>
     <w:p>
@@ -6388,7 +6577,7 @@
         <w:rPr>
           <w:b/>
         </w:rPr>
-        <w:t>B. 10</w:t>
+        <w:t>D. Tepat 80 MB data pada buffer memori</w:t>
       </w:r>
     </w:p>
     <w:p>
@@ -6407,7 +6596,7 @@
           <w:color w:val="1E293B"/>
           <w:sz w:val="19"/>
         </w:rPr>
-        <w:t>2560 MB / 256 MB = 10 InputSplit = 10 Mapper.</w:t>
+        <w:t>Ambang batas spill = 100 MB x 80% = 80 MB. Saat akumulasi data output map mencapai 80 MB, thread latar belakang mulai menyortir dan melakukan spill ke disk lokal.</w:t>
       </w:r>
     </w:p>
     <w:p>
@@ -6426,7 +6615,7 @@
         <w:rPr>
           <w:b/>
         </w:rPr>
-        <w:t>Berapa ukuran fisik blok terakhir untuk file 385 MB pada blok 64 MB?</w:t>
+        <w:t>Sebuah klaster memiliki 5 DataNode dengan disk kosong masing-masing 2 TB (Total 10 TB). Berapa ukuran file terbesar (sebelum replikasi) yang dapat disimpan dengan faktor replikasi 3?</w:t>
       </w:r>
     </w:p>
     <w:p>
@@ -6444,7 +6633,7 @@
         <w:rPr>
           <w:b/>
         </w:rPr>
-        <w:t>A. 1 MB</w:t>
+        <w:t>C. Maksimum sekitar 3.33 Terabyte data</w:t>
       </w:r>
     </w:p>
     <w:p>
@@ -6463,7 +6652,7 @@
           <w:color w:val="1E293B"/>
           <w:sz w:val="19"/>
         </w:rPr>
-        <w:t>385 mod 64: 6 x 64 = 384 MB. Sisa blok terakhir = 385 - 384 = 1 MB.</w:t>
+        <w:t>Total kapasitas klaster = 10 TB. Dengan faktor replikasi 3, kapasitas data bersih yang dapat ditampung = 10 TB / 3 ≈ 3.33 TB.</w:t>
       </w:r>
     </w:p>
     <w:p>
@@ -6482,7 +6671,7 @@
         <w:rPr>
           <w:b/>
         </w:rPr>
-        <w:t>Sebuah file 500 MB pada blok 128 MB dengan RF = 2. Berapa total fisik disk terpakai?</w:t>
+        <w:t>Sebuah berkas log berukuran 20 GB diproses oleh MapReduce. Berapa jumlah InputSplit yang dihasilkan jika ukuran blok adalah 64 MB?</w:t>
       </w:r>
     </w:p>
     <w:p>
@@ -6500,7 +6689,7 @@
         <w:rPr>
           <w:b/>
         </w:rPr>
-        <w:t>B. 1000 MB</w:t>
+        <w:t>B. Sebanyak 320 unit potongan InputSplit</w:t>
       </w:r>
     </w:p>
     <w:p>
@@ -6519,7 +6708,7 @@
           <w:color w:val="1E293B"/>
           <w:sz w:val="19"/>
         </w:rPr>
-        <w:t>Ukuran file 500 MB x RF 2 = 1000 MB ruang fisik klaster terpakai.</w:t>
+        <w:t>20 GB = 20 x 1.024 MB = 20.480 MB. Jumlah blok/InputSplit = 20.480 / 64 = 320 InputSplit.</w:t>
       </w:r>
     </w:p>
     <w:p>
@@ -6538,7 +6727,7 @@
         <w:rPr>
           <w:b/>
         </w:rPr>
-        <w:t>Jika kecepatan baca disk lokal adalah 100 MB/s dan waktu seek disk adalah 10 ms (0.01 detik), berapa rasio waktu seek terhadap waktu transfer untuk membaca 1 blok 128 MB?</w:t>
+        <w:t>Sebuah klaster Hadoop memiliki ambang batas Safe Mode sebesar 99.9%. Jika klaster memiliki total 10.000 blok, berapa blok minimum yang harus dilaporkan sehat agar Safe Mode nonaktif?</w:t>
       </w:r>
     </w:p>
     <w:p>
@@ -6556,7 +6745,7 @@
         <w:rPr>
           <w:b/>
         </w:rPr>
-        <w:t>A. Kurang dari 1%</w:t>
+        <w:t>B. Minimum sebanyak 9.990 blok dilaporkan</w:t>
       </w:r>
     </w:p>
     <w:p>
@@ -6575,7 +6764,7 @@
           <w:color w:val="1E293B"/>
           <w:sz w:val="19"/>
         </w:rPr>
-        <w:t>Waktu transfer 128 MB pada 100 MB/s adalah 1.28 detik (1280 ms). Rasio seek time (10 ms) terhadap waktu transfer adalah 10 / 1280 = ~0.78% (kurang dari 1%). Inilah alasan blok dibuat besar!</w:t>
+        <w:t>Blok minimum = 10.000 x 99.9% = 9.990 blok. Jika setidaknya 9.990 blok telah diverifikasi kesehatannya oleh Block Report DataNode, NameNode siap keluar dari Safe Mode.</w:t>
       </w:r>
     </w:p>
     <w:p>
@@ -6594,7 +6783,7 @@
         <w:rPr>
           <w:b/>
         </w:rPr>
-        <w:t>Kalkulasi Kasus #17: Berapa ukuran ruang cakram fisik HDFS untuk blok terakhir dari berkas berukuran 372 MB dengan ukuran blok 128 MB?</w:t>
+        <w:t>Jika satu node DataNode mengalami pemadaman pada klaster dengan 1.000 blok berfaktor replikasi 3, berapa blok yang berstatus under-replicated jika node tersebut memegang 200 blok?</w:t>
       </w:r>
     </w:p>
     <w:p>
@@ -6612,7 +6801,7 @@
         <w:rPr>
           <w:b/>
         </w:rPr>
-        <w:t>A. 116 MB saja</w:t>
+        <w:t>D. Sebanyak 200 blok data pada klaster</w:t>
       </w:r>
     </w:p>
     <w:p>
@@ -6631,7 +6820,7 @@
           <w:color w:val="1E293B"/>
           <w:sz w:val="19"/>
         </w:rPr>
-        <w:t>Ukuran berkas 372 MB dibagi 128 MB bersisa 116 MB pada blok terakhir. Ruang disk fisik yang terpakai adalah 116 MB saja.</w:t>
+        <w:t>Setiap blok yang disimpan di node yang padam kehilangan 1 salinan (dari 3 menjadi 2 salinan). Oleh karena itu, terdapat tepat 200 blok yang berstatus under-replicated.</w:t>
       </w:r>
     </w:p>
     <w:p>
@@ -6650,7 +6839,7 @@
         <w:rPr>
           <w:b/>
         </w:rPr>
-        <w:t>Kalkulasi Kasus #18: Berapa ukuran ruang cakram fisik HDFS untuk blok terakhir dari berkas berukuran 389 MB dengan ukuran blok 128 MB?</w:t>
+        <w:t>Sebuah file berukuran 1 MB disimpan di HDFS dengan blok 128 MB dan replikasi 3. Berapa ruang harddisk fisik yang dikonsumsi klaster?</w:t>
       </w:r>
     </w:p>
     <w:p>
@@ -6668,7 +6857,7 @@
         <w:rPr>
           <w:b/>
         </w:rPr>
-        <w:t>A. 5 MB saja</w:t>
+        <w:t>C. Tepat 3 MB di tiga unit DataNode</w:t>
       </w:r>
     </w:p>
     <w:p>
@@ -6687,7 +6876,7 @@
           <w:color w:val="1E293B"/>
           <w:sz w:val="19"/>
         </w:rPr>
-        <w:t>Ukuran berkas 389 MB dibagi 128 MB bersisa 5 MB pada blok terakhir. Ruang disk fisik yang terpakai adalah 5 MB saja.</w:t>
+        <w:t>File 1 MB disimpan sebagai satu blok berukuran 1 MB secara fisik. Dengan replikasi 3, total konsumsi harddisk adalah 1 MB x 3 = 3 MB (bukan 384 MB).</w:t>
       </w:r>
     </w:p>
     <w:p>
@@ -6706,7 +6895,7 @@
         <w:rPr>
           <w:b/>
         </w:rPr>
-        <w:t>Kalkulasi Kasus #19: Berapa ukuran ruang cakram fisik HDFS untuk blok terakhir dari berkas berukuran 406 MB dengan ukuran blok 128 MB?</w:t>
+        <w:t>Sebuah berkas berukuran 700 MB diunggah ke HDFS dengan ukuran blok 128 MB. Berapa ukuran blok terakhir (blok ke-6)?</w:t>
       </w:r>
     </w:p>
     <w:p>
@@ -6724,7 +6913,7 @@
         <w:rPr>
           <w:b/>
         </w:rPr>
-        <w:t>A. 22 MB saja</w:t>
+        <w:t>A. Ukuran blok ke-6 adalah tepat 60 MB</w:t>
       </w:r>
     </w:p>
     <w:p>
@@ -6743,7 +6932,7 @@
           <w:color w:val="1E293B"/>
           <w:sz w:val="19"/>
         </w:rPr>
-        <w:t>Ukuran berkas 406 MB dibagi 128 MB bersisa 22 MB pada blok terakhir. Ruang disk fisik yang terpakai adalah 22 MB saja.</w:t>
+        <w:t>700 MB dibagi 128 MB menghasilkan 5 blok penuh (5 x 128 MB = 640 MB). Sisa data pada blok ke-6 = 700 MB - 640 MB = 60 MB.</w:t>
       </w:r>
     </w:p>
     <w:p>
@@ -6762,7 +6951,7 @@
         <w:rPr>
           <w:b/>
         </w:rPr>
-        <w:t>Kalkulasi Kasus #20: Berapa ukuran ruang cakram fisik HDFS untuk blok terakhir dari berkas berukuran 423 MB dengan ukuran blok 128 MB?</w:t>
+        <w:t>Sebuah klaster YARN memiliki total 100 vCore. Jika Queue A memiliki alokasi kapasitas minimum 40% dan Queue B 60%, berapa vCore yang dijamin untuk Queue A?</w:t>
       </w:r>
     </w:p>
     <w:p>
@@ -6780,7 +6969,7 @@
         <w:rPr>
           <w:b/>
         </w:rPr>
-        <w:t>A. 39 MB saja</w:t>
+        <w:t>A. Tersedia tepat 40 unit inti vCore</w:t>
       </w:r>
     </w:p>
     <w:p>
@@ -6799,7 +6988,7 @@
           <w:color w:val="1E293B"/>
           <w:sz w:val="19"/>
         </w:rPr>
-        <w:t>Ukuran berkas 423 MB dibagi 128 MB bersisa 39 MB pada blok terakhir. Ruang disk fisik yang terpakai adalah 39 MB saja.</w:t>
+        <w:t>Kapasitas minimum terjamin untuk Queue A = 100 vCore x 40% = 40 vCore. Capacity Scheduler menjamin kuota ini tidak akan direbut antrian lain saat Queue A membutuhkan.</w:t>
       </w:r>
     </w:p>
     <w:p>
@@ -6818,7 +7007,7 @@
         <w:rPr>
           <w:b/>
         </w:rPr>
-        <w:t>Kalkulasi Kasus #21: Berapa ukuran ruang cakram fisik HDFS untuk blok terakhir dari berkas berukuran 440 MB dengan ukuran blok 128 MB?</w:t>
+        <w:t>Sebuah berkas arsip berukuran 2.500 MB diunggah ke HDFS dengan konfigurasi ukuran blok 128 MB. Berapa blok yang terisi penuh dan berapa ukuran blok sisa?</w:t>
       </w:r>
     </w:p>
     <w:p>
@@ -6836,7 +7025,7 @@
         <w:rPr>
           <w:b/>
         </w:rPr>
-        <w:t>A. 56 MB saja</w:t>
+        <w:t>B. 19 blok penuh (128 MB) dan 1 blok sisa berukuran 68 MB fisik</w:t>
       </w:r>
     </w:p>
     <w:p>
@@ -6855,7 +7044,7 @@
           <w:color w:val="1E293B"/>
           <w:sz w:val="19"/>
         </w:rPr>
-        <w:t>Ukuran berkas 440 MB dibagi 128 MB bersisa 56 MB pada blok terakhir. Ruang disk fisik yang terpakai adalah 56 MB saja.</w:t>
+        <w:t>2.500 / 128 = 19 blok penuh (19 x 128 = 2.432 MB). Blok ke-20 berisi sisa: 2.500 - 2.432 = 68 MB.</w:t>
       </w:r>
     </w:p>
     <w:p>
@@ -6874,7 +7063,7 @@
         <w:rPr>
           <w:b/>
         </w:rPr>
-        <w:t>Kalkulasi Kasus #22: Berapa ukuran ruang cakram fisik HDFS untuk blok terakhir dari berkas berukuran 457 MB dengan ukuran blok 128 MB?</w:t>
+        <w:t>Berapa estimasi waktu yang diperlukan untuk mereplikasi ulang 1 TB data blok yang hilang jika 10 DataNode sehat menyalin secara paralel pada 50 MB/s per node?</w:t>
       </w:r>
     </w:p>
     <w:p>
@@ -6892,7 +7081,7 @@
         <w:rPr>
           <w:b/>
         </w:rPr>
-        <w:t>A. 73 MB saja</w:t>
+        <w:t>D. Sekitar 2.000 detik durasi replikasi</w:t>
       </w:r>
     </w:p>
     <w:p>
@@ -6911,7 +7100,7 @@
           <w:color w:val="1E293B"/>
           <w:sz w:val="19"/>
         </w:rPr>
-        <w:t>Ukuran berkas 457 MB dibagi 128 MB bersisa 73 MB pada blok terakhir. Ruang disk fisik yang terpakai adalah 73 MB saja.</w:t>
+        <w:t>Total throughput = 10 node x 50 MB/s = 500 MB/s. 1 TB = 1.000.000 MB. Waktu = 1.000.000 / 500 = 2.000 detik (sekitar 33.3 menit).</w:t>
       </w:r>
     </w:p>
     <w:p>
@@ -6930,7 +7119,7 @@
         <w:rPr>
           <w:b/>
         </w:rPr>
-        <w:t>Kalkulasi Kasus #23: Berapa ukuran ruang cakram fisik HDFS untuk blok terakhir dari berkas berukuran 474 MB dengan ukuran blok 128 MB?</w:t>
+        <w:t>Jika sebuah klaster memiliki 50 DataNode dan masing-masing mengirim sinyal Heartbeat 3 detik sekali, berapa heartbeat per detik yang harus dilayani NameNode?</w:t>
       </w:r>
     </w:p>
     <w:p>
@@ -6948,7 +7137,7 @@
         <w:rPr>
           <w:b/>
         </w:rPr>
-        <w:t>A. 90 MB saja</w:t>
+        <w:t>D. Sekitar 16.7 sinyal heartbeat per detik</w:t>
       </w:r>
     </w:p>
     <w:p>
@@ -6967,7 +7156,7 @@
           <w:color w:val="1E293B"/>
           <w:sz w:val="19"/>
         </w:rPr>
-        <w:t>Ukuran berkas 474 MB dibagi 128 MB bersisa 90 MB pada blok terakhir. Ruang disk fisik yang terpakai adalah 90 MB saja.</w:t>
+        <w:t>Frekuensi = 50 node / 3 detik ≈ 16.67 heartbeat per detik. Beban ini sangat ringan bagi NameNode.</w:t>
       </w:r>
     </w:p>
     <w:p>
@@ -6986,7 +7175,7 @@
         <w:rPr>
           <w:b/>
         </w:rPr>
-        <w:t>Kalkulasi Kasus #24: Berapa ukuran ruang cakram fisik HDFS untuk blok terakhir dari berkas berukuran 491 MB dengan ukuran blok 128 MB?</w:t>
+        <w:t>Sebuah aplikasi MapReduce memproses berkas 5.120 MB dengan blok 128 MB. Jika setiap Mapper memproses satu InputSplit dalam 1 menit, berapa lama fase Map selesai pada 10 worker simultan?</w:t>
       </w:r>
     </w:p>
     <w:p>
@@ -7004,7 +7193,7 @@
         <w:rPr>
           <w:b/>
         </w:rPr>
-        <w:t>A. 107 MB saja</w:t>
+        <w:t>C. Fase Map selesai dalam 4 menit</w:t>
       </w:r>
     </w:p>
     <w:p>
@@ -7023,7 +7212,7 @@
           <w:color w:val="1E293B"/>
           <w:sz w:val="19"/>
         </w:rPr>
-        <w:t>Ukuran berkas 491 MB dibagi 128 MB bersisa 107 MB pada blok terakhir. Ruang disk fisik yang terpakai adalah 107 MB saja.</w:t>
+        <w:t>Jumlah split = 5.120 / 128 = 40 task. Dengan 10 slot paralel, dibutuhkan 40 / 10 = 4 gelombang (waves) = 4 x 1 menit = 4 menit.</w:t>
       </w:r>
     </w:p>
     <w:p>
@@ -7042,7 +7231,7 @@
         <w:rPr>
           <w:b/>
         </w:rPr>
-        <w:t>Kalkulasi Kasus #25: Berapa ukuran ruang cakram fisik HDFS untuk blok terakhir dari berkas berukuran 508 MB dengan ukuran blok 128 MB?</w:t>
+        <w:t>Jika sebuah file 1 GB dipecah menjadi blok 128 MB dan disimpan dengan replikasi 3, berapa total entri blok fisik yang dicatat di seluruh DataNode?</w:t>
       </w:r>
     </w:p>
     <w:p>
@@ -7060,7 +7249,7 @@
         <w:rPr>
           <w:b/>
         </w:rPr>
-        <w:t>A. 124 MB saja</w:t>
+        <w:t>D. Tercatat sebanyak 24 entri blok fisik</w:t>
       </w:r>
     </w:p>
     <w:p>
@@ -7079,7 +7268,7 @@
           <w:color w:val="1E293B"/>
           <w:sz w:val="19"/>
         </w:rPr>
-        <w:t>Ukuran berkas 508 MB dibagi 128 MB bersisa 124 MB pada blok terakhir. Ruang disk fisik yang terpakai adalah 124 MB saja.</w:t>
+        <w:t>1 GB (1.024 MB) / 128 MB = 8 blok logis. Dengan faktor replikasi 3, total entri blok fisik yang tersebar di DataNode adalah 8 x 3 = 24 blok fisik.</w:t>
       </w:r>
     </w:p>
     <w:p>
@@ -7098,7 +7287,7 @@
         <w:rPr>
           <w:b/>
         </w:rPr>
-        <w:t>Kalkulasi Kasus #26: Berapa ukuran ruang cakram fisik HDFS untuk blok terakhir dari berkas berukuran 525 MB dengan ukuran blok 128 MB?</w:t>
+        <w:t>Sebuah berkas berukuran 129 MB disimpan di HDFS dengan blok 128 MB dan faktor replikasi 3. Berapa total konsumsi harddisk klaster?</w:t>
       </w:r>
     </w:p>
     <w:p>
@@ -7116,7 +7305,7 @@
         <w:rPr>
           <w:b/>
         </w:rPr>
-        <w:t>A. 13 MB saja</w:t>
+        <w:t>C. Tepat 387 MB di media harddisk</w:t>
       </w:r>
     </w:p>
     <w:p>
@@ -7135,7 +7324,7 @@
           <w:color w:val="1E293B"/>
           <w:sz w:val="19"/>
         </w:rPr>
-        <w:t>Ukuran berkas 525 MB dibagi 128 MB bersisa 13 MB pada blok terakhir. Ruang disk fisik yang terpakai adalah 13 MB saja.</w:t>
+        <w:t>129 MB terdiri dari 1 blok 128 MB dan 1 blok 1 MB. Dengan replikasi 3, total disk = (128 x 3) + (1 x 3) = 384 + 3 = 387 MB (bukan 768 MB).</w:t>
       </w:r>
     </w:p>
     <w:p>
@@ -7154,7 +7343,7 @@
         <w:rPr>
           <w:b/>
         </w:rPr>
-        <w:t>Kalkulasi Kasus #27: Berapa ukuran ruang cakram fisik HDFS untuk blok terakhir dari berkas berukuran 542 MB dengan ukuran blok 128 MB?</w:t>
+        <w:t>Sebuah cluster memiliki total RAM 128 GB untuk YARN. Jika batas alokasi minimum container adalah 1 GB dan maksimum 8 GB, berapa container 4 GB yang dapat dibuat?</w:t>
       </w:r>
     </w:p>
     <w:p>
@@ -7172,7 +7361,7 @@
         <w:rPr>
           <w:b/>
         </w:rPr>
-        <w:t>A. 30 MB saja</w:t>
+        <w:t>B. Maksimum 32 container berkapasitas 4 GB</w:t>
       </w:r>
     </w:p>
     <w:p>
@@ -7191,7 +7380,7 @@
           <w:color w:val="1E293B"/>
           <w:sz w:val="19"/>
         </w:rPr>
-        <w:t>Ukuran berkas 542 MB dibagi 128 MB bersisa 30 MB pada blok terakhir. Ruang disk fisik yang terpakai adalah 30 MB saja.</w:t>
+        <w:t>Jumlah container = 128 GB / 4 GB = 32 container.</w:t>
       </w:r>
     </w:p>
     <w:p>
@@ -7210,7 +7399,7 @@
         <w:rPr>
           <w:b/>
         </w:rPr>
-        <w:t>Kalkulasi Kasus #28: Berapa ukuran ruang cakram fisik HDFS untuk blok terakhir dari berkas berukuran 559 MB dengan ukuran blok 128 MB?</w:t>
+        <w:t>Berapa efisiensi penyimpanan Erasure Coding RS(10,4) dibandingkan replikasi standar 3x untuk dataset 100 TB?</w:t>
       </w:r>
     </w:p>
     <w:p>
@@ -7228,7 +7417,7 @@
         <w:rPr>
           <w:b/>
         </w:rPr>
-        <w:t>A. 47 MB saja</w:t>
+        <w:t>B. RS(10,4) butuh 140 TB (overhead 40%) vs Replikasi 3x butuh 300 TB (overhead 200%)</w:t>
       </w:r>
     </w:p>
     <w:p>
@@ -7247,7 +7436,7 @@
           <w:color w:val="1E293B"/>
           <w:sz w:val="19"/>
         </w:rPr>
-        <w:t>Ukuran berkas 559 MB dibagi 128 MB bersisa 47 MB pada blok terakhir. Ruang disk fisik yang terpakai adalah 47 MB saja.</w:t>
+        <w:t>Rasio RS(10,4) = (10+4)/10 = 1.4x (overhead 40%). Untuk 100 TB data, hanya dibutuhkan 140 TB storage, jauh lebih hemat dibanding 300 TB pada replikasi 3x.</w:t>
       </w:r>
     </w:p>
     <w:p>
@@ -7266,7 +7455,7 @@
         <w:rPr>
           <w:b/>
         </w:rPr>
-        <w:t>Kalkulasi Kasus #29: Berapa ukuran ruang cakram fisik HDFS untuk blok terakhir dari berkas berukuran 576 MB dengan ukuran blok 128 MB?</w:t>
+        <w:t>Jika HashPartitioner membagi data ke 4 Reducer, berapa nomor Reducer untuk key dengan hash code bernilai 2.147.483.655?</w:t>
       </w:r>
     </w:p>
     <w:p>
@@ -7284,7 +7473,7 @@
         <w:rPr>
           <w:b/>
         </w:rPr>
-        <w:t>A. 64 MB saja</w:t>
+        <w:t>B. Akan dipetakan ke Reducer nomor tiga</w:t>
       </w:r>
     </w:p>
     <w:p>
@@ -7303,7 +7492,7 @@
           <w:color w:val="1E293B"/>
           <w:sz w:val="19"/>
         </w:rPr>
-        <w:t>Ukuran berkas 576 MB dibagi 128 MB bersisa 64 MB pada blok terakhir. Ruang disk fisik yang terpakai adalah 64 MB saja.</w:t>
+        <w:t>2.147.483.655 &amp; Integer.MAX_VALUE = 2.147.483.647 mod 4... Mari hitung: 2.147.483.655 % 4 = 3. Partisi tujuan adalah Reducer indeks 3.</w:t>
       </w:r>
     </w:p>
     <w:p>
@@ -7322,7 +7511,7 @@
         <w:rPr>
           <w:b/>
         </w:rPr>
-        <w:t>Kalkulasi Kasus #30: Berapa ukuran ruang cakram fisik HDFS untuk blok terakhir dari berkas berukuran 593 MB dengan ukuran blok 128 MB?</w:t>
+        <w:t>Sebuah NameNode memproses 100.000 transaksi EditLog dalam 10 detik. Berapa throughput rata-rata pencatatan transaksi metadata tersebut?</w:t>
       </w:r>
     </w:p>
     <w:p>
@@ -7340,7 +7529,7 @@
         <w:rPr>
           <w:b/>
         </w:rPr>
-        <w:t>A. 81 MB saja</w:t>
+        <w:t>D. 10.000 transaksi per detik</w:t>
       </w:r>
     </w:p>
     <w:p>
@@ -7359,7 +7548,7 @@
           <w:color w:val="1E293B"/>
           <w:sz w:val="19"/>
         </w:rPr>
-        <w:t>Ukuran berkas 593 MB dibagi 128 MB bersisa 81 MB pada blok terakhir. Ruang disk fisik yang terpakai adalah 81 MB saja.</w:t>
+        <w:t>Throughput = 100.000 transaksi / 10 detik = 10.000 transaksi per detik.</w:t>
       </w:r>
     </w:p>
     <w:p>
@@ -7378,7 +7567,7 @@
         <w:rPr>
           <w:b/>
         </w:rPr>
-        <w:t>Kalkulasi Kasus #31: Berapa ukuran ruang cakram fisik HDFS untuk blok terakhir dari berkas berukuran 610 MB dengan ukuran blok 128 MB?</w:t>
+        <w:t>Sebuah file berukuran 60 MB disimpan di HDFS dengan ukuran blok 64 MB dan replikasi 1. Berapa ruang harddisk fisik yang tersisa pada blok tersebut?</w:t>
       </w:r>
     </w:p>
     <w:p>
@@ -7396,7 +7585,7 @@
         <w:rPr>
           <w:b/>
         </w:rPr>
-        <w:t>A. 98 MB saja</w:t>
+        <w:t>B. Tidak ada sisa, karena alokasi fisik hanya 60 MB</w:t>
       </w:r>
     </w:p>
     <w:p>
@@ -7415,7 +7604,7 @@
           <w:color w:val="1E293B"/>
           <w:sz w:val="19"/>
         </w:rPr>
-        <w:t>Ukuran berkas 610 MB dibagi 128 MB bersisa 98 MB pada blok terakhir. Ruang disk fisik yang terpakai adalah 98 MB saja.</w:t>
+        <w:t>HDFS tidak mencadangkan 64 MB penuh di muka; alokasi disk fisik murni sesuai ukuran berkas (60 MB). Tidak ada ruang disk fisik yang terbuang sia-sia.</w:t>
       </w:r>
     </w:p>
     <w:p>
@@ -7434,7 +7623,7 @@
         <w:rPr>
           <w:b/>
         </w:rPr>
-        <w:t>Kalkulasi Kasus #32: Berapa ukuran ruang cakram fisik HDFS untuk blok terakhir dari berkas berukuran 627 MB dengan ukuran blok 128 MB?</w:t>
+        <w:t>Sebuah klaster YARN memiliki 10 node, masing-masing dengan 32 vCore dan 128 GB RAM. Berapa total kapasitas vCore dan RAM klaster yang dikelola YARN?</w:t>
       </w:r>
     </w:p>
     <w:p>
@@ -7452,7 +7641,7 @@
         <w:rPr>
           <w:b/>
         </w:rPr>
-        <w:t>A. 115 MB saja</w:t>
+        <w:t>C. 320 vCore dan 1.280 GB RAM kapasitas total</w:t>
       </w:r>
     </w:p>
     <w:p>
@@ -7471,7 +7660,7 @@
           <w:color w:val="1E293B"/>
           <w:sz w:val="19"/>
         </w:rPr>
-        <w:t>Ukuran berkas 627 MB dibagi 128 MB bersisa 115 MB pada blok terakhir. Ruang disk fisik yang terpakai adalah 115 MB saja.</w:t>
+        <w:t>Total vCore = 10 x 32 = 320 vCore. Total RAM = 10 x 128 GB = 1.280 GB (1.28 TB) RAM.</w:t>
       </w:r>
     </w:p>
     <w:p>
@@ -7490,7 +7679,7 @@
         <w:rPr>
           <w:b/>
         </w:rPr>
-        <w:t>Kalkulasi Kasus #33: Berapa ukuran ruang cakram fisik HDFS untuk blok terakhir dari berkas berukuran 644 MB dengan ukuran blok 128 MB?</w:t>
+        <w:t>Berapa jumlah entri metadata di NameNode jika klaster menyimpan 5.000 direktori dan 20.000 berkas (masing-masing 1 blok)?</w:t>
       </w:r>
     </w:p>
     <w:p>
@@ -7508,7 +7697,7 @@
         <w:rPr>
           <w:b/>
         </w:rPr>
-        <w:t>A. 4 MB saja</w:t>
+        <w:t>B. Sebanyak 45.000 entri objek metadata</w:t>
       </w:r>
     </w:p>
     <w:p>
@@ -7527,7 +7716,7 @@
           <w:color w:val="1E293B"/>
           <w:sz w:val="19"/>
         </w:rPr>
-        <w:t>Ukuran berkas 644 MB dibagi 128 MB bersisa 4 MB pada blok terakhir. Ruang disk fisik yang terpakai adalah 4 MB saja.</w:t>
+        <w:t>Total objek = 5.000 direktori + 20.000 inode berkas + 20.000 blok = 45.000 entri metadata di RAM NameNode.</w:t>
       </w:r>
     </w:p>
     <w:p>
@@ -7546,7 +7735,7 @@
         <w:rPr>
           <w:b/>
         </w:rPr>
-        <w:t>Kalkulasi Kasus #34: Berapa ukuran ruang cakram fisik HDFS untuk blok terakhir dari berkas berukuran 661 MB dengan ukuran blok 128 MB?</w:t>
+        <w:t>Sebuah job MapReduce membaca 800 MB data dengan ukuran blok 128 MB. Berapa jumlah Mapper yang terbentuk jika menggunakan `TextInputFormat`?</w:t>
       </w:r>
     </w:p>
     <w:p>
@@ -7564,7 +7753,7 @@
         <w:rPr>
           <w:b/>
         </w:rPr>
-        <w:t>A. 21 MB saja</w:t>
+        <w:t>D. Terbentuk sebanyak 7 tugas Mapper</w:t>
       </w:r>
     </w:p>
     <w:p>
@@ -7583,7 +7772,7 @@
           <w:color w:val="1E293B"/>
           <w:sz w:val="19"/>
         </w:rPr>
-        <w:t>Ukuran berkas 661 MB dibagi 128 MB bersisa 21 MB pada blok terakhir. Ruang disk fisik yang terpakai adalah 21 MB saja.</w:t>
+        <w:t>ceil(800 / 128) = ceil(6.25) = 7 InputSplit = 7 Mapper (6 mapper memproses 128 MB dan 1 mapper memproses 32 MB).</w:t>
       </w:r>
     </w:p>
     <w:p>
@@ -7602,7 +7791,7 @@
         <w:rPr>
           <w:b/>
         </w:rPr>
-        <w:t>Kalkulasi Kasus #35: Berapa ukuran ruang cakram fisik HDFS untuk blok terakhir dari berkas berukuran 678 MB dengan ukuran blok 128 MB?</w:t>
+        <w:t>Jika sebuah DataNode memiliki 4 harddisk masing-masing 4 TB (Total 16 TB), berapa kapasitas yang dapat dialokasikan untuk HDFS jika 1 TB disisihkan untuk OS?</w:t>
       </w:r>
     </w:p>
     <w:p>
@@ -7620,7 +7809,7 @@
         <w:rPr>
           <w:b/>
         </w:rPr>
-        <w:t>A. 38 MB saja</w:t>
+        <w:t>C. Tersedia kapasitas 15 TB untuk HDFS</w:t>
       </w:r>
     </w:p>
     <w:p>
@@ -7639,7 +7828,7 @@
           <w:color w:val="1E293B"/>
           <w:sz w:val="19"/>
         </w:rPr>
-        <w:t>Ukuran berkas 678 MB dibagi 128 MB bersisa 38 MB pada blok terakhir. Ruang disk fisik yang terpakai adalah 38 MB saja.</w:t>
+        <w:t>Kapasitas HDFS = 16 TB - 1 TB = 15 TB storage efektif pada DataNode tersebut.</w:t>
       </w:r>
     </w:p>
     <w:p>
@@ -7658,7 +7847,7 @@
         <w:rPr>
           <w:b/>
         </w:rPr>
-        <w:t>Kalkulasi Kasus #36: Berapa ukuran ruang cakram fisik HDFS untuk blok terakhir dari berkas berukuran 695 MB dengan ukuran blok 128 MB?</w:t>
+        <w:t>Sebuah file berukuran 256 MB disimpan di HDFS dengan blok 128 MB dan replikasi 3. Berapa jumlah blok fisik yang disimpan di seluruh DataNode?</w:t>
       </w:r>
     </w:p>
     <w:p>
@@ -7676,7 +7865,7 @@
         <w:rPr>
           <w:b/>
         </w:rPr>
-        <w:t>A. 55 MB saja</w:t>
+        <w:t>C. Sebanyak 6 blok fisik di DataNode</w:t>
       </w:r>
     </w:p>
     <w:p>
@@ -7695,7 +7884,7 @@
           <w:color w:val="1E293B"/>
           <w:sz w:val="19"/>
         </w:rPr>
-        <w:t>Ukuran berkas 695 MB dibagi 128 MB bersisa 55 MB pada blok terakhir. Ruang disk fisik yang terpakai adalah 55 MB saja.</w:t>
+        <w:t>Jumlah blok logis = 256 / 128 = 2 blok. Dengan replikasi 3, total blok fisik = 2 x 3 = 6 blok fisik.</w:t>
       </w:r>
     </w:p>
     <w:p>
@@ -7714,7 +7903,7 @@
         <w:rPr>
           <w:b/>
         </w:rPr>
-        <w:t>Kalkulasi Kasus #37: Berapa ukuran ruang cakram fisik HDFS untuk blok terakhir dari berkas berukuran 712 MB dengan ukuran blok 128 MB?</w:t>
+        <w:t>Jika batas threshold spill buffer Mapper adalah 70% pada buffer 200 MB, berapa megabyte data yang memicu eksekusi penulisan ke disk?</w:t>
       </w:r>
     </w:p>
     <w:p>
@@ -7732,7 +7921,7 @@
         <w:rPr>
           <w:b/>
         </w:rPr>
-        <w:t>A. 72 MB saja</w:t>
+        <w:t>A. Tepat 140 MB data memicu proses spill</w:t>
       </w:r>
     </w:p>
     <w:p>
@@ -7751,7 +7940,7 @@
           <w:color w:val="1E293B"/>
           <w:sz w:val="19"/>
         </w:rPr>
-        <w:t>Ukuran berkas 712 MB dibagi 128 MB bersisa 72 MB pada blok terakhir. Ruang disk fisik yang terpakai adalah 72 MB saja.</w:t>
+        <w:t>Batas spill = 200 MB x 70% = 140 MB. Saat buffer terisi 140 MB, data mulai ditulis ke disk lokal.</w:t>
       </w:r>
     </w:p>
     <w:p>
@@ -7770,7 +7959,7 @@
         <w:rPr>
           <w:b/>
         </w:rPr>
-        <w:t>Kalkulasi Kasus #38: Berapa ukuran ruang cakram fisik HDFS untuk blok terakhir dari berkas berukuran 729 MB dengan ukuran blok 128 MB?</w:t>
+        <w:t>Sebuah klaster memiliki 8 Reducer. Ke reducer nomor berapa key dengan hash code bernilai 58 akan dialokasikan oleh HashPartitioner default?</w:t>
       </w:r>
     </w:p>
     <w:p>
@@ -7788,7 +7977,7 @@
         <w:rPr>
           <w:b/>
         </w:rPr>
-        <w:t>A. 89 MB saja</w:t>
+        <w:t>B. Akan dialokasikan ke Reducer indeks dua</w:t>
       </w:r>
     </w:p>
     <w:p>
@@ -7807,7 +7996,7 @@
           <w:color w:val="1E293B"/>
           <w:sz w:val="19"/>
         </w:rPr>
-        <w:t>Ukuran berkas 729 MB dibagi 128 MB bersisa 89 MB pada blok terakhir. Ruang disk fisik yang terpakai adalah 89 MB saja.</w:t>
+        <w:t>58 mod 8 = 2 (karena 7 x 8 = 56, sisa 2). Key akan diarahkan ke Reducer indeks 2.</w:t>
       </w:r>
     </w:p>
     <w:p>
@@ -7826,7 +8015,7 @@
         <w:rPr>
           <w:b/>
         </w:rPr>
-        <w:t>Kalkulasi Kasus #39: Berapa ukuran ruang cakram fisik HDFS untuk blok terakhir dari berkas berukuran 746 MB dengan ukuran blok 128 MB?</w:t>
+        <w:t>Berapa estimasi kapasitas memori RAM NameNode yang dibutuhkan untuk mengelola 20 juta objek metadata dengan asumsi 150 byte per objek?</w:t>
       </w:r>
     </w:p>
     <w:p>
@@ -7844,7 +8033,7 @@
         <w:rPr>
           <w:b/>
         </w:rPr>
-        <w:t>A. 106 MB saja</w:t>
+        <w:t>D. Sekitar 3.0 Gigabyte memori utama RAM</w:t>
       </w:r>
     </w:p>
     <w:p>
@@ -7863,7 +8052,7 @@
           <w:color w:val="1E293B"/>
           <w:sz w:val="19"/>
         </w:rPr>
-        <w:t>Ukuran berkas 746 MB dibagi 128 MB bersisa 106 MB pada blok terakhir. Ruang disk fisik yang terpakai adalah 106 MB saja.</w:t>
+        <w:t>20.000.000 x 150 byte = 3.000.000.000 byte ≈ 3.0 GB RAM.</w:t>
       </w:r>
     </w:p>
     <w:p>
@@ -7882,7 +8071,7 @@
         <w:rPr>
           <w:b/>
         </w:rPr>
-        <w:t>Kalkulasi Kasus #40: Berapa ukuran ruang cakram fisik HDFS untuk blok terakhir dari berkas berukuran 763 MB dengan ukuran blok 128 MB?</w:t>
+        <w:t>Sebuah berkas berukuran 400 MB disimpan dengan blok 128 MB dan faktor replikasi 2. Berapa total ruang disk yang dikonsumsi?</w:t>
       </w:r>
     </w:p>
     <w:p>
@@ -7900,7 +8089,7 @@
         <w:rPr>
           <w:b/>
         </w:rPr>
-        <w:t>A. 123 MB saja</w:t>
+        <w:t>D. Tepat 800 MB di penyimpanan disk</w:t>
       </w:r>
     </w:p>
     <w:p>
@@ -7919,7 +8108,7 @@
           <w:color w:val="1E293B"/>
           <w:sz w:val="19"/>
         </w:rPr>
-        <w:t>Ukuran berkas 763 MB dibagi 128 MB bersisa 123 MB pada blok terakhir. Ruang disk fisik yang terpakai adalah 123 MB saja.</w:t>
+        <w:t>Total ruang disk = 400 MB x 2 = 800 MB.</w:t>
       </w:r>
     </w:p>
     <w:p>
@@ -7938,7 +8127,7 @@
         <w:rPr>
           <w:b/>
         </w:rPr>
-        <w:t>Kalkulasi Kasus #41: Berapa ukuran ruang cakram fisik HDFS untuk blok terakhir dari berkas berukuran 780 MB dengan ukuran blok 128 MB?</w:t>
+        <w:t>Berapa jumlah blok HDFS yang terbentuk jika sebuah file berukuran 1.280 MB diunggah dengan konfigurasi blok 128 MB?</w:t>
       </w:r>
     </w:p>
     <w:p>
@@ -7956,7 +8145,7 @@
         <w:rPr>
           <w:b/>
         </w:rPr>
-        <w:t>A. 12 MB saja</w:t>
+        <w:t>C. Tepat 10 unit blok data terbentuk</w:t>
       </w:r>
     </w:p>
     <w:p>
@@ -7975,7 +8164,7 @@
           <w:color w:val="1E293B"/>
           <w:sz w:val="19"/>
         </w:rPr>
-        <w:t>Ukuran berkas 780 MB dibagi 128 MB bersisa 12 MB pada blok terakhir. Ruang disk fisik yang terpakai adalah 12 MB saja.</w:t>
+        <w:t>1.280 / 128 = tepat 10 blok penuh berukuran masing-masing 128 MB.</w:t>
       </w:r>
     </w:p>
     <w:p>
@@ -7994,7 +8183,7 @@
         <w:rPr>
           <w:b/>
         </w:rPr>
-        <w:t>Kalkulasi Kasus #42: Berapa ukuran ruang cakram fisik HDFS untuk blok terakhir dari berkas berukuran 797 MB dengan ukuran blok 128 MB?</w:t>
+        <w:t>Berapa jumlah blok HDFS yang terbentuk jika sebuah file berukuran 1.281 MB diunggah dengan konfigurasi blok 128 MB?</w:t>
       </w:r>
     </w:p>
     <w:p>
@@ -8012,7 +8201,7 @@
         <w:rPr>
           <w:b/>
         </w:rPr>
-        <w:t>A. 29 MB saja</w:t>
+        <w:t>B. Tepat 11 unit blok data terbentuk</w:t>
       </w:r>
     </w:p>
     <w:p>
@@ -8031,7 +8220,7 @@
           <w:color w:val="1E293B"/>
           <w:sz w:val="19"/>
         </w:rPr>
-        <w:t>Ukuran berkas 797 MB dibagi 128 MB bersisa 29 MB pada blok terakhir. Ruang disk fisik yang terpakai adalah 29 MB saja.</w:t>
+        <w:t>1.281 / 128 = 10 blok penuh (1.280 MB) + 1 blok sisa (1 MB) = total 11 blok.</w:t>
       </w:r>
     </w:p>
     <w:p>
@@ -8050,7 +8239,7 @@
         <w:rPr>
           <w:b/>
         </w:rPr>
-        <w:t>Kalkulasi Kasus #43: Berapa ukuran ruang cakram fisik HDFS untuk blok terakhir dari berkas berukuran 814 MB dengan ukuran blok 128 MB?</w:t>
+        <w:t>Sebuah antrian YARN Queue 'Analitika' memiliki jaminan kapasitas minimum 30% dari total 200 GB RAM klaster. Berapa RAM terjamin untuk antrian tersebut?</w:t>
       </w:r>
     </w:p>
     <w:p>
@@ -8068,7 +8257,7 @@
         <w:rPr>
           <w:b/>
         </w:rPr>
-        <w:t>A. 46 MB saja</w:t>
+        <w:t>C. Tersedia jaminan 60 GB memori RAM</w:t>
       </w:r>
     </w:p>
     <w:p>
@@ -8087,7 +8276,7 @@
           <w:color w:val="1E293B"/>
           <w:sz w:val="19"/>
         </w:rPr>
-        <w:t>Ukuran berkas 814 MB dibagi 128 MB bersisa 46 MB pada blok terakhir. Ruang disk fisik yang terpakai adalah 46 MB saja.</w:t>
+        <w:t>Kapasitas terjamin = 200 GB x 30% = 60 GB RAM.</w:t>
       </w:r>
     </w:p>
     <w:p>
@@ -8106,7 +8295,7 @@
         <w:rPr>
           <w:b/>
         </w:rPr>
-        <w:t>Kalkulasi Kasus #44: Berapa ukuran ruang cakram fisik HDFS untuk blok terakhir dari berkas berukuran 831 MB dengan ukuran blok 128 MB?</w:t>
+        <w:t>Sebuah file berukuran 50 MB diunggah ke HDFS dengan ukuran blok 128 MB dan faktor replikasi 3. Berapa ruang fisik yang dikonsumsi di DataNode?</w:t>
       </w:r>
     </w:p>
     <w:p>
@@ -8124,7 +8313,7 @@
         <w:rPr>
           <w:b/>
         </w:rPr>
-        <w:t>A. 63 MB saja</w:t>
+        <w:t>D. Tepat 150 MB total di seluruh klaster</w:t>
       </w:r>
     </w:p>
     <w:p>
@@ -8143,7 +8332,7 @@
           <w:color w:val="1E293B"/>
           <w:sz w:val="19"/>
         </w:rPr>
-        <w:t>Ukuran berkas 831 MB dibagi 128 MB bersisa 63 MB pada blok terakhir. Ruang disk fisik yang terpakai adalah 63 MB saja.</w:t>
+        <w:t>50 MB x 3 = 150 MB konsumsi disk fisik aktual di DataNode.</w:t>
       </w:r>
     </w:p>
     <w:p>
@@ -8162,7 +8351,7 @@
         <w:rPr>
           <w:b/>
         </w:rPr>
-        <w:t>Kalkulasi Kasus #45: Berapa ukuran ruang cakram fisik HDFS untuk blok terakhir dari berkas berukuran 848 MB dengan ukuran blok 128 MB?</w:t>
+        <w:t>Jika sebuah klaster mentransfer 10 blok HDFS (128 MB per blok) melalui jaringan 10 Gbps (1.250 MB/s), berapa total waktu transfer murni data tersebut?</w:t>
       </w:r>
     </w:p>
     <w:p>
@@ -8180,7 +8369,7 @@
         <w:rPr>
           <w:b/>
         </w:rPr>
-        <w:t>A. 80 MB saja</w:t>
+        <w:t>C. Sekitar 1.02 detik durasi transfer</w:t>
       </w:r>
     </w:p>
     <w:p>
@@ -8199,7 +8388,7 @@
           <w:color w:val="1E293B"/>
           <w:sz w:val="19"/>
         </w:rPr>
-        <w:t>Ukuran berkas 848 MB dibagi 128 MB bersisa 80 MB pada blok terakhir. Ruang disk fisik yang terpakai adalah 80 MB saja.</w:t>
+        <w:t>Total data = 10 x 128 MB = 1.280 MB. Waktu = 1.280 MB / 1.250 MB/s ≈ 1.024 detik.</w:t>
       </w:r>
     </w:p>
     <w:p>
@@ -8218,7 +8407,7 @@
         <w:rPr>
           <w:b/>
         </w:rPr>
-        <w:t>Kalkulasi Kasus #46: Berapa ukuran ruang cakram fisik HDFS untuk blok terakhir dari berkas berukuran 865 MB dengan ukuran blok 128 MB?</w:t>
+        <w:t>Berapa jumlah Mapper yang dibutuhkan untuk memproses 3 berkas terpisah berukuran masing-masing 100 MB, 50 MB, dan 200 MB dengan blok 128 MB (TextInputFormat)?</w:t>
       </w:r>
     </w:p>
     <w:p>
@@ -8236,7 +8425,7 @@
         <w:rPr>
           <w:b/>
         </w:rPr>
-        <w:t>A. 97 MB saja</w:t>
+        <w:t>B. Sebanyak 4 Mapper untuk tiga berkas</w:t>
       </w:r>
     </w:p>
     <w:p>
@@ -8255,7 +8444,7 @@
           <w:color w:val="1E293B"/>
           <w:sz w:val="19"/>
         </w:rPr>
-        <w:t>Ukuran berkas 865 MB dibagi 128 MB bersisa 97 MB pada blok terakhir. Ruang disk fisik yang terpakai adalah 97 MB saja.</w:t>
+        <w:t>File 1 (100 MB) = 1 split; File 2 (50 MB) = 1 split; File 3 (200 MB) = ceil(200/128) = 2 split. Total = 1 + 1 + 2 = 4 Mapper.</w:t>
       </w:r>
     </w:p>
     <w:p>
@@ -8274,7 +8463,7 @@
         <w:rPr>
           <w:b/>
         </w:rPr>
-        <w:t>Kalkulasi Kasus #47: Berapa ukuran ruang cakram fisik HDFS untuk blok terakhir dari berkas berukuran 882 MB dengan ukuran blok 128 MB?</w:t>
+        <w:t>Sebuah klaster memiliki utilisasi disk DataNode rata-rata 70%. Jika ambang batas Balancer (`hdfs balancer -threshold 5`) dijalankan, DataNode dianggap seimbang jika utilisasinya berada di rentang...</w:t>
       </w:r>
     </w:p>
     <w:p>
@@ -8292,7 +8481,7 @@
         <w:rPr>
           <w:b/>
         </w:rPr>
-        <w:t>A. 114 MB saja</w:t>
+        <w:t>A. Antara rentang 65% hingga 75% disk</w:t>
       </w:r>
     </w:p>
     <w:p>
@@ -8311,7 +8500,7 @@
           <w:color w:val="1E293B"/>
           <w:sz w:val="19"/>
         </w:rPr>
-        <w:t>Ukuran berkas 882 MB dibagi 128 MB bersisa 114 MB pada blok terakhir. Ruang disk fisik yang terpakai adalah 114 MB saja.</w:t>
+        <w:t>Ambang batas 5% berarti setiap node dianggap seimbang jika pemakaian disknya berada di rentang [70% - 5%, 70% + 5%] = [65%, 75%].</w:t>
       </w:r>
     </w:p>
     <w:p>
@@ -8330,7 +8519,7 @@
         <w:rPr>
           <w:b/>
         </w:rPr>
-        <w:t>Kalkulasi Kasus #48: Berapa ukuran ruang cakram fisik HDFS untuk blok terakhir dari berkas berukuran 899 MB dengan ukuran blok 128 MB?</w:t>
+        <w:t>Jika sebuah file 500 MB diunggah dengan blok 128 MB dan replikasi 1, berapa megabyte kapasitas disk fisik yang terisi pada blok ke-4?</w:t>
       </w:r>
     </w:p>
     <w:p>
@@ -8348,7 +8537,7 @@
         <w:rPr>
           <w:b/>
         </w:rPr>
-        <w:t>A. 3 MB saja</w:t>
+        <w:t>B. Terisi tepat 116 MB ruang penyimpanan</w:t>
       </w:r>
     </w:p>
     <w:p>
@@ -8367,7 +8556,7 @@
           <w:color w:val="1E293B"/>
           <w:sz w:val="19"/>
         </w:rPr>
-        <w:t>Ukuran berkas 899 MB dibagi 128 MB bersisa 3 MB pada blok terakhir. Ruang disk fisik yang terpakai adalah 3 MB saja.</w:t>
+        <w:t>3 blok x 128 MB = 384 MB. Blok ke-4 = 500 MB - 384 MB = 116 MB fisik.</w:t>
       </w:r>
     </w:p>
     <w:p>
@@ -8386,7 +8575,7 @@
         <w:rPr>
           <w:b/>
         </w:rPr>
-        <w:t>Kalkulasi Kasus #49: Berapa ukuran ruang cakram fisik HDFS untuk blok terakhir dari berkas berukuran 916 MB dengan ukuran blok 128 MB?</w:t>
+        <w:t>Sebuah klaster YARN memiliki 50 GB RAM untuk antrian Default dan 50 GB untuk antrian Prod. Jika job di Prod hanya memakai 20 GB, berapa RAM yang bisa dipinjam antrian Default pada Capacity Scheduler?</w:t>
       </w:r>
     </w:p>
     <w:p>
@@ -8404,7 +8593,7 @@
         <w:rPr>
           <w:b/>
         </w:rPr>
-        <w:t>A. 20 MB saja</w:t>
+        <w:t>C. Dapat meminjam hingga 30 GB memori RAM</w:t>
       </w:r>
     </w:p>
     <w:p>
@@ -8423,7 +8612,7 @@
           <w:color w:val="1E293B"/>
           <w:sz w:val="19"/>
         </w:rPr>
-        <w:t>Ukuran berkas 916 MB dibagi 128 MB bersisa 20 MB pada blok terakhir. Ruang disk fisik yang terpakai adalah 20 MB saja.</w:t>
+        <w:t>Capacity Scheduler bersifat elastis: 30 GB RAM kosong di antrian Prod dapat dipinjamkan sementara ke antrian Default hingga Prod membutuhkannya kembali.</w:t>
       </w:r>
     </w:p>
     <w:p>
@@ -8442,7 +8631,7 @@
         <w:rPr>
           <w:b/>
         </w:rPr>
-        <w:t>Kalkulasi Kasus #50: Berapa ukuran ruang cakram fisik HDFS untuk blok terakhir dari berkas berukuran 933 MB dengan ukuran blok 128 MB?</w:t>
+        <w:t>Berapa jumlah blok yang terbentuk jika sebuah berkas 3.840 MB disimpan dengan konfigurasi ukuran blok 128 MB?</w:t>
       </w:r>
     </w:p>
     <w:p>
@@ -8460,7 +8649,7 @@
         <w:rPr>
           <w:b/>
         </w:rPr>
-        <w:t>A. 37 MB saja</w:t>
+        <w:t>C. Tepat 30 unit blok data sistem berkas</w:t>
       </w:r>
     </w:p>
     <w:p>
@@ -8479,7 +8668,7 @@
           <w:color w:val="1E293B"/>
           <w:sz w:val="19"/>
         </w:rPr>
-        <w:t>Ukuran berkas 933 MB dibagi 128 MB bersisa 37 MB pada blok terakhir. Ruang disk fisik yang terpakai adalah 37 MB saja.</w:t>
+        <w:t>3.840 / 128 = tepat 30 blok penuh.</w:t>
       </w:r>
     </w:p>
     <w:p>
@@ -8498,7 +8687,7 @@
         <w:rPr>
           <w:b/>
         </w:rPr>
-        <w:t>Manakah komponen YARN yang bertindak sebagai master sentral pengelola seluruh alokasi sumber daya komputasi di klaster?</w:t>
+        <w:t>Komponen utama arsitektur YARN yang bertindak sebagai otoritas pusat alokasi sumber daya di seluruh klaster adalah...</w:t>
       </w:r>
     </w:p>
     <w:p>
@@ -8516,7 +8705,7 @@
         <w:rPr>
           <w:b/>
         </w:rPr>
-        <w:t>C. ResourceManager</w:t>
+        <w:t>C. ResourceManager yang mengelola sumber daya komputasi klaster</w:t>
       </w:r>
     </w:p>
     <w:p>
@@ -8535,7 +8724,7 @@
           <w:color w:val="1E293B"/>
           <w:sz w:val="19"/>
         </w:rPr>
-        <w:t>ResourceManager adalah otoritas tertinggi dalam arsitektur YARN yang mengelola pembagian sumber daya klaster di antara semua aplikasi.</w:t>
+        <w:t>ResourceManager adalah master sentral di YARN yang mengelola inventaris memori dan CPU klaster serta mengalokasikannya ke berbagai aplikasi yang bersaing.</w:t>
       </w:r>
     </w:p>
     <w:p>
@@ -8554,7 +8743,7 @@
         <w:rPr>
           <w:b/>
         </w:rPr>
-        <w:t>Dua komponen utama di dalam ResourceManager pada YARN adalah...</w:t>
+        <w:t>Dua komponen internal utama yang menyusun ResourceManager pada Apache YARN adalah...</w:t>
       </w:r>
     </w:p>
     <w:p>
@@ -8572,7 +8761,7 @@
         <w:rPr>
           <w:b/>
         </w:rPr>
-        <w:t>A. Scheduler dan ApplicationsManager (ASM)</w:t>
+        <w:t>B. ApplicationsManager (ASM) dan ResourceScheduler klaster</w:t>
       </w:r>
     </w:p>
     <w:p>
@@ -8591,7 +8780,7 @@
           <w:color w:val="1E293B"/>
           <w:sz w:val="19"/>
         </w:rPr>
-        <w:t>ResourceManager terdiri dari Scheduler (yang murni mengalokasikan resource ke aplikasi) dan ApplicationsManager/ASM (yang menerima pengajuan job dan meluncurkan ApplicationMaster).</w:t>
+        <w:t>ResourceManager terdiri dari ApplicationsManager (bertanggung jawab menerima submission job dan menginisiasi ApplicationMaster) dan ResourceScheduler (mengalokasikan container sesuai kebijakan queue).</w:t>
       </w:r>
     </w:p>
     <w:p>
@@ -8610,7 +8799,7 @@
         <w:rPr>
           <w:b/>
         </w:rPr>
-        <w:t>Pada YARN, daemon yang berjalan pada setiap mesin worker untuk memantau penggunaan resource lokal (CPU, memori) dan mengelola container adalah...</w:t>
+        <w:t>Peran dari daemon NodeManager yang berjalan pada setiap mesin pekerja di klaster YARN adalah...</w:t>
       </w:r>
     </w:p>
     <w:p>
@@ -8628,7 +8817,7 @@
         <w:rPr>
           <w:b/>
         </w:rPr>
-        <w:t>B. NodeManager</w:t>
+        <w:t>C. Memantau konsumsi sumber daya container dan melaporkannya ke RM</w:t>
       </w:r>
     </w:p>
     <w:p>
@@ -8647,7 +8836,7 @@
           <w:color w:val="1E293B"/>
           <w:sz w:val="19"/>
         </w:rPr>
-        <w:t>NodeManager berjalan di setiap worker node, bertugas memonitor sumber daya lokal (memori, CPU) dan mengawasi jalannya Container di node tersebut.</w:t>
+        <w:t>NodeManager adalah agen per-mesin yang bertugas meluncurkan container, memonitor utilisasi memori dan CPU melalui cgroups, serta mengirim laporan heartbeat ke ResourceManager.</w:t>
       </w:r>
     </w:p>
     <w:p>
@@ -8666,7 +8855,7 @@
         <w:rPr>
           <w:b/>
         </w:rPr>
-        <w:t>Apa peran dari ApplicationMaster pada arsitektur YARN?</w:t>
+        <w:t>Tanggung jawab spesifik dari ApplicationMaster (AM) pada arsitektur YARN adalah...</w:t>
       </w:r>
     </w:p>
     <w:p>
@@ -8684,7 +8873,7 @@
         <w:rPr>
           <w:b/>
         </w:rPr>
-        <w:t>B. Mengatur dan bernegosiasi alokasi resource khusus untuk satu aplikasi tertentu dengan ResourceManager</w:t>
+        <w:t>A. Menegosiasikan sumber daya ke RM dan memantau tugas satu aplikasi</w:t>
       </w:r>
     </w:p>
     <w:p>
@@ -8703,7 +8892,7 @@
           <w:color w:val="1E293B"/>
           <w:sz w:val="19"/>
         </w:rPr>
-        <w:t>ApplicationMaster adalah entitas unik per aplikasi yang menegosiasikan container sumber daya dari ResourceManager dan bekerja sama dengan NodeManager untuk mengeksekusi tugas.</w:t>
+        <w:t>ApplicationMaster adalah master spesifik per-aplikasi (misal per-job Spark atau MapReduce) yang meminta container ke ResourceManager dan melacak kemajuan tugas hingga selesai.</w:t>
       </w:r>
     </w:p>
     <w:p>
@@ -8722,7 +8911,7 @@
         <w:rPr>
           <w:b/>
         </w:rPr>
-        <w:t>Apa yang dimaksud dengan 'Container' dalam konteks YARN?</w:t>
+        <w:t>Konsep 'Container' dalam Apache YARN merepresentasikan...</w:t>
       </w:r>
     </w:p>
     <w:p>
@@ -8740,7 +8929,7 @@
         <w:rPr>
           <w:b/>
         </w:rPr>
-        <w:t>B. Abstraksi alokasi sumber daya fisik tertentu (seperti kombinasi jumlah RAM dan CPU vCore)</w:t>
+        <w:t>D. Alokasi logis sumber daya komputasi berupa sejumlah RAM dan vCore</w:t>
       </w:r>
     </w:p>
     <w:p>
@@ -8759,7 +8948,7 @@
           <w:color w:val="1E293B"/>
           <w:sz w:val="19"/>
         </w:rPr>
-        <w:t>Container di YARN merepresentasikan alokasi sumber daya komputasi terikat, seperti kombinasi memori RAM (misal 2 GB) dan CPU vCores (misal 1 Core), tempat suatu task dijalankan.</w:t>
+        <w:t>Container YARN adalah abstraksi alokasi sumber daya yang menggabungkan memori (RAM dalam MB) dan kapasitas pemrosesan (CPU dalam vCores) pada mesin pekerja tertentu.</w:t>
       </w:r>
     </w:p>
     <w:p>
@@ -8778,7 +8967,7 @@
         <w:rPr>
           <w:b/>
         </w:rPr>
-        <w:t>Tipe penjadwal (Scheduler) bawaan standar di Apache Hadoop YARN untuk membagi resource klaster berdasarkan kapasitas queue terjamin adalah...</w:t>
+        <w:t>Karakteristik utama dari algoritma penjadwalan FIFO (First-In-First-Out) Scheduler pada YARN adalah...</w:t>
       </w:r>
     </w:p>
     <w:p>
@@ -8796,7 +8985,7 @@
         <w:rPr>
           <w:b/>
         </w:rPr>
-        <w:t>B. Capacity Scheduler</w:t>
+        <w:t>A. Mengeksekusi aplikasi berurutan sesuai waktu tiba sehingga job besar dapat menahan job kecil</w:t>
       </w:r>
     </w:p>
     <w:p>
@@ -8815,7 +9004,7 @@
           <w:color w:val="1E293B"/>
           <w:sz w:val="19"/>
         </w:rPr>
-        <w:t>Capacity Scheduler adalah penjadwal default di Apache Hadoop YARN, dirancang untuk mendukung multi-tenancy di mana setiap organisasi/departemen dialokasikan kapasitas queue tertentu.</w:t>
+        <w:t>FIFO Scheduler menjalankan aplikasi murni berdasarkan urutan pengajuan. Jika ada aplikasi besar di depan, aplikasi kecil berikutnya akan mengalami starvation (tertahan di antrian).</w:t>
       </w:r>
     </w:p>
     <w:p>
@@ -8834,7 +9023,7 @@
         <w:rPr>
           <w:b/>
         </w:rPr>
-        <w:t>Mengapa Hadoop 2.x beralih dari arsitektur MapReduce v1 (JobTracker/TaskTracker) ke arsitektur YARN?</w:t>
+        <w:t>Keunggulan utama Capacity Scheduler yang menjadikannya scheduler default pada Apache Hadoop adalah...</w:t>
       </w:r>
     </w:p>
     <w:p>
@@ -8852,7 +9041,7 @@
         <w:rPr>
           <w:b/>
         </w:rPr>
-        <w:t>A. Karena JobTracker membatasi skalabilitas klaster (~4.000 node) dan hanya mendukung MapReduce</w:t>
+        <w:t>D. Mendukung multi-tenant dengan jaminan kapasitas minimum per antrian serta pembagian elastis</w:t>
       </w:r>
     </w:p>
     <w:p>
@@ -8871,7 +9060,7 @@
           <w:color w:val="1E293B"/>
           <w:sz w:val="19"/>
         </w:rPr>
-        <w:t>JobTracker di MRv1 memegang peran ganda (manajemen sumber daya dan pemantauan tugas), menjadi bottleneck skalabilitas (~4.000 node) dan SPOF, serta tidak bisa menjalankan framework selain MapReduce.</w:t>
+        <w:t>Capacity Scheduler dirancang untuk multi-tenancy: organisasi dapat membuat hierarki antrian dengan jaminan alokasi sumber daya minimum, sambil mengizinkan peminjaman kapasitas kosong jika antrian lain menganggur.</w:t>
       </w:r>
     </w:p>
     <w:p>
@@ -8890,7 +9079,7 @@
         <w:rPr>
           <w:b/>
         </w:rPr>
-        <w:t>Penjadwal YARN yang bertujuan memberikan alokasi kapasitas sumber daya yang sama rata bagi semua aplikasi aktif yang berjalan adalah...</w:t>
+        <w:t>Prinsip kerja dari Fair Scheduler pada Apache YARN adalah...</w:t>
       </w:r>
     </w:p>
     <w:p>
@@ -8908,7 +9097,7 @@
         <w:rPr>
           <w:b/>
         </w:rPr>
-        <w:t>C. Fair Scheduler</w:t>
+        <w:t>A. Mengalokasikan kapasitas sumber daya secara dinamis agar setiap aplikasi mendapat porsi seimbang</w:t>
       </w:r>
     </w:p>
     <w:p>
@@ -8927,7 +9116,7 @@
           <w:color w:val="1E293B"/>
           <w:sz w:val="19"/>
         </w:rPr>
-        <w:t>Fair Scheduler secara dinamis membagi kapasitas klaster sehingga seluruh aplikasi yang sedang aktif mendapatkan porsi sumber daya yang seimbang dan adil seiring waktu.</w:t>
+        <w:t>Fair Scheduler secara dinamis menyesuaikan alokasi sumber daya sehingga seiring bertambahnya aplikasi baru, setiap aplikasi aktif mendapatkan porsi sumber daya yang setara (fair share).</w:t>
       </w:r>
     </w:p>
     <w:p>
@@ -8946,7 +9135,7 @@
         <w:rPr>
           <w:b/>
         </w:rPr>
-        <w:t>Dalam siklus hidup aplikasi di YARN, siapa yang meluncurkan container pertama yang menjalankan ApplicationMaster?</w:t>
+        <w:t>Mekanisme 'Resource Preemption' pada penjadwal YARN berfungsi untuk...</w:t>
       </w:r>
     </w:p>
     <w:p>
@@ -8964,7 +9153,7 @@
         <w:rPr>
           <w:b/>
         </w:rPr>
-        <w:t>A. NodeManager berdasarkan instruksi ApplicationsManager (ASM)</w:t>
+        <w:t>D. Mengambil paksa container dari aplikasi yang melebihi kuota untuk diberikan ke yang berhak</w:t>
       </w:r>
     </w:p>
     <w:p>
@@ -8983,7 +9172,7 @@
           <w:color w:val="1E293B"/>
           <w:sz w:val="19"/>
         </w:rPr>
-        <w:t>Klien mengajukan aplikasi ke ResourceManager. ApplicationsManager (ASM) di dalam RM kemudian menegosiasikan container pertama dan menginstruksikan NodeManager untuk meluncurkan ApplicationMaster.</w:t>
+        <w:t>Preemption memungkinkan scheduler mengambil kembali sumber daya dari aplikasi yang menggunakan kapasitas melebihi jatahnya ketika antrian lain yang sah membutuhkan alokasi sumber dayanya.</w:t>
       </w:r>
     </w:p>
     <w:p>
@@ -9002,7 +9191,7 @@
         <w:rPr>
           <w:b/>
         </w:rPr>
-        <w:t>Jika suatu task di dalam Container YARN melebihi alokasi memori fisik maksimum yang ditentukan, tindakan apa yang dilakukan oleh NodeManager?</w:t>
+        <w:t>Fitur YARN High Availability untuk ResourceManager menggunakan ZooKeeper bertujuan untuk...</w:t>
       </w:r>
     </w:p>
     <w:p>
@@ -9020,7 +9209,7 @@
         <w:rPr>
           <w:b/>
         </w:rPr>
-        <w:t>B. Menghentikan (kill) container tersebut secara paksa dengan pesan Out of Memory</w:t>
+        <w:t>A. Mencegah Single Point of Failure (SPOF) dengan failover otomatis ke Standby RM</w:t>
       </w:r>
     </w:p>
     <w:p>
@@ -9039,7 +9228,7 @@
           <w:color w:val="1E293B"/>
           <w:sz w:val="19"/>
         </w:rPr>
-        <w:t>NodeManager secara ketat memantau penggunaan memori setiap container. Jika container melampaui batas alokasi memori fisik (`yarn.nodemanager.pmem-check-enabled`), NodeManager akan langsung me-kill container tersebut.</w:t>
+        <w:t>YARN RM HA menggunakan ZooKeeper untuk memilih Active RM dan menyimpan state aplikasi, sehingga jika Active RM tumbang, Standby RM langsung mengambil alih tanpa membatalkan job yang berjalan.</w:t>
       </w:r>
     </w:p>
     <w:p>
@@ -9058,7 +9247,7 @@
         <w:rPr>
           <w:b/>
         </w:rPr>
-        <w:t>File konfigurasi utama yang mengatur alokasi memori dan CPU untuk YARN adalah...</w:t>
+        <w:t>Peran dari fitur YARN Log Aggregation (`yarn.log-aggregation-enable`) adalah...</w:t>
       </w:r>
     </w:p>
     <w:p>
@@ -9076,7 +9265,7 @@
         <w:rPr>
           <w:b/>
         </w:rPr>
-        <w:t>A. yarn-site.xml</w:t>
+        <w:t>B. Mengumpulkan dan memindahkan log container dari disk lokal NodeManager ke direktori HDFS</w:t>
       </w:r>
     </w:p>
     <w:p>
@@ -9095,7 +9284,7 @@
           <w:color w:val="1E293B"/>
           <w:sz w:val="19"/>
         </w:rPr>
-        <w:t>`yarn-site.xml` berisi parameter penting YARN seperti `yarn.nodemanager.resource.memory-mb` dan hostname ResourceManager.</w:t>
+        <w:t>Log Aggregation memindahkan log container dari masing-masing disk lokal NodeManager ke satu lokasi terpusat di HDFS saat aplikasi selesai, memudahkan debugging melalui perintah `yarn logs`.</w:t>
       </w:r>
     </w:p>
     <w:p>
@@ -9114,7 +9303,7 @@
         <w:rPr>
           <w:b/>
         </w:rPr>
-        <w:t>Properti YARN yang menentukan jumlah memori fisik maksimum (dalam MB) yang dapat dialokasikan untuk container di satu worker node adalah...</w:t>
+        <w:t>Perintah CLI untuk menampilkan daftar seluruh aplikasi YARN yang saat ini sedang berjalan di klaster adalah...</w:t>
       </w:r>
     </w:p>
     <w:p>
@@ -9132,7 +9321,7 @@
         <w:rPr>
           <w:b/>
         </w:rPr>
-        <w:t>A. yarn.nodemanager.resource.memory-mb</w:t>
+        <w:t>B. yarn application -list perintah penampil daftar</w:t>
       </w:r>
     </w:p>
     <w:p>
@@ -9151,7 +9340,7 @@
           <w:color w:val="1E293B"/>
           <w:sz w:val="19"/>
         </w:rPr>
-        <w:t>`yarn.nodemanager.resource.memory-mb` menentukan batas kapasitas memori yang diserahkan node tersebut ke YARN.</w:t>
+        <w:t>Perintah `yarn application -list` menampilkan daftar aplikasi aktif beserta Application ID, nama aplikasi, tipe aplikasi (MapReduce/Spark), queue, status eksekusi, dan progresnya.</w:t>
       </w:r>
     </w:p>
     <w:p>
@@ -9170,7 +9359,7 @@
         <w:rPr>
           <w:b/>
         </w:rPr>
-        <w:t>Apa peran dari fitur 'Preemption' pada Fair Scheduler YARN?</w:t>
+        <w:t>Perintah CLI YARN untuk menghentikan secara paksa aplikasi yang mengalami hang dengan ID tertentu adalah...</w:t>
       </w:r>
     </w:p>
     <w:p>
@@ -9188,7 +9377,7 @@
         <w:rPr>
           <w:b/>
         </w:rPr>
-        <w:t>A. Menghentikan atau merebut container dari aplikasi yang menggunakan resource berlebih untuk diberikan ke aplikasi baru yang kelaparan (starving)</w:t>
+        <w:t>C. yarn application -kill &lt;App_ID&gt; perintah pembatalan</w:t>
       </w:r>
     </w:p>
     <w:p>
@@ -9207,7 +9396,7 @@
           <w:color w:val="1E293B"/>
           <w:sz w:val="19"/>
         </w:rPr>
-        <w:t>Preemption memungkinkan YARN mengambil kembali resource dari antrian yang melebihi porsinya agar antrian prioritas yang sedang kekurangan resource dapat segera berjalan.</w:t>
+        <w:t>Perintah `yarn application -kill &lt;ApplicationId&gt;` digunakan untuk membatalkan dan menghentikan alokasi resource aplikasi yang bermasalah secara langsung melalui terminal.</w:t>
       </w:r>
     </w:p>
     <w:p>
@@ -9226,7 +9415,7 @@
         <w:rPr>
           <w:b/>
         </w:rPr>
-        <w:t>Bagaimana YARN mendukung ekosistem Big Data modern selain MapReduce?</w:t>
+        <w:t>Bagaimana NodeManager mendeteksi jika sebuah container melebihi batas memori RAM yang dialokasikan?</w:t>
       </w:r>
     </w:p>
     <w:p>
@@ -9244,7 +9433,7 @@
         <w:rPr>
           <w:b/>
         </w:rPr>
-        <w:t>A. Dengan menyediakan lapisan abstraksi komputasi umum tempat Spark, Flink, Tez, dan Storm dapat meminta resource container secara seragam</w:t>
+        <w:t>D. NodeManager memantau memori proses virtual dan fisik melalui thread monitoring atau cgroups</w:t>
       </w:r>
     </w:p>
     <w:p>
@@ -9263,7 +9452,7 @@
           <w:color w:val="1E293B"/>
           <w:sz w:val="19"/>
         </w:rPr>
-        <w:t>YARN memisahkan layer resource management dari layer pemrosesan, sehingga framework komputasi apa pun (Spark, Flink, Tez) dapat berjalan di atas klaster yang sama.</w:t>
+        <w:t>NodeManager secara berkala memeriksa pohon proses setiap container (atau menggunakan Linux cgroups). Jika pemakaian RSS/virtual memory melebihi batas, container dimatikan dengan status OOM (Exit code 137).</w:t>
       </w:r>
     </w:p>
     <w:p>
@@ -9282,7 +9471,7 @@
         <w:rPr>
           <w:b/>
         </w:rPr>
-        <w:t>Dalam manajemen resource YARN (Aspek Keandalan #15), apa yang terjadi jika ApplicationMaster (AM) sebuah job mengalami crash mendadak di worker node?</w:t>
+        <w:t>Apa arti kode keluar (Exit Code) 137 pada sebuah container YARN yang gagal?</w:t>
       </w:r>
     </w:p>
     <w:p>
@@ -9300,7 +9489,7 @@
         <w:rPr>
           <w:b/>
         </w:rPr>
-        <w:t>A. ApplicationsManager (ASM) mendeteksi kegagalan AM dan secara otomatis meluncurkan kembali instance AM baru di container lain</w:t>
+        <w:t>B. Container dimatikan secara paksa oleh OS akibat melampaui memori (OOM / SIGKILL)</w:t>
       </w:r>
     </w:p>
     <w:p>
@@ -9319,7 +9508,7 @@
           <w:color w:val="1E293B"/>
           <w:sz w:val="19"/>
         </w:rPr>
-        <w:t>YARN memiliki toleransi kegagalan: ApplicationsManager (ASM) di RM memantau status AM. Jika AM mati, ASM akan meluncurkannya kembali di container lain (hingga batas `yarn.resourcemanager.am.max-attempts`).</w:t>
+        <w:t>Exit code 137 (128 + 9 / SIGKILL) umumnya menandakan container dimatikan secara paksa oleh NodeManager karena mengonsumsi memori melebihi alokasi yang disepakati (Killed by external signal / OOM).</w:t>
       </w:r>
     </w:p>
     <w:p>
@@ -9338,7 +9527,7 @@
         <w:rPr>
           <w:b/>
         </w:rPr>
-        <w:t>Dalam manajemen resource YARN (Aspek Keandalan #16), apa yang terjadi jika ApplicationMaster (AM) sebuah job mengalami crash mendadak di worker node?</w:t>
+        <w:t>Dalam alur pengajuan aplikasi YARN, langkah pertama yang dilakukan klien adalah...</w:t>
       </w:r>
     </w:p>
     <w:p>
@@ -9356,7 +9545,7 @@
         <w:rPr>
           <w:b/>
         </w:rPr>
-        <w:t>A. ApplicationsManager (ASM) mendeteksi kegagalan AM dan secara otomatis meluncurkan kembali instance AM baru di container lain</w:t>
+        <w:t>A. Klien menghubungi ResourceManager untuk meminta Application ID baru</w:t>
       </w:r>
     </w:p>
     <w:p>
@@ -9375,7 +9564,7 @@
           <w:color w:val="1E293B"/>
           <w:sz w:val="19"/>
         </w:rPr>
-        <w:t>YARN memiliki toleransi kegagalan: ApplicationsManager (ASM) di RM memantau status AM. Jika AM mati, ASM akan meluncurkannya kembali di container lain (hingga batas `yarn.resourcemanager.am.max-attempts`).</w:t>
+        <w:t>Langkah 1: Klien menghubungi ResourceManager untuk mendapatkan ID aplikasi baru. Setelah itu klien mengunggah berkas dependensi (jar/konfigurasi) ke HDFS dan mengajukan ApplicationSubmissionContext.</w:t>
       </w:r>
     </w:p>
     <w:p>
@@ -9394,7 +9583,7 @@
         <w:rPr>
           <w:b/>
         </w:rPr>
-        <w:t>Dalam manajemen resource YARN (Aspek Keandalan #17), apa yang terjadi jika ApplicationMaster (AM) sebuah job mengalami crash mendadak di worker node?</w:t>
+        <w:t>Siapa yang bertanggung jawab meluncurkan container pertama yang memuat ApplicationMaster pada sebuah job YARN?</w:t>
       </w:r>
     </w:p>
     <w:p>
@@ -9412,7 +9601,7 @@
         <w:rPr>
           <w:b/>
         </w:rPr>
-        <w:t>A. ApplicationsManager (ASM) mendeteksi kegagalan AM dan secara otomatis meluncurkan kembali instance AM baru di container lain</w:t>
+        <w:t>D. ResourceManager menunjuk NodeManager untuk mengalokasikan container pertama AM</w:t>
       </w:r>
     </w:p>
     <w:p>
@@ -9431,7 +9620,7 @@
           <w:color w:val="1E293B"/>
           <w:sz w:val="19"/>
         </w:rPr>
-        <w:t>YARN memiliki toleransi kegagalan: ApplicationsManager (ASM) di RM memantau status AM. Jika AM mati, ASM akan meluncurkannya kembali di container lain (hingga batas `yarn.resourcemanager.am.max-attempts`).</w:t>
+        <w:t>ResourceManager memilih NodeManager yang memiliki kapasitas memadai untuk meluncurkan container pertama, di mana ApplicationMaster aplikasi tersebut akan dieksekusi.</w:t>
       </w:r>
     </w:p>
     <w:p>
@@ -9450,7 +9639,7 @@
         <w:rPr>
           <w:b/>
         </w:rPr>
-        <w:t>Dalam manajemen resource YARN (Aspek Keandalan #18), apa yang terjadi jika ApplicationMaster (AM) sebuah job mengalami crash mendadak di worker node?</w:t>
+        <w:t>Fitur YARN Dynamic Resource Allocation pada framework modern seperti Apache Spark memungkinkan...</w:t>
       </w:r>
     </w:p>
     <w:p>
@@ -9468,7 +9657,7 @@
         <w:rPr>
           <w:b/>
         </w:rPr>
-        <w:t>A. ApplicationsManager (ASM) mendeteksi kegagalan AM dan secara otomatis meluncurkan kembali instance AM baru di container lain</w:t>
+        <w:t>A. Aplikasi menambah atau melepas container secara elastis sesuai beban kerja aktual</w:t>
       </w:r>
     </w:p>
     <w:p>
@@ -9487,7 +9676,7 @@
           <w:color w:val="1E293B"/>
           <w:sz w:val="19"/>
         </w:rPr>
-        <w:t>YARN memiliki toleransi kegagalan: ApplicationsManager (ASM) di RM memantau status AM. Jika AM mati, ASM akan meluncurkannya kembali di container lain (hingga batas `yarn.resourcemanager.am.max-attempts`).</w:t>
+        <w:t>Dynamic Allocation mengizinkan executor/container dilepaskan jika menganggur dan meminta container tambahan ke YARN saat antrian tugas menumpuk, mengoptimalkan utilisasi klaster bersama.</w:t>
       </w:r>
     </w:p>
     <w:p>
@@ -9506,7 +9695,7 @@
         <w:rPr>
           <w:b/>
         </w:rPr>
-        <w:t>Dalam manajemen resource YARN (Aspek Keandalan #19), apa yang terjadi jika ApplicationMaster (AM) sebuah job mengalami crash mendadak di worker node?</w:t>
+        <w:t>Layanan bantu YARN Shuffle Service (`mapreduce_shuffle`) berjalan sebagai...</w:t>
       </w:r>
     </w:p>
     <w:p>
@@ -9524,7 +9713,7 @@
         <w:rPr>
           <w:b/>
         </w:rPr>
-        <w:t>A. ApplicationsManager (ASM) mendeteksi kegagalan AM dan secara otomatis meluncurkan kembali instance AM baru di container lain</w:t>
+        <w:t>A. Auxiliary Service di dalam proses daemon NodeManager pada setiap mesin pekerja</w:t>
       </w:r>
     </w:p>
     <w:p>
@@ -9543,7 +9732,7 @@
           <w:color w:val="1E293B"/>
           <w:sz w:val="19"/>
         </w:rPr>
-        <w:t>YARN memiliki toleransi kegagalan: ApplicationsManager (ASM) di RM memantau status AM. Jika AM mati, ASM akan meluncurkannya kembali di container lain (hingga batas `yarn.resourcemanager.am.max-attempts`).</w:t>
+        <w:t>Shuffle Service dijalankan sebagai Auxiliary Service pada daemon NodeManager untuk melayani permintaan HTTP fetch partisi data map oleh Reducer dari mesin-mesin pekerja lain.</w:t>
       </w:r>
     </w:p>
     <w:p>
@@ -9562,7 +9751,7 @@
         <w:rPr>
           <w:b/>
         </w:rPr>
-        <w:t>Dalam manajemen resource YARN (Aspek Keandalan #20), apa yang terjadi jika ApplicationMaster (AM) sebuah job mengalami crash mendadak di worker node?</w:t>
+        <w:t>Apa peran dari fitur YARN Node Labels dalam penjadwalan klaster heterogen?</w:t>
       </w:r>
     </w:p>
     <w:p>
@@ -9580,7 +9769,7 @@
         <w:rPr>
           <w:b/>
         </w:rPr>
-        <w:t>A. ApplicationsManager (ASM) mendeteksi kegagalan AM dan secara otomatis meluncurkan kembali instance AM baru di container lain</w:t>
+        <w:t>C. Melabeli node tertentu (seperti GPU/SSD) agar pekerjaan spesifik dialokasikan ke sana</w:t>
       </w:r>
     </w:p>
     <w:p>
@@ -9599,7 +9788,7 @@
           <w:color w:val="1E293B"/>
           <w:sz w:val="19"/>
         </w:rPr>
-        <w:t>YARN memiliki toleransi kegagalan: ApplicationsManager (ASM) di RM memantau status AM. Jika AM mati, ASM akan meluncurkannya kembali di container lain (hingga batas `yarn.resourcemanager.am.max-attempts`).</w:t>
+        <w:t>Node Labels memungkinkan partisi klaster berdasarkan karakteristik hardware (misal node ber-GPU, node SSD, node CPU tinggi), sehingga job spesifik dapat diarahkan hanya ke node yang sesuai.</w:t>
       </w:r>
     </w:p>
     <w:p>
@@ -9618,7 +9807,7 @@
         <w:rPr>
           <w:b/>
         </w:rPr>
-        <w:t>Dalam manajemen resource YARN (Aspek Keandalan #21), apa yang terjadi jika ApplicationMaster (AM) sebuah job mengalami crash mendadak di worker node?</w:t>
+        <w:t>Properti konfigurasi YARN yang menentukan jumlah maksimum RAM fisik yang dapat dialokasikan pada satu NodeManager adalah...</w:t>
       </w:r>
     </w:p>
     <w:p>
@@ -9636,7 +9825,7 @@
         <w:rPr>
           <w:b/>
         </w:rPr>
-        <w:t>A. ApplicationsManager (ASM) mendeteksi kegagalan AM dan secara otomatis meluncurkan kembali instance AM baru di container lain</w:t>
+        <w:t>B. yarn.nodemanager.resource.memory-mb batas alokasi</w:t>
       </w:r>
     </w:p>
     <w:p>
@@ -9655,7 +9844,7 @@
           <w:color w:val="1E293B"/>
           <w:sz w:val="19"/>
         </w:rPr>
-        <w:t>YARN memiliki toleransi kegagalan: ApplicationsManager (ASM) di RM memantau status AM. Jika AM mati, ASM akan meluncurkannya kembali di container lain (hingga batas `yarn.resourcemanager.am.max-attempts`).</w:t>
+        <w:t>Properti `yarn.nodemanager.resource.memory-mb` mengatur total memori RAM yang diserahkan ke kontrol YARN untuk alokasi container pada mesin pekerja tersebut.</w:t>
       </w:r>
     </w:p>
     <w:p>
@@ -9674,7 +9863,7 @@
         <w:rPr>
           <w:b/>
         </w:rPr>
-        <w:t>Dalam manajemen resource YARN (Aspek Keandalan #22), apa yang terjadi jika ApplicationMaster (AM) sebuah job mengalami crash mendadak di worker node?</w:t>
+        <w:t>Properti konfigurasi YARN yang menetapkan ukuran memori RAM terkecil untuk satu container adalah...</w:t>
       </w:r>
     </w:p>
     <w:p>
@@ -9692,7 +9881,7 @@
         <w:rPr>
           <w:b/>
         </w:rPr>
-        <w:t>A. ApplicationsManager (ASM) mendeteksi kegagalan AM dan secara otomatis meluncurkan kembali instance AM baru di container lain</w:t>
+        <w:t>B. yarn.scheduler.minimum-allocation-mb nilai batas bawah</w:t>
       </w:r>
     </w:p>
     <w:p>
@@ -9711,7 +9900,7 @@
           <w:color w:val="1E293B"/>
           <w:sz w:val="19"/>
         </w:rPr>
-        <w:t>YARN memiliki toleransi kegagalan: ApplicationsManager (ASM) di RM memantau status AM. Jika AM mati, ASM akan meluncurkannya kembali di container lain (hingga batas `yarn.resourcemanager.am.max-attempts`).</w:t>
+        <w:t>`yarn.scheduler.minimum-allocation-mb` (default 1.024 MB / 1 GB) menentukan batas bawah alokasi memori; setiap permintaan container di bawah angka ini akan dibulatkan ke batas minimum ini.</w:t>
       </w:r>
     </w:p>
     <w:p>
@@ -9730,7 +9919,7 @@
         <w:rPr>
           <w:b/>
         </w:rPr>
-        <w:t>Dalam manajemen resource YARN (Aspek Keandalan #23), apa yang terjadi jika ApplicationMaster (AM) sebuah job mengalami crash mendadak di worker node?</w:t>
+        <w:t>Bagaimana mekanisme deteksi kesehatan node (Node Health Checker) pada YARN NodeManager beroperasi?</w:t>
       </w:r>
     </w:p>
     <w:p>
@@ -9748,7 +9937,7 @@
         <w:rPr>
           <w:b/>
         </w:rPr>
-        <w:t>A. ApplicationsManager (ASM) mendeteksi kegagalan AM dan secara otomatis meluncurkan kembali instance AM baru di container lain</w:t>
+        <w:t>B. Menjalankan skrip pemeriksaan kesehatan berkala dan menandai node UNHEALTHY jika disk/partisi rusak</w:t>
       </w:r>
     </w:p>
     <w:p>
@@ -9767,7 +9956,7 @@
           <w:color w:val="1E293B"/>
           <w:sz w:val="19"/>
         </w:rPr>
-        <w:t>YARN memiliki toleransi kegagalan: ApplicationsManager (ASM) di RM memantau status AM. Jika AM mati, ASM akan meluncurkannya kembali di container lain (hingga batas `yarn.resourcemanager.am.max-attempts`).</w:t>
+        <w:t>NodeManager menjalankan skrip kesehatan secara berkala. Jika disk lokal penuh atau rusak, NodeManager melaporkan status UNHEALTHY ke ResourceManager sehingga tidak ada container baru yang dijadwalkan di sana.</w:t>
       </w:r>
     </w:p>
     <w:p>
@@ -9786,7 +9975,7 @@
         <w:rPr>
           <w:b/>
         </w:rPr>
-        <w:t>Dalam manajemen resource YARN (Aspek Keandalan #24), apa yang terjadi jika ApplicationMaster (AM) sebuah job mengalami crash mendadak di worker node?</w:t>
+        <w:t>Pada arsitektur YARN, apa yang terjadi jika ApplicationMaster (AM) sebuah job mengalami crash mendadak?</w:t>
       </w:r>
     </w:p>
     <w:p>
@@ -9804,7 +9993,7 @@
         <w:rPr>
           <w:b/>
         </w:rPr>
-        <w:t>A. ApplicationsManager (ASM) mendeteksi kegagalan AM dan secara otomatis meluncurkan kembali instance AM baru di container lain</w:t>
+        <w:t>A. ResourceManager mendeteksi kegagalan AM dan meluncurkan instance AM baru pada container lain</w:t>
       </w:r>
     </w:p>
     <w:p>
@@ -9823,7 +10012,7 @@
           <w:color w:val="1E293B"/>
           <w:sz w:val="19"/>
         </w:rPr>
-        <w:t>YARN memiliki toleransi kegagalan: ApplicationsManager (ASM) di RM memantau status AM. Jika AM mati, ASM akan meluncurkannya kembali di container lain (hingga batas `yarn.resourcemanager.am.max-attempts`).</w:t>
+        <w:t>ResourceManager memantau ApplicationMaster. Jika AM crash, RM akan mengalokasikan container baru di node lain dan merestart AM (maksimum percobaan diatur oleh `yarn.resourcemanager.am.max-attempts`).</w:t>
       </w:r>
     </w:p>
     <w:p>
@@ -9842,7 +10031,7 @@
         <w:rPr>
           <w:b/>
         </w:rPr>
-        <w:t>Dalam manajemen resource YARN (Aspek Keandalan #25), apa yang terjadi jika ApplicationMaster (AM) sebuah job mengalami crash mendadak di worker node?</w:t>
+        <w:t>Fitur YARN Timeline Service v2 bertanggung jawab untuk...</w:t>
       </w:r>
     </w:p>
     <w:p>
@@ -9860,7 +10049,7 @@
         <w:rPr>
           <w:b/>
         </w:rPr>
-        <w:t>A. ApplicationsManager (ASM) mendeteksi kegagalan AM dan secara otomatis meluncurkan kembali instance AM baru di container lain</w:t>
+        <w:t>A. Menyimpan riwayat metrik aplikasi, informasi penagihan kuota, dan status eksekusi historis</w:t>
       </w:r>
     </w:p>
     <w:p>
@@ -9879,7 +10068,7 @@
           <w:color w:val="1E293B"/>
           <w:sz w:val="19"/>
         </w:rPr>
-        <w:t>YARN memiliki toleransi kegagalan: ApplicationsManager (ASM) di RM memantau status AM. Jika AM mati, ASM akan meluncurkannya kembali di container lain (hingga batas `yarn.resourcemanager.am.max-attempts`).</w:t>
+        <w:t>Timeline Service v2 menyediakan penyimpanan dan query API terpusat untuk melacak riwayat metrik aplikasi yang sudah selesai, informasi penggunaan sumber daya, dan analisis profil kinerja job.</w:t>
       </w:r>
     </w:p>
     <w:p>
@@ -9898,7 +10087,7 @@
         <w:rPr>
           <w:b/>
         </w:rPr>
-        <w:t>Dalam manajemen resource YARN (Aspek Keandalan #26), apa yang terjadi jika ApplicationMaster (AM) sebuah job mengalami crash mendadak di worker node?</w:t>
+        <w:t>Apa tujuan dari konsep 'Hierarchical Queues' pada YARN Capacity Scheduler?</w:t>
       </w:r>
     </w:p>
     <w:p>
@@ -9916,7 +10105,7 @@
         <w:rPr>
           <w:b/>
         </w:rPr>
-        <w:t>A. ApplicationsManager (ASM) mendeteksi kegagalan AM dan secara otomatis meluncurkan kembali instance AM baru di container lain</w:t>
+        <w:t>A. Memungkinkan pembagian kuota sumber daya bertingkat (Parent Queue -&gt; Child Queue) antar divisi</w:t>
       </w:r>
     </w:p>
     <w:p>
@@ -9935,7 +10124,7 @@
           <w:color w:val="1E293B"/>
           <w:sz w:val="19"/>
         </w:rPr>
-        <w:t>YARN memiliki toleransi kegagalan: ApplicationsManager (ASM) di RM memantau status AM. Jika AM mati, ASM akan meluncurkannya kembali di container lain (hingga batas `yarn.resourcemanager.am.max-attempts`).</w:t>
+        <w:t>Hierarchical Queues memungkinkan alokasi kapasitas bertingkat, misal Root -&gt; Divisi A (50%) &amp; Divisi B (50%), di mana Divisi A membagi lagi kuotanya ke Queue Dev dan Queue Prod.</w:t>
       </w:r>
     </w:p>
     <w:p>
@@ -9954,7 +10143,7 @@
         <w:rPr>
           <w:b/>
         </w:rPr>
-        <w:t>Dalam manajemen resource YARN (Aspek Keandalan #27), apa yang terjadi jika ApplicationMaster (AM) sebuah job mengalami crash mendadak di worker node?</w:t>
+        <w:t>Dalam penjadwalan YARN, apa yang dimaksud dengan 'Dominant Resource Fairness' (DRF)?</w:t>
       </w:r>
     </w:p>
     <w:p>
@@ -9972,7 +10161,7 @@
         <w:rPr>
           <w:b/>
         </w:rPr>
-        <w:t>A. ApplicationsManager (ASM) mendeteksi kegagalan AM dan secara otomatis meluncurkan kembali instance AM baru di container lain</w:t>
+        <w:t>B. Algoritma alokasi multi-resource yang menyeimbangkan pembagian berdasarkan sumber daya paling dominan (CPU atau RAM)</w:t>
       </w:r>
     </w:p>
     <w:p>
@@ -9991,7 +10180,7 @@
           <w:color w:val="1E293B"/>
           <w:sz w:val="19"/>
         </w:rPr>
-        <w:t>YARN memiliki toleransi kegagalan: ApplicationsManager (ASM) di RM memantau status AM. Jika AM mati, ASM akan meluncurkannya kembali di container lain (hingga batas `yarn.resourcemanager.am.max-attempts`).</w:t>
+        <w:t>DRF adalah model alokasi multi-resource (misal memori dan CPU). DRF mengukur jenis resource mana yang paling dominan dibutuhkan aplikasi dan menyeimbangkan alokasi berdasarkan share dominan tersebut.</w:t>
       </w:r>
     </w:p>
     <w:p>
@@ -10010,7 +10199,7 @@
         <w:rPr>
           <w:b/>
         </w:rPr>
-        <w:t>Dalam manajemen resource YARN (Aspek Keandalan #28), apa yang terjadi jika ApplicationMaster (AM) sebuah job mengalami crash mendadak di worker node?</w:t>
+        <w:t>Peran dari komponen 'ResourceTracker' pada ResourceManager adalah...</w:t>
       </w:r>
     </w:p>
     <w:p>
@@ -10028,7 +10217,7 @@
         <w:rPr>
           <w:b/>
         </w:rPr>
-        <w:t>A. ApplicationsManager (ASM) mendeteksi kegagalan AM dan secara otomatis meluncurkan kembali instance AM baru di container lain</w:t>
+        <w:t>A. Menerima sinyal Heartbeat dari seluruh NodeManager dan mendaftarkan node baru yang bergabung</w:t>
       </w:r>
     </w:p>
     <w:p>
@@ -10047,7 +10236,7 @@
           <w:color w:val="1E293B"/>
           <w:sz w:val="19"/>
         </w:rPr>
-        <w:t>YARN memiliki toleransi kegagalan: ApplicationsManager (ASM) di RM memantau status AM. Jika AM mati, ASM akan meluncurkannya kembali di container lain (hingga batas `yarn.resourcemanager.am.max-attempts`).</w:t>
+        <w:t>ResourceTracker adalah antarmuka RPC di ResourceManager yang melayani registrasi NodeManager baru dan menerima sinyal Heartbeat periodik berisi status ketersediaan sumber daya node pekerja.</w:t>
       </w:r>
     </w:p>
     <w:p>
@@ -10066,7 +10255,7 @@
         <w:rPr>
           <w:b/>
         </w:rPr>
-        <w:t>Dalam manajemen resource YARN (Aspek Keandalan #29), apa yang terjadi jika ApplicationMaster (AM) sebuah job mengalami crash mendadak di worker node?</w:t>
+        <w:t>Apa arti status aplikasi 'ACCEPTED' pada siklus hidup aplikasi YARN?</w:t>
       </w:r>
     </w:p>
     <w:p>
@@ -10084,7 +10273,7 @@
         <w:rPr>
           <w:b/>
         </w:rPr>
-        <w:t>A. ApplicationsManager (ASM) mendeteksi kegagalan AM dan secara otomatis meluncurkan kembali instance AM baru di container lain</w:t>
+        <w:t>D. Aplikasi telah divalidasi oleh RM dan sedang menunggu alokasi container untuk meluncurkan ApplicationMaster</w:t>
       </w:r>
     </w:p>
     <w:p>
@@ -10103,7 +10292,7 @@
           <w:color w:val="1E293B"/>
           <w:sz w:val="19"/>
         </w:rPr>
-        <w:t>YARN memiliki toleransi kegagalan: ApplicationsManager (ASM) di RM memantau status AM. Jika AM mati, ASM akan meluncurkannya kembali di container lain (hingga batas `yarn.resourcemanager.am.max-attempts`).</w:t>
+        <w:t>Status ACCEPTED berarti ResourceManager telah memvalidasi aplikasi dan menerimanya ke dalam antrian penjadwal, tetapi container pertama untuk ApplicationMaster belum diluncurkan.</w:t>
       </w:r>
     </w:p>
     <w:p>
@@ -10122,7 +10311,7 @@
         <w:rPr>
           <w:b/>
         </w:rPr>
-        <w:t>Dalam manajemen resource YARN (Aspek Keandalan #30), apa yang terjadi jika ApplicationMaster (AM) sebuah job mengalami crash mendadak di worker node?</w:t>
+        <w:t>Apa yang dimaksud dengan 'Application Attempt' pada ekosistem YARN?</w:t>
       </w:r>
     </w:p>
     <w:p>
@@ -10140,7 +10329,7 @@
         <w:rPr>
           <w:b/>
         </w:rPr>
-        <w:t>A. ApplicationsManager (ASM) mendeteksi kegagalan AM dan secara otomatis meluncurkan kembali instance AM baru di container lain</w:t>
+        <w:t>C. Upaya eksekusi spesifik dari sebuah aplikasi yang dapat diulang jika terjadi kegagalan AM sebelumnya</w:t>
       </w:r>
     </w:p>
     <w:p>
@@ -10159,7 +10348,7 @@
           <w:color w:val="1E293B"/>
           <w:sz w:val="19"/>
         </w:rPr>
-        <w:t>YARN memiliki toleransi kegagalan: ApplicationsManager (ASM) di RM memantau status AM. Jika AM mati, ASM akan meluncurkannya kembali di container lain (hingga batas `yarn.resourcemanager.am.max-attempts`).</w:t>
+        <w:t>Setiap pengajuan aplikasi memiliki ID aplikasi. Jika ApplicationMaster gagal di tengah jalan, YARN akan meluncurkan 'Application Attempt' baru (misal attempt_1, attempt_2) untuk mencoba kembali job tersebut.</w:t>
       </w:r>
     </w:p>
     <w:p>
@@ -10178,7 +10367,7 @@
         <w:rPr>
           <w:b/>
         </w:rPr>
-        <w:t>Dalam manajemen resource YARN (Aspek Keandalan #31), apa yang terjadi jika ApplicationMaster (AM) sebuah job mengalami crash mendadak di worker node?</w:t>
+        <w:t>Parameter konfigurasi YARN yang menentukan jumlah vCore maksimum yang dapat dialokasikan pada satu container adalah...</w:t>
       </w:r>
     </w:p>
     <w:p>
@@ -10196,7 +10385,7 @@
         <w:rPr>
           <w:b/>
         </w:rPr>
-        <w:t>A. ApplicationsManager (ASM) mendeteksi kegagalan AM dan secara otomatis meluncurkan kembali instance AM baru di container lain</w:t>
+        <w:t>D. yarn.scheduler.maximum-allocation-vcores batas inti</w:t>
       </w:r>
     </w:p>
     <w:p>
@@ -10215,7 +10404,7 @@
           <w:color w:val="1E293B"/>
           <w:sz w:val="19"/>
         </w:rPr>
-        <w:t>YARN memiliki toleransi kegagalan: ApplicationsManager (ASM) di RM memantau status AM. Jika AM mati, ASM akan meluncurkannya kembali di container lain (hingga batas `yarn.resourcemanager.am.max-attempts`).</w:t>
+        <w:t>`yarn.scheduler.maximum-allocation-vcores` menetapkan batas atas jumlah vCore virtual CPU yang dapat diminta oleh satu container dari penjadwal ResourceManager.</w:t>
       </w:r>
     </w:p>
     <w:p>
@@ -10234,7 +10423,7 @@
         <w:rPr>
           <w:b/>
         </w:rPr>
-        <w:t>Dalam manajemen resource YARN (Aspek Keandalan #32), apa yang terjadi jika ApplicationMaster (AM) sebuah job mengalami crash mendadak di worker node?</w:t>
+        <w:t>Mekanisme 'Reservation System' pada Apache YARN dirancang untuk...</w:t>
       </w:r>
     </w:p>
     <w:p>
@@ -10252,7 +10441,7 @@
         <w:rPr>
           <w:b/>
         </w:rPr>
-        <w:t>A. ApplicationsManager (ASM) mendeteksi kegagalan AM dan secara otomatis meluncurkan kembali instance AM baru di container lain</w:t>
+        <w:t>B. Menjamin ketersediaan sumber daya komputasi di masa depan untuk pekerjaan terjadwal dengan SLA ketat</w:t>
       </w:r>
     </w:p>
     <w:p>
@@ -10271,7 +10460,7 @@
           <w:color w:val="1E293B"/>
           <w:sz w:val="19"/>
         </w:rPr>
-        <w:t>YARN memiliki toleransi kegagalan: ApplicationsManager (ASM) di RM memantau status AM. Jika AM mati, ASM akan meluncurkannya kembali di container lain (hingga batas `yarn.resourcemanager.am.max-attempts`).</w:t>
+        <w:t>Reservation System mengizinkan pengguna memesan kapasitas CPU dan RAM untuk jangka waktu tertentu di masa mendatang guna menjamin pekerjaan analitik berprioritas tinggi memenuhi SLA (Service Level Agreement).</w:t>
       </w:r>
     </w:p>
     <w:p>
@@ -10290,7 +10479,7 @@
         <w:rPr>
           <w:b/>
         </w:rPr>
-        <w:t>Dalam manajemen resource YARN (Aspek Keandalan #33), apa yang terjadi jika ApplicationMaster (AM) sebuah job mengalami crash mendadak di worker node?</w:t>
+        <w:t>Perintah CLI untuk menampilkan daftar seluruh node pekerja (NodeManager) yang terhubung ke YARN adalah...</w:t>
       </w:r>
     </w:p>
     <w:p>
@@ -10308,7 +10497,7 @@
         <w:rPr>
           <w:b/>
         </w:rPr>
-        <w:t>A. ApplicationsManager (ASM) mendeteksi kegagalan AM dan secara otomatis meluncurkan kembali instance AM baru di container lain</w:t>
+        <w:t>B. yarn node -list perintah penampil node</w:t>
       </w:r>
     </w:p>
     <w:p>
@@ -10327,7 +10516,7 @@
           <w:color w:val="1E293B"/>
           <w:sz w:val="19"/>
         </w:rPr>
-        <w:t>YARN memiliki toleransi kegagalan: ApplicationsManager (ASM) di RM memantau status AM. Jika AM mati, ASM akan meluncurkannya kembali di container lain (hingga batas `yarn.resourcemanager.am.max-attempts`).</w:t>
+        <w:t>Perintah `yarn node -list` menampilkan daftar seluruh NodeManager aktif, alamat host/rak, status kesehatan (RUNNING/UNHEALTHY), dan kapasitas memori/vCore yang tersedia.</w:t>
       </w:r>
     </w:p>
     <w:p>
@@ -10346,7 +10535,7 @@
         <w:rPr>
           <w:b/>
         </w:rPr>
-        <w:t>Dalam manajemen resource YARN (Aspek Keandalan #34), apa yang terjadi jika ApplicationMaster (AM) sebuah job mengalami crash mendadak di worker node?</w:t>
+        <w:t>Apa yang terjadi pada container yang sedang berjalan jika proses daemon NodeManager pada mesin pekerja tersebut mengalami crash?</w:t>
       </w:r>
     </w:p>
     <w:p>
@@ -10364,7 +10553,7 @@
         <w:rPr>
           <w:b/>
         </w:rPr>
-        <w:t>A. ApplicationsManager (ASM) mendeteksi kegagalan AM dan secara otomatis meluncurkan kembali instance AM baru di container lain</w:t>
+        <w:t>A. ResourceManager mendeteksi hilangnya heartbeat NM dan menjadwalkan ulang seluruh task pada node lain</w:t>
       </w:r>
     </w:p>
     <w:p>
@@ -10383,7 +10572,7 @@
           <w:color w:val="1E293B"/>
           <w:sz w:val="19"/>
         </w:rPr>
-        <w:t>YARN memiliki toleransi kegagalan: ApplicationsManager (ASM) di RM memantau status AM. Jika AM mati, ASM akan meluncurkannya kembali di container lain (hingga batas `yarn.resourcemanager.am.max-attempts`).</w:t>
+        <w:t>Jika NM crash dan heartbeat berhenti (default 10 menit), RM menganggap node hilang dan menginstruksikan ApplicationMaster terkait untuk menjadwalkan ulang container yang hilang pada node sehat lainnya.</w:t>
       </w:r>
     </w:p>
     <w:p>
@@ -10402,7 +10591,7 @@
         <w:rPr>
           <w:b/>
         </w:rPr>
-        <w:t>Dalam manajemen resource YARN (Aspek Keandalan #35), apa yang terjadi jika ApplicationMaster (AM) sebuah job mengalami crash mendadak di worker node?</w:t>
+        <w:t>Peran dari properti konfigurasi `yarn.resourcemanager.scheduler.class` pada berkas `yarn-site.xml` adalah...</w:t>
       </w:r>
     </w:p>
     <w:p>
@@ -10420,7 +10609,7 @@
         <w:rPr>
           <w:b/>
         </w:rPr>
-        <w:t>A. ApplicationsManager (ASM) mendeteksi kegagalan AM dan secara otomatis meluncurkan kembali instance AM baru di container lain</w:t>
+        <w:t>C. Menentukan implementasi kelas scheduler yang digunakan klaster (Capacity, Fair, atau FIFO)</w:t>
       </w:r>
     </w:p>
     <w:p>
@@ -10439,7 +10628,7 @@
           <w:color w:val="1E293B"/>
           <w:sz w:val="19"/>
         </w:rPr>
-        <w:t>YARN memiliki toleransi kegagalan: ApplicationsManager (ASM) di RM memantau status AM. Jika AM mati, ASM akan meluncurkannya kembali di container lain (hingga batas `yarn.resourcemanager.am.max-attempts`).</w:t>
+        <w:t>Properti ini menentukan algoritma penjadwalan klaster, misal `org.apache.hadoop.yarn.server.resourcemanager.scheduler.capacity.CapacityScheduler`.</w:t>
       </w:r>
     </w:p>
     <w:p>
@@ -10458,7 +10647,7 @@
         <w:rPr>
           <w:b/>
         </w:rPr>
-        <w:t>Dalam manajemen resource YARN (Aspek Keandalan #36), apa yang terjadi jika ApplicationMaster (AM) sebuah job mengalami crash mendadak di worker node?</w:t>
+        <w:t>Bagaimana YARN mengelola isolasi CPU antar-container pada sistem operasi Linux?</w:t>
       </w:r>
     </w:p>
     <w:p>
@@ -10476,7 +10665,7 @@
         <w:rPr>
           <w:b/>
         </w:rPr>
-        <w:t>A. ApplicationsManager (ASM) mendeteksi kegagalan AM dan secara otomatis meluncurkan kembali instance AM baru di container lain</w:t>
+        <w:t>D. Menggunakan Linux Control Groups (cgroups) untuk membatasi kuota penggunaan thread CPU per container</w:t>
       </w:r>
     </w:p>
     <w:p>
@@ -10495,7 +10684,7 @@
           <w:color w:val="1E293B"/>
           <w:sz w:val="19"/>
         </w:rPr>
-        <w:t>YARN memiliki toleransi kegagalan: ApplicationsManager (ASM) di RM memantau status AM. Jika AM mati, ASM akan meluncurkannya kembali di container lain (hingga batas `yarn.resourcemanager.am.max-attempts`).</w:t>
+        <w:t>YARN menggunakan subsistem cgroups Linux (`CgroupsLCEResourcesHandler`) untuk menegakkan batas penggunaan CPU virtual, mencegah satu container memonopoli 100% inti CPU fisik server.</w:t>
       </w:r>
     </w:p>
     <w:p>
@@ -10514,7 +10703,7 @@
         <w:rPr>
           <w:b/>
         </w:rPr>
-        <w:t>Dalam manajemen resource YARN (Aspek Keandalan #37), apa yang terjadi jika ApplicationMaster (AM) sebuah job mengalami crash mendadak di worker node?</w:t>
+        <w:t>Apa fungsi dari berkas konfigurasi `capacity-scheduler.xml` pada Apache Hadoop?</w:t>
       </w:r>
     </w:p>
     <w:p>
@@ -10532,7 +10721,7 @@
         <w:rPr>
           <w:b/>
         </w:rPr>
-        <w:t>A. ApplicationsManager (ASM) mendeteksi kegagalan AM dan secara otomatis meluncurkan kembali instance AM baru di container lain</w:t>
+        <w:t>A. Mendefinisikan hierarki antrian, persentase alokasi kapasitas minimum, batas elastisitas, dan ACL antrian</w:t>
       </w:r>
     </w:p>
     <w:p>
@@ -10551,7 +10740,7 @@
           <w:color w:val="1E293B"/>
           <w:sz w:val="19"/>
         </w:rPr>
-        <w:t>YARN memiliki toleransi kegagalan: ApplicationsManager (ASM) di RM memantau status AM. Jika AM mati, ASM akan meluncurkannya kembali di container lain (hingga batas `yarn.resourcemanager.am.max-attempts`).</w:t>
+        <w:t>`capacity-scheduler.xml` adalah file konfigurasi spesifik untuk Capacity Scheduler, mengatur hierarki queue, persentase kapasitas minimum, maximum capacity, user limits, dan izin akses antrian.</w:t>
       </w:r>
     </w:p>
     <w:p>
@@ -10570,7 +10759,7 @@
         <w:rPr>
           <w:b/>
         </w:rPr>
-        <w:t>Dalam manajemen resource YARN (Aspek Keandalan #38), apa yang terjadi jika ApplicationMaster (AM) sebuah job mengalami crash mendadak di worker node?</w:t>
+        <w:t>Pada antarmuka web ResourceManager (default port 8088), informasi apa yang TIDAK ditampilkan secara langsung?</w:t>
       </w:r>
     </w:p>
     <w:p>
@@ -10588,7 +10777,7 @@
         <w:rPr>
           <w:b/>
         </w:rPr>
-        <w:t>A. ApplicationsManager (ASM) mendeteksi kegagalan AM dan secara otomatis meluncurkan kembali instance AM baru di container lain</w:t>
+        <w:t>D. Riwayat pesan teks percakapan instan antar pengguna yang sedang login di terminal</w:t>
       </w:r>
     </w:p>
     <w:p>
@@ -10607,7 +10796,7 @@
           <w:color w:val="1E293B"/>
           <w:sz w:val="19"/>
         </w:rPr>
-        <w:t>YARN memiliki toleransi kegagalan: ApplicationsManager (ASM) di RM memantau status AM. Jika AM mati, ASM akan meluncurkannya kembali di container lain (hingga batas `yarn.resourcemanager.am.max-attempts`).</w:t>
+        <w:t>Web UI RM (port 8088) menampilkan metrik klaster, status antrian, aplikasi, dan kesehatan node pekerja, bukan riwayat pesan teks percakapan pribadi pengguna.</w:t>
       </w:r>
     </w:p>
     <w:p>
@@ -10626,7 +10815,7 @@
         <w:rPr>
           <w:b/>
         </w:rPr>
-        <w:t>Dalam manajemen resource YARN (Aspek Keandalan #39), apa yang terjadi jika ApplicationMaster (AM) sebuah job mengalami crash mendadak di worker node?</w:t>
+        <w:t>Dalam arsitektur Hadoop 2.x/3.x, apa keuntungan memisahkan peran ResourceManager dari NameNode?</w:t>
       </w:r>
     </w:p>
     <w:p>
@@ -10644,7 +10833,7 @@
         <w:rPr>
           <w:b/>
         </w:rPr>
-        <w:t>A. ApplicationsManager (ASM) mendeteksi kegagalan AM dan secara otomatis meluncurkan kembali instance AM baru di container lain</w:t>
+        <w:t>D. Menghilangkan beban ganda pada master sehingga penyimpanan (HDFS) dan komputasi (YARN) dapat diskalakan mandiri</w:t>
       </w:r>
     </w:p>
     <w:p>
@@ -10663,7 +10852,7 @@
           <w:color w:val="1E293B"/>
           <w:sz w:val="19"/>
         </w:rPr>
-        <w:t>YARN memiliki toleransi kegagalan: ApplicationsManager (ASM) di RM memantau status AM. Jika AM mati, ASM akan meluncurkannya kembali di container lain (hingga batas `yarn.resourcemanager.am.max-attempts`).</w:t>
+        <w:t>Pemisahan HDFS (NameNode) dan YARN (ResourceManager) memungkinkan decoupling arsitektural: storage dan compute dapat diukur, dioptimasi, dan diskalakan secara independen tanpa saling membebani.</w:t>
       </w:r>
     </w:p>
     <w:p>
@@ -10682,7 +10871,7 @@
         <w:rPr>
           <w:b/>
         </w:rPr>
-        <w:t>Dalam manajemen resource YARN (Aspek Keandalan #40), apa yang terjadi jika ApplicationMaster (AM) sebuah job mengalami crash mendadak di worker node?</w:t>
+        <w:t>Apa fungsi dari daemon 'Timeline Server' pada klaster YARN produksi?</w:t>
       </w:r>
     </w:p>
     <w:p>
@@ -10700,7 +10889,7 @@
         <w:rPr>
           <w:b/>
         </w:rPr>
-        <w:t>A. ApplicationsManager (ASM) mendeteksi kegagalan AM dan secara otomatis meluncurkan kembali instance AM baru di container lain</w:t>
+        <w:t>A. Menyediakan repositori terpusat untuk menyimpan informasi historis dan metrik kinerja aplikasi YARN</w:t>
       </w:r>
     </w:p>
     <w:p>
@@ -10719,7 +10908,7 @@
           <w:color w:val="1E293B"/>
           <w:sz w:val="19"/>
         </w:rPr>
-        <w:t>YARN memiliki toleransi kegagalan: ApplicationsManager (ASM) di RM memantau status AM. Jika AM mati, ASM akan meluncurkannya kembali di container lain (hingga batas `yarn.resourcemanager.am.max-attempts`).</w:t>
+        <w:t>Timeline Server menampung riwayat lengkap eksekusi aplikasi (start time, finish time, counter framework, token keamanan, log URL) bahkan setelah ApplicationMaster aplikasi tersebut selesai dan mati.</w:t>
       </w:r>
     </w:p>
     <w:p>
@@ -10738,7 +10927,7 @@
         <w:rPr>
           <w:b/>
         </w:rPr>
-        <w:t>Dalam manajemen resource YARN (Aspek Keandalan #41), apa yang terjadi jika ApplicationMaster (AM) sebuah job mengalami crash mendadak di worker node?</w:t>
+        <w:t>Apa yang dimaksud dengan 'Unmanaged ApplicationMaster' pada ekosistem YARN?</w:t>
       </w:r>
     </w:p>
     <w:p>
@@ -10756,7 +10945,7 @@
         <w:rPr>
           <w:b/>
         </w:rPr>
-        <w:t>A. ApplicationsManager (ASM) mendeteksi kegagalan AM dan secara otomatis meluncurkan kembali instance AM baru di container lain</w:t>
+        <w:t>A. ApplicationMaster yang dijalankan di luar kontrol ResourceManager (misal di IDE pengembang untuk debugging)</w:t>
       </w:r>
     </w:p>
     <w:p>
@@ -10775,7 +10964,7 @@
           <w:color w:val="1E293B"/>
           <w:sz w:val="19"/>
         </w:rPr>
-        <w:t>YARN memiliki toleransi kegagalan: ApplicationsManager (ASM) di RM memantau status AM. Jika AM mati, ASM akan meluncurkannya kembali di container lain (hingga batas `yarn.resourcemanager.am.max-attempts`).</w:t>
+        <w:t>Unmanaged AM adalah fitur pengembang di mana AM dieksekusi secara lokal di mesin klien/IDE untuk memudahkan proses debugging interaktif tanpa perlu dikemas dan diluncurkan oleh RM ke klaster.</w:t>
       </w:r>
     </w:p>
     <w:p>
@@ -10794,7 +10983,7 @@
         <w:rPr>
           <w:b/>
         </w:rPr>
-        <w:t>Dalam manajemen resource YARN (Aspek Keandalan #42), apa yang terjadi jika ApplicationMaster (AM) sebuah job mengalami crash mendadak di worker node?</w:t>
+        <w:t>Dalam penjadwal Capacity Scheduler, apa yang dimaksud dengan parameter `maximum-capacity` pada suatu antrian?</w:t>
       </w:r>
     </w:p>
     <w:p>
@@ -10812,7 +11001,7 @@
         <w:rPr>
           <w:b/>
         </w:rPr>
-        <w:t>A. ApplicationsManager (ASM) mendeteksi kegagalan AM dan secara otomatis meluncurkan kembali instance AM baru di container lain</w:t>
+        <w:t>C. Batas persentase alokasi tertinggi yang boleh dipinjam oleh antrian tersebut saat klaster sedang menganggur</w:t>
       </w:r>
     </w:p>
     <w:p>
@@ -10831,7 +11020,7 @@
           <w:color w:val="1E293B"/>
           <w:sz w:val="19"/>
         </w:rPr>
-        <w:t>YARN memiliki toleransi kegagalan: ApplicationsManager (ASM) di RM memantau status AM. Jika AM mati, ASM akan meluncurkannya kembali di container lain (hingga batas `yarn.resourcemanager.am.max-attempts`).</w:t>
+        <w:t>`maximum-capacity` menetapkan batas elastisitas atas peminjaman resource kosong dari antrian lain, mencegah satu antrian menguasai 100% klaster saat beban kerja antrian lain tiba mendadak.</w:t>
       </w:r>
     </w:p>
     <w:p>
@@ -10850,7 +11039,7 @@
         <w:rPr>
           <w:b/>
         </w:rPr>
-        <w:t>Dalam manajemen resource YARN (Aspek Keandalan #43), apa yang terjadi jika ApplicationMaster (AM) sebuah job mengalami crash mendadak di worker node?</w:t>
+        <w:t>Parameter `yarn.nodemanager.vmem-pmem-ratio` (default 2.1) pada konfigurasi NodeManager digunakan untuk...</w:t>
       </w:r>
     </w:p>
     <w:p>
@@ -10868,7 +11057,7 @@
         <w:rPr>
           <w:b/>
         </w:rPr>
-        <w:t>A. ApplicationsManager (ASM) mendeteksi kegagalan AM dan secara otomatis meluncurkan kembali instance AM baru di container lain</w:t>
+        <w:t>B. Menentukan rasio memori virtual terhadap memori fisik yang diizinkan untuk setiap container</w:t>
       </w:r>
     </w:p>
     <w:p>
@@ -10887,7 +11076,7 @@
           <w:color w:val="1E293B"/>
           <w:sz w:val="19"/>
         </w:rPr>
-        <w:t>YARN memiliki toleransi kegagalan: ApplicationsManager (ASM) di RM memantau status AM. Jika AM mati, ASM akan meluncurkannya kembali di container lain (hingga batas `yarn.resourcemanager.am.max-attempts`).</w:t>
+        <w:t>Properti ini mengatur batas memori virtual (misal 2.1 x batas memori fisik). Jika container melampaui rasio memori virtual ini, NodeManager akan mematikan proses container tersebut.</w:t>
       </w:r>
     </w:p>
     <w:p>
@@ -10906,7 +11095,7 @@
         <w:rPr>
           <w:b/>
         </w:rPr>
-        <w:t>Dalam manajemen resource YARN (Aspek Keandalan #44), apa yang terjadi jika ApplicationMaster (AM) sebuah job mengalami crash mendadak di worker node?</w:t>
+        <w:t>Apa fungsi dari perintah CLI `yarn logs -applicationId &lt;App_ID&gt;`?</w:t>
       </w:r>
     </w:p>
     <w:p>
@@ -10924,7 +11113,7 @@
         <w:rPr>
           <w:b/>
         </w:rPr>
-        <w:t>A. ApplicationsManager (ASM) mendeteksi kegagalan AM dan secara otomatis meluncurkan kembali instance AM baru di container lain</w:t>
+        <w:t>A. Mengambil dan menampilkan gabungan seluruh log container dari direktori HDFS setelah job selesai</w:t>
       </w:r>
     </w:p>
     <w:p>
@@ -10943,7 +11132,7 @@
           <w:color w:val="1E293B"/>
           <w:sz w:val="19"/>
         </w:rPr>
-        <w:t>YARN memiliki toleransi kegagalan: ApplicationsManager (ASM) di RM memantau status AM. Jika AM mati, ASM akan meluncurkannya kembali di container lain (hingga batas `yarn.resourcemanager.am.max-attempts`).</w:t>
+        <w:t>Perintah `yarn logs` mengunduh dan mencetak seluruh log container (stdout, stderr, syslog) yang telah diagregasi ke HDFS oleh fitur Log Aggregation.</w:t>
       </w:r>
     </w:p>
     <w:p>
@@ -10962,7 +11151,7 @@
         <w:rPr>
           <w:b/>
         </w:rPr>
-        <w:t>Dalam manajemen resource YARN (Aspek Keandalan #45), apa yang terjadi jika ApplicationMaster (AM) sebuah job mengalami crash mendadak di worker node?</w:t>
+        <w:t>Bagaimana cara administrator menonaktifkan mesin pekerja NodeManager secara bertahap (Graceful Decommissioning)?</w:t>
       </w:r>
     </w:p>
     <w:p>
@@ -10980,7 +11169,7 @@
         <w:rPr>
           <w:b/>
         </w:rPr>
-        <w:t>A. ApplicationsManager (ASM) mendeteksi kegagalan AM dan secara otomatis meluncurkan kembali instance AM baru di container lain</w:t>
+        <w:t>A. Menambahkan node ke berkas excludes dan menjalankan perintah `yarn rmadmin -refreshNodes -g`</w:t>
       </w:r>
     </w:p>
     <w:p>
@@ -10999,7 +11188,7 @@
           <w:color w:val="1E293B"/>
           <w:sz w:val="19"/>
         </w:rPr>
-        <w:t>YARN memiliki toleransi kegagalan: ApplicationsManager (ASM) di RM memantau status AM. Jika AM mati, ASM akan meluncurkannya kembali di container lain (hingga batas `yarn.resourcemanager.am.max-attempts`).</w:t>
+        <w:t>Graceful Decommissioning memberi waktu bagi container yang sedang berjalan di node tersebut untuk menyelesaikan tugasnya sebelum node resmi dinonaktifkan, mencegah kegagalan job pengguna.</w:t>
       </w:r>
     </w:p>
     <w:p>
@@ -11018,7 +11207,7 @@
         <w:rPr>
           <w:b/>
         </w:rPr>
-        <w:t>Dalam manajemen resource YARN (Aspek Keandalan #46), apa yang terjadi jika ApplicationMaster (AM) sebuah job mengalami crash mendadak di worker node?</w:t>
+        <w:t>Dalam arsitektur YARN, apa yang dimaksud dengan istilah 'Heartbeat' antara NodeManager dan ResourceManager?</w:t>
       </w:r>
     </w:p>
     <w:p>
@@ -11036,7 +11225,7 @@
         <w:rPr>
           <w:b/>
         </w:rPr>
-        <w:t>A. ApplicationsManager (ASM) mendeteksi kegagalan AM dan secara otomatis meluncurkan kembali instance AM baru di container lain</w:t>
+        <w:t>D. Pesan berkala status ketersediaan memori, vCore, dan kesehatan container yang dikirim NM ke RM</w:t>
       </w:r>
     </w:p>
     <w:p>
@@ -11055,7 +11244,7 @@
           <w:color w:val="1E293B"/>
           <w:sz w:val="19"/>
         </w:rPr>
-        <w:t>YARN memiliki toleransi kegagalan: ApplicationsManager (ASM) di RM memantau status AM. Jika AM mati, ASM akan meluncurkannya kembali di container lain (hingga batas `yarn.resourcemanager.am.max-attempts`).</w:t>
+        <w:t>Heartbeat NM-ke-RM (default setiap 1 detik) melaporkan utilisasi container aktif, status kesehatan disk lokal, dan meminta instruksi container baru dari penjadwal ResourceManager.</w:t>
       </w:r>
     </w:p>
     <w:p>
@@ -11074,7 +11263,7 @@
         <w:rPr>
           <w:b/>
         </w:rPr>
-        <w:t>Dalam manajemen resource YARN (Aspek Keandalan #47), apa yang terjadi jika ApplicationMaster (AM) sebuah job mengalami crash mendadak di worker node?</w:t>
+        <w:t>Apa keuntungan utama mengaktifkan fitur 'Work-Preserving ResourceManager Restart' pada YARN HA?</w:t>
       </w:r>
     </w:p>
     <w:p>
@@ -11092,7 +11281,7 @@
         <w:rPr>
           <w:b/>
         </w:rPr>
-        <w:t>A. ApplicationsManager (ASM) mendeteksi kegagalan AM dan secara otomatis meluncurkan kembali instance AM baru di container lain</w:t>
+        <w:t>A. RM dapat direstart tanpa mematikan container dan aplikasi yang sedang berjalan di mesin pekerja</w:t>
       </w:r>
     </w:p>
     <w:p>
@@ -11111,7 +11300,7 @@
           <w:color w:val="1E293B"/>
           <w:sz w:val="19"/>
         </w:rPr>
-        <w:t>YARN memiliki toleransi kegagalan: ApplicationsManager (ASM) di RM memantau status AM. Jika AM mati, ASM akan meluncurkannya kembali di container lain (hingga batas `yarn.resourcemanager.am.max-attempts`).</w:t>
+        <w:t>Work-Preserving RM Restart memungkinkan daemon RM melakukan restart atau failover tanpa membunuh container yang sedang dieksekusi di NodeManager, menjaga kelangsungan komputasi job panjang.</w:t>
       </w:r>
     </w:p>
     <w:p>
@@ -11130,7 +11319,7 @@
         <w:rPr>
           <w:b/>
         </w:rPr>
-        <w:t>Dalam manajemen resource YARN (Aspek Keandalan #48), apa yang terjadi jika ApplicationMaster (AM) sebuah job mengalami crash mendadak di worker node?</w:t>
+        <w:t>Peran dari komponen 'ContainerLaunchContext' (CLC) yang dikirim ApplicationMaster ke NodeManager adalah...</w:t>
       </w:r>
     </w:p>
     <w:p>
@@ -11148,7 +11337,7 @@
         <w:rPr>
           <w:b/>
         </w:rPr>
-        <w:t>A. ApplicationsManager (ASM) mendeteksi kegagalan AM dan secara otomatis meluncurkan kembali instance AM baru di container lain</w:t>
+        <w:t>B. Mendefinisikan perintah eksekusi, variabel lingkungan, dependensi berkas, dan token keamanan container</w:t>
       </w:r>
     </w:p>
     <w:p>
@@ -11167,7 +11356,7 @@
           <w:color w:val="1E293B"/>
           <w:sz w:val="19"/>
         </w:rPr>
-        <w:t>YARN memiliki toleransi kegagalan: ApplicationsManager (ASM) di RM memantau status AM. Jika AM mati, ASM akan meluncurkannya kembali di container lain (hingga batas `yarn.resourcemanager.am.max-attempts`).</w:t>
+        <w:t>CLC adalah deskriptor peluncuran container yang memuat baris perintah eksekusi (command line), environment variables, resource tokens, dan daftar berkas biner/jar yang harus dilokalisasi ke node.</w:t>
       </w:r>
     </w:p>
     <w:p>
@@ -11186,7 +11375,7 @@
         <w:rPr>
           <w:b/>
         </w:rPr>
-        <w:t>Dalam manajemen resource YARN (Aspek Keandalan #49), apa yang terjadi jika ApplicationMaster (AM) sebuah job mengalami crash mendadak di worker node?</w:t>
+        <w:t>Mengapa YARN dianggap sebagai sistem operasi terdistribusi (Distributed OS) untuk Big Data?</w:t>
       </w:r>
     </w:p>
     <w:p>
@@ -11204,7 +11393,7 @@
         <w:rPr>
           <w:b/>
         </w:rPr>
-        <w:t>A. ApplicationsManager (ASM) mendeteksi kegagalan AM dan secara otomatis meluncurkan kembali instance AM baru di container lain</w:t>
+        <w:t>C. Karena YARN mengabstraksi perangkat keras klaster dan mengelola resource untuk berbagai mesin komputasi</w:t>
       </w:r>
     </w:p>
     <w:p>
@@ -11223,7 +11412,7 @@
           <w:color w:val="1E293B"/>
           <w:sz w:val="19"/>
         </w:rPr>
-        <w:t>YARN memiliki toleransi kegagalan: ApplicationsManager (ASM) di RM memantau status AM. Jika AM mati, ASM akan meluncurkannya kembali di container lain (hingga batas `yarn.resourcemanager.am.max-attempts`).</w:t>
+        <w:t>YARN bertindak layaknya OS klaster: memfasilitasi multi-tenancy, mengabstraksi CPU/RAM ribuan node fisik, dan memungkinkan berbagai framework (MapReduce, Spark, Flink, Storm) berbagi infrastruktur yang sama.</w:t>
       </w:r>
     </w:p>
     <w:p>
@@ -11242,7 +11431,7 @@
         <w:rPr>
           <w:b/>
         </w:rPr>
-        <w:t>Dalam manajemen resource YARN (Aspek Keandalan #50), apa yang terjadi jika ApplicationMaster (AM) sebuah job mengalami crash mendadak di worker node?</w:t>
+        <w:t>Dalam arsitektur YARN, apa fungsi dari format Application Attempt ID seperti `appattempt_1600000000000_0001_000002`?</w:t>
       </w:r>
     </w:p>
     <w:p>
@@ -11260,7 +11449,7 @@
         <w:rPr>
           <w:b/>
         </w:rPr>
-        <w:t>A. ApplicationsManager (ASM) mendeteksi kegagalan AM dan secara otomatis meluncurkan kembali instance AM baru di container lain</w:t>
+        <w:t>B. Mengidentifikasi percobaan eksekusi kedua dari aplikasi yang sama setelah percobaan pertama mengalami kegagalan</w:t>
       </w:r>
     </w:p>
     <w:p>
@@ -11279,7 +11468,7 @@
           <w:color w:val="1E293B"/>
           <w:sz w:val="19"/>
         </w:rPr>
-        <w:t>YARN memiliki toleransi kegagalan: ApplicationsManager (ASM) di RM memantau status AM. Jika AM mati, ASM akan meluncurkannya kembali di container lain (hingga batas `yarn.resourcemanager.am.max-attempts`).</w:t>
+        <w:t>Application Attempt ID menunjukkan percobaan eksekusi ke-N dari sebuah aplikasi (misal `000002` adalah attempt ke-2) jika attempt sebelumnya gagal atau restart.</w:t>
       </w:r>
     </w:p>
     <w:p>
@@ -11298,7 +11487,7 @@
         <w:rPr>
           <w:b/>
         </w:rPr>
-        <w:t>Prinsip dasar 'Data Locality' dalam komputasi terdistribusi Big Data berarti...</w:t>
+        <w:t>Filosofi dasar yang membedakan paradigma komputasi MapReduce dari sistem komputasi terdistribusi tradisional adalah...</w:t>
       </w:r>
     </w:p>
     <w:p>
@@ -11316,7 +11505,7 @@
         <w:rPr>
           <w:b/>
         </w:rPr>
-        <w:t>B. Memindahkan komputasi ke node tempat data disimpan, bukan memindahkan data ke komputasi</w:t>
+        <w:t>C. Memindahkan komputasi mendekati data (data locality) daripada memindahkan data masif melintasi jaringan</w:t>
       </w:r>
     </w:p>
     <w:p>
@@ -11335,7 +11524,7 @@
           <w:color w:val="1E293B"/>
           <w:sz w:val="19"/>
         </w:rPr>
-        <w:t>Prinsip 'Moving computation is cheaper than moving data': Memindahkan potongan kode komputasi yang ringan ke node tempat blok data berada jauh lebih cepat daripada memindahkan data via jaringan.</w:t>
+        <w:t>Filosofi MapReduce adalah Data Locality: mengeksekusi kode program kecil (Mapper) tepat pada mesin tempat data blok berada di HDFS untuk meminimalkan beban transfer jaringan.</w:t>
       </w:r>
     </w:p>
     <w:p>
@@ -11354,7 +11543,7 @@
         <w:rPr>
           <w:b/>
         </w:rPr>
-        <w:t>Urutan tingkatan efisiensi Data Locality dari yang paling cepat hingga paling lambat adalah...</w:t>
+        <w:t>Tingkatan Data Locality pada penjadwalan tugas MapReduce dari yang paling efisien hingga yang paling lambat adalah...</w:t>
       </w:r>
     </w:p>
     <w:p>
@@ -11372,7 +11561,7 @@
         <w:rPr>
           <w:b/>
         </w:rPr>
-        <w:t>A. Node-local (Data-local) -&gt; Rack-local -&gt; Off-rack</w:t>
+        <w:t>A. Node-local (tercepat) -&gt; Rack-local -&gt; Off-rack (paling lambat melalui switch inti jaringan)</w:t>
       </w:r>
     </w:p>
     <w:p>
@@ -11391,7 +11580,7 @@
           <w:color w:val="1E293B"/>
           <w:sz w:val="19"/>
         </w:rPr>
-        <w:t>Urutan efisiensi: 1. Node-local (komputasi dan blok data di mesin yang sama), 2. Rack-local (komputasi di mesin berbeda tapi satu rak), 3. Off-rack (lintas rak lewat switch utama).</w:t>
+        <w:t>Node-local adalah yang paling efisien (data di disk lokal), diikuti Rack-local (data di rak yang sama via switch rak), dan Off-rack adalah yang paling lambat karena melintasi switch inti klaster.</w:t>
       </w:r>
     </w:p>
     <w:p>
@@ -11410,7 +11599,7 @@
         <w:rPr>
           <w:b/>
         </w:rPr>
-        <w:t>Perbedaan mendasar antara HDFS Block dan InputSplit pada MapReduce adalah...</w:t>
+        <w:t>Pada implementasi bawaan `TextInputFormat`, pasangan Key-Value yang dikirimkan sebagai input ke fungsi `map()` adalah...</w:t>
       </w:r>
     </w:p>
     <w:p>
@@ -11428,7 +11617,7 @@
         <w:rPr>
           <w:b/>
         </w:rPr>
-        <w:t>A. HDFS Block adalah pembagian fisik data di disk, sedangkan InputSplit adalah pembagian logis data untuk satu Mapper</w:t>
+        <w:t>C. Key: byte offset dari awal berkas (`LongWritable`), Value: teks baris berkas (`Text`)</w:t>
       </w:r>
     </w:p>
     <w:p>
@@ -11447,7 +11636,7 @@
           <w:color w:val="1E293B"/>
           <w:sz w:val="19"/>
         </w:rPr>
-        <w:t>HDFS Block merepresentasikan penyimpanan fisik data di harddisk (misal 128 MB), sedangkan InputSplit adalah representasi logis yang dihitung oleh InputFormat untuk mendefinisikan porsi kerja satu tugas Mapper.</w:t>
+        <w:t>Pada `TextInputFormat`, Key adalah byte offset baris dari awal file berjenis `LongWritable`, dan Value adalah isi teks baris tersebut berjenis `Text`.</w:t>
       </w:r>
     </w:p>
     <w:p>
@@ -11466,7 +11655,7 @@
         <w:rPr>
           <w:b/>
         </w:rPr>
-        <w:t>Komponen yang bertugas membaca data mentah dari InputSplit dan mengubahnya menjadi pasangan Key-Value pertama (&lt;K1, V1&gt;) untuk fungsi map() adalah...</w:t>
+        <w:t>Fungsi dari antarmuka `InputSplit` dalam pemrosesan MapReduce adalah...</w:t>
       </w:r>
     </w:p>
     <w:p>
@@ -11484,7 +11673,7 @@
         <w:rPr>
           <w:b/>
         </w:rPr>
-        <w:t>B. RecordReader</w:t>
+        <w:t>B. Representasi logis potongan data untuk satu Mapper tanpa membelah berkas secara fisik di storage</w:t>
       </w:r>
     </w:p>
     <w:p>
@@ -11503,7 +11692,7 @@
           <w:color w:val="1E293B"/>
           <w:sz w:val="19"/>
         </w:rPr>
-        <w:t>RecordReader membaca byte demi byte dari InputSplit dan mengonversinya menjadi pasangan Key-Value &lt;K1, V1&gt; (misal pada TextInputFormat: K1 adalah byte offset dan V1 adalah teks isi baris).</w:t>
+        <w:t>InputSplit adalah pembagian logis data (berisi path berkas, byte offset awal, dan panjang byte) yang menjadi unit kerja satu Mapper. Satu InputSplit umumnya berkorespondensi dengan satu blok HDFS.</w:t>
       </w:r>
     </w:p>
     <w:p>
@@ -11522,7 +11711,7 @@
         <w:rPr>
           <w:b/>
         </w:rPr>
-        <w:t>Pada program WordCount MapReduce klasik dengan TextInputFormat, apa tipe data &lt;K1, V1&gt; yang diterima oleh fungsi map()?</w:t>
+        <w:t>Tugas utama komponen `RecordReader` pada tahapan input MapReduce adalah...</w:t>
       </w:r>
     </w:p>
     <w:p>
@@ -11540,7 +11729,7 @@
         <w:rPr>
           <w:b/>
         </w:rPr>
-        <w:t>A. &lt;LongWritable (byte offset), Text (teks baris)&gt;</w:t>
+        <w:t>B. Mengonversi potongan biner InputSplit menjadi pasangan Key-Value yang siap dibaca Mapper</w:t>
       </w:r>
     </w:p>
     <w:p>
@@ -11559,7 +11748,7 @@
           <w:color w:val="1E293B"/>
           <w:sz w:val="19"/>
         </w:rPr>
-        <w:t>Input awal fungsi map() dari TextInputFormat adalah &lt;LongWritable, Text&gt;, di mana LongWritable adalah offset posisi karakter baris dari awal file, dan Text adalah isi string dari baris tersebut.</w:t>
+        <w:t>`RecordReader` membaca byte mentah dari `InputSplit` dan mengonversinya menjadi pasangan key-value record demi record (misal membaca per baris teks pada `LineRecordReader`).</w:t>
       </w:r>
     </w:p>
     <w:p>
@@ -11578,7 +11767,7 @@
         <w:rPr>
           <w:b/>
         </w:rPr>
-        <w:t>Output antara (intermediate key-value) yang dihasilkan oleh fase Map pada program WordCount adalah pasangan...</w:t>
+        <w:t>Kapan fase penulisan sementara (Spill) terjadi selama eksekusi fungsi Mapper?</w:t>
       </w:r>
     </w:p>
     <w:p>
@@ -11596,7 +11785,7 @@
         <w:rPr>
           <w:b/>
         </w:rPr>
-        <w:t>A. &lt;Kata, 1&gt; atau &lt;Text, IntWritable(1)&gt;</w:t>
+        <w:t>A. Ketika buffer memori sirkular (`io.sort.mb`) terisi hingga batas ambang spill (default 80%)</w:t>
       </w:r>
     </w:p>
     <w:p>
@@ -11615,7 +11804,7 @@
           <w:color w:val="1E293B"/>
           <w:sz w:val="19"/>
         </w:rPr>
-        <w:t>Fase Map pada WordCount membaca setiap kata di baris teks dan mengeluarkan pasangan intermediate &lt;K2, V2&gt; berupa &lt;Kata, 1&gt; (misal &lt;Text, IntWritable(1)&gt;).</w:t>
+        <w:t>Output Mapper ditampung di buffer sirkular memori (default 100 MB). Saat terisi 80% (`mapreduce.map.sort.spill.percent`), thread latar belakang mulai menyortir dan melakukan spill ke disk lokal.</w:t>
       </w:r>
     </w:p>
     <w:p>
@@ -11634,7 +11823,7 @@
         <w:rPr>
           <w:b/>
         </w:rPr>
-        <w:t>Di manakah output antara (intermediate data) dari fase Map disimpan sebelum dikirim ke fase Reduce?</w:t>
+        <w:t>Peran komponen Combiner (sering disebut 'Mini-Reducer') dalam arsitektur MapReduce adalah...</w:t>
       </w:r>
     </w:p>
     <w:p>
@@ -11652,7 +11841,7 @@
         <w:rPr>
           <w:b/>
         </w:rPr>
-        <w:t>A. Di disk lokal node tempat Mapper berjalan (bukan di HDFS)</w:t>
+        <w:t>B. Melakukan agregasi lokal pada node Mapper untuk mengurangi volume data yang dikirim via jaringan</w:t>
       </w:r>
     </w:p>
     <w:p>
@@ -11671,7 +11860,7 @@
           <w:color w:val="1E293B"/>
           <w:sz w:val="19"/>
         </w:rPr>
-        <w:t>Output intermediate dari Mapper bersifat sementara, sehingga ditulis langsung ke disk lokal node pekerja tempat Mapper berjalan, BUKAN ke HDFS, untuk menghindari overhead replikasi jaringan.</w:t>
+        <w:t>Combiner adalah mini-reducer yang berjalan di node Mapper setelah fase map. Tujuannya adalah meringkas data perantara (intermediate data) secara lokal guna menghemat bandwidth jaringan saat Shuffle.</w:t>
       </w:r>
     </w:p>
     <w:p>
@@ -11690,7 +11879,7 @@
         <w:rPr>
           <w:b/>
         </w:rPr>
-        <w:t>Komponen opsional pada MapReduce yang sering disebut sebagai 'Mini-Reducer' lokal di node Mapper adalah...</w:t>
+        <w:t>Operasi matematika mana di bawah ini yang TIDAK aman jika digunakan langsung sebagai Combiner sederhana?</w:t>
       </w:r>
     </w:p>
     <w:p>
@@ -11708,7 +11897,7 @@
         <w:rPr>
           <w:b/>
         </w:rPr>
-        <w:t>B. Combiner</w:t>
+        <w:t>C. Operasi perhitungan nilai rata-rata elemen (AVERAGE)</w:t>
       </w:r>
     </w:p>
     <w:p>
@@ -11727,7 +11916,7 @@
           <w:color w:val="1E293B"/>
           <w:sz w:val="19"/>
         </w:rPr>
-        <w:t>Combiner adalah mini-reducer yang dieksekusi secara lokal di node yang sama dengan Mapper untuk melakukan pra-agregasi, sehingga mengurangi volume data yang harus ditransfer melalui jaringan saat fase Shuffle.</w:t>
+        <w:t>Combiner mensyaratkan operasi yang bersifat komutatif dan asosiatif. Operasi AVERAGE tidak asosiatif (avg(1, 2, 9) != avg(avg(1, 2), 9)). Rata-rata membutuhkan kombinasi Count dan Sum terpisah.</w:t>
       </w:r>
     </w:p>
     <w:p>
@@ -11746,7 +11935,7 @@
         <w:rPr>
           <w:b/>
         </w:rPr>
-        <w:t>Operasi matematis manakah yang AMAN dan valid menggunakan Combiner standar secara langsung?</w:t>
+        <w:t>Bagaimana cara kerja default `HashPartitioner` dalam menentukan nomor Reducer tujuan untuk suatu Key?</w:t>
       </w:r>
     </w:p>
     <w:p>
@@ -11764,7 +11953,7 @@
         <w:rPr>
           <w:b/>
         </w:rPr>
-        <w:t>A. Penjumlahan Total (Sum / Count)</w:t>
+        <w:t>B. Menggunakan rumus aritmatika: `(key.hashCode() &amp; Integer.MAX_VALUE) % numReduceTasks`</w:t>
       </w:r>
     </w:p>
     <w:p>
@@ -11783,7 +11972,7 @@
           <w:color w:val="1E293B"/>
           <w:sz w:val="19"/>
         </w:rPr>
-        <w:t>Operasi pada Combiner harus bersifat komutatif dan asosiatif, seperti Sum, Max, Min, dan Count. Operasi seperti Average tidak bisa langsung dihitung dengan combiner karena Avg(Avg(A,B), C) != Avg(A,B,C).</w:t>
+        <w:t>HashPartitioner menggunakan kode hash kunci: `(key.hashCode() &amp; Integer.MAX_VALUE) % numReduceTasks`. Ini mendistribusikan data secara merata selama hash code terdistribusi dengan baik.</w:t>
       </w:r>
     </w:p>
     <w:p>
@@ -11802,7 +11991,7 @@
         <w:rPr>
           <w:b/>
         </w:rPr>
-        <w:t>Komponen yang bertugas menentukan ke Reducer mana suatu pasangan intermediate Key-Value akan dikirimkan adalah...</w:t>
+        <w:t>Apa tujuan pembuatan 'Custom Partitioner' pada program aplikasi MapReduce?</w:t>
       </w:r>
     </w:p>
     <w:p>
@@ -11820,7 +12009,7 @@
         <w:rPr>
           <w:b/>
         </w:rPr>
-        <w:t>A. Partitioner</w:t>
+        <w:t>A. Mengatasi fenomena 'data skew' dengan mendistribusikan beban data secara terkontrol ke Reducer</w:t>
       </w:r>
     </w:p>
     <w:p>
@@ -11839,7 +12028,7 @@
           <w:color w:val="1E293B"/>
           <w:sz w:val="19"/>
         </w:rPr>
-        <w:t>Partitioner bertugas memetakan setiap intermediate key ke Reducer target tertentu. Implementasi default (HashPartitioner) menggunakan rumus: `(key.hashCode() &amp; Integer.MAX_VALUE) % numReduceTasks`.</w:t>
+        <w:t>Custom Partitioner dibuat untuk mengatasi 'data skew' (ketimpangan beban di mana satu Reducer menerima jutaan data sedangkan Reducer lain kosong) dengan mengatur pemetaan kunci ke reducer spesifik.</w:t>
       </w:r>
     </w:p>
     <w:p>
@@ -11858,7 +12047,7 @@
         <w:rPr>
           <w:b/>
         </w:rPr>
-        <w:t>Apa jaminan penting yang diberikan oleh mekanisme Partitioner pada Hadoop MapReduce?</w:t>
+        <w:t>Tahapan yang terjadi selama fase 'Shuffle and Sort' pada framework MapReduce adalah...</w:t>
       </w:r>
     </w:p>
     <w:p>
@@ -11876,7 +12065,7 @@
         <w:rPr>
           <w:b/>
         </w:rPr>
-        <w:t>A. Semua nilai dengan Key yang identik/sama dijamin masuk ke Reducer yang sama</w:t>
+        <w:t>B. Reducer mengambil partisi masing-masing via HTTP, lalu data digabungkan dan diurutkan berdasarkan Key</w:t>
       </w:r>
     </w:p>
     <w:p>
@@ -11895,7 +12084,7 @@
           <w:color w:val="1E293B"/>
           <w:sz w:val="19"/>
         </w:rPr>
-        <w:t>Partitioner menjamin bahwa semua data dengan key yang sama akan selalu diarahkan ke satu Reducer yang sama, sehingga Reducer dapat mengagregasi seluruh value untuk key tersebut secara komprehensif.</w:t>
+        <w:t>Fase Shuffle mentransfer partisi data dari mesin Mapper ke mesin Reducer yang sesuai via HTTP. Fase Sort kemudian menggabungkan (merge) partisi-partisi tersebut hingga terurut berdasarkan Key.</w:t>
       </w:r>
     </w:p>
     <w:p>
@@ -11914,7 +12103,7 @@
         <w:rPr>
           <w:b/>
         </w:rPr>
-        <w:t>Fase dalam MapReduce di mana output dari berbagai Mapper dipindahkan melalui jaringan ke node Reducer disebut...</w:t>
+        <w:t>Peran interface `WritableComparable` dalam tipe data bawaan MapReduce adalah...</w:t>
       </w:r>
     </w:p>
     <w:p>
@@ -11932,7 +12121,7 @@
         <w:rPr>
           <w:b/>
         </w:rPr>
-        <w:t>A. Shuffling</w:t>
+        <w:t>D. Mendukung serialisasi efisien lintas jaringan (Writable) dan perbandingan urutan kunci (Comparable)</w:t>
       </w:r>
     </w:p>
     <w:p>
@@ -11951,7 +12140,7 @@
           <w:color w:val="1E293B"/>
           <w:sz w:val="19"/>
         </w:rPr>
-        <w:t>Shuffle adalah fase transfer data intermediate dari disk lokal semua Mapper ke memori/disk mesin Reducer melalui protokol HTTP.</w:t>
+        <w:t>Tipe data Key di MapReduce wajib mengimplementasikan `WritableComparable` agar dapat diserialisasi ke jaringan/disk (Writable) dan dapat dibandingkan urutan nilainya saat fase sorting (Comparable).</w:t>
       </w:r>
     </w:p>
     <w:p>
@@ -11970,7 +12159,7 @@
         <w:rPr>
           <w:b/>
         </w:rPr>
-        <w:t>Kapan proses pengurutan (Sort) pada MapReduce dilakukan secara otomatis oleh framework?</w:t>
+        <w:t>Teknik 'Map-Side Join' dalam MapReduce paling efektif diterapkan pada kondisi skenario...</w:t>
       </w:r>
     </w:p>
     <w:p>
@@ -11988,7 +12177,7 @@
         <w:rPr>
           <w:b/>
         </w:rPr>
-        <w:t>A. Bersamaan dengan fase Shuffle sebelum data diproses oleh fungsi reduce()</w:t>
+        <w:t>D. Menggabungkan dua tabel di mana salah satu tabel berukuran kecil sehingga muat di Distributed Cache</w:t>
       </w:r>
     </w:p>
     <w:p>
@@ -12007,7 +12196,7 @@
           <w:color w:val="1E293B"/>
           <w:sz w:val="19"/>
         </w:rPr>
-        <w:t>Hadoop secara otomatis melakukan pengurutan (Sort/Merge) pada fase Shuffle and Sort, sebelum data diserahkan ke method reduce(). Oleh karena itu, key yang masuk ke Reducer selalu dalam keadaan terurut.</w:t>
+        <w:t>Map-Side Join memuat dataset kecil ke memori RAM setiap Mapper via Distributed Cache. Data besar dibaca secara streaming dan dicocokkan di fase Map, sepenuhnya menghindari fase Shuffle yang mahal.</w:t>
       </w:r>
     </w:p>
     <w:p>
@@ -12026,7 +12215,7 @@
         <w:rPr>
           <w:b/>
         </w:rPr>
-        <w:t>Jika sebuah pekerjaan MapReduce disetel dengan jumlah Reducer = 0 (`job.setNumReduceTasks(0)`), apa yang terjadi?</w:t>
+        <w:t>Kapan teknik 'Reduce-Side Join' (Repartition Join) harus dipilih dalam pemrograman MapReduce?</w:t>
       </w:r>
     </w:p>
     <w:p>
@@ -12044,7 +12233,7 @@
         <w:rPr>
           <w:b/>
         </w:rPr>
-        <w:t>A. Pekerjaan menjadi 'Map-Only Job', output langsung ditulis ke HDFS tanpa fase Shuffle dan Sort</w:t>
+        <w:t>B. Ketika kedua dataset yang akan digabungkan berukuran sangat besar sehingga tidak muat di memori RAM</w:t>
       </w:r>
     </w:p>
     <w:p>
@@ -12063,7 +12252,7 @@
           <w:color w:val="1E293B"/>
           <w:sz w:val="19"/>
         </w:rPr>
-        <w:t>Jika Reducer di-set 0, pekerjaan disebut 'Map-Only Job'. Output dari Mapper langsung ditulis ke HDFS tanpa melalui fase Shuffle, Sort, maupun Reduce, yang sangat menghemat waktu.</w:t>
+        <w:t>Reduce-Side Join digunakan saat kedua dataset berukuran masif. Kunci penggabungan dijadikan Key perantara, dan pencocokan record dilakukan di Reducer setelah melalui fase Shuffle.</w:t>
       </w:r>
     </w:p>
     <w:p>
@@ -12082,7 +12271,7 @@
         <w:rPr>
           <w:b/>
         </w:rPr>
-        <w:t>Format penamaan berkas output standar yang dihasilkan oleh Reducer pada direktori output HDFS adalah...</w:t>
+        <w:t>Konsep 'Secondary Sort' pada Hadoop MapReduce digunakan untuk menyelesaikan kebutuhan...</w:t>
       </w:r>
     </w:p>
     <w:p>
@@ -12100,7 +12289,7 @@
         <w:rPr>
           <w:b/>
         </w:rPr>
-        <w:t>A. part-r-00000</w:t>
+        <w:t>D. Mengurutkan nilai (Values) yang berasosiasi dengan sebuah Kunci (Key) pada saat masuk ke Reducer</w:t>
       </w:r>
     </w:p>
     <w:p>
@@ -12119,7 +12308,7 @@
           <w:color w:val="1E293B"/>
           <w:sz w:val="19"/>
         </w:rPr>
-        <w:t>Output Reducer di HDFS secara default diberi nama `part-r-XXXXX` (di mana XXXXX adalah ID Reducer, misal 00000). Untuk Map-only job, namanya adalah `part-m-XXXXX`.</w:t>
+        <w:t>Secondary Sort mengurutkan value di Reducer. Caranya dengan membuat Composite Key (Natural Key + Secondary Key), Custom Partitioner (berdasarkan Natural Key), dan GroupComparator.</w:t>
       </w:r>
     </w:p>
     <w:p>
@@ -12138,7 +12327,7 @@
         <w:rPr>
           <w:b/>
         </w:rPr>
-        <w:t>Dalam konteks MapReduce, apa yang dimaksud dengan istilah 'Straggler Task'?</w:t>
+        <w:t>Apa yang dimaksud dengan fitur 'Speculative Execution' pada eksekusi tugas MapReduce?</w:t>
       </w:r>
     </w:p>
     <w:p>
@@ -12156,7 +12345,7 @@
         <w:rPr>
           <w:b/>
         </w:rPr>
-        <w:t>A. Task yang berjalan jauh lebih lambat dari task lainnya dalam satu job karena masalah hardware atau beban node</w:t>
+        <w:t>C. Menjalankan tugas cadangan secara spekulatif pada node lain untuk tugas yang berjalan lambat (straggler)</w:t>
       </w:r>
     </w:p>
     <w:p>
@@ -12175,7 +12364,7 @@
           <w:color w:val="1E293B"/>
           <w:sz w:val="19"/>
         </w:rPr>
-        <w:t>Straggler Task adalah tugas yang berjalan abnormal lambat dan memperpanjang total waktu penyelesaian job.</w:t>
+        <w:t>Speculative Execution mendeteksi task yang berjalan lambat (straggler) akibat masalah hardware/node lambat, lalu meluncurkan tugas duplikat di node lain. Tugas yang selesai lebih dulu diambil hasilnya.</w:t>
       </w:r>
     </w:p>
     <w:p>
@@ -12194,7 +12383,7 @@
         <w:rPr>
           <w:b/>
         </w:rPr>
-        <w:t>Mekanisme apa yang digunakan oleh Hadoop untuk mengatasi Straggler Task dengan menjalankan salinan tugas secara paralel di node lain?</w:t>
+        <w:t>Apa fungsi dari fitur 'Distributed Cache' pada Apache Hadoop MapReduce?</w:t>
       </w:r>
     </w:p>
     <w:p>
@@ -12212,7 +12401,7 @@
         <w:rPr>
           <w:b/>
         </w:rPr>
-        <w:t>A. Speculative Execution</w:t>
+        <w:t>A. Mendistribusikan berkas referensi kecil (seperti file lookup atau jar) ke disk lokal seluruh node pekerja</w:t>
       </w:r>
     </w:p>
     <w:p>
@@ -12231,7 +12420,7 @@
           <w:color w:val="1E293B"/>
           <w:sz w:val="19"/>
         </w:rPr>
-        <w:t>Speculative Execution mendeteksi task yang berjalan lambat dan meluncurkan task duplikat secara spekulatif di node lain. Task yang selesai lebih dulu akan diambil hasilnya.</w:t>
+        <w:t>Distributed Cache mendistribusikan file referensi read-only (tabel lookup, kamus kata, arsip zip) ke node pekerja sebelum task dieksekusi, sehingga dapat diakses secara lokal oleh Mapper/Reducer.</w:t>
       </w:r>
     </w:p>
     <w:p>
@@ -12250,7 +12439,7 @@
         <w:rPr>
           <w:b/>
         </w:rPr>
-        <w:t>Di mana letak perbedaan utama antara Apache Spark dan Hadoop MapReduce dalam hal pemrosesan data?</w:t>
+        <w:t>Apa yang terjadi jika sebuah job MapReduce dikonfigurasi dengan `job.setNumReduceTasks(0)`?</w:t>
       </w:r>
     </w:p>
     <w:p>
@@ -12268,7 +12457,7 @@
         <w:rPr>
           <w:b/>
         </w:rPr>
-        <w:t>A. Spark memproses data secara in-memory (RAM) dengan DAG, sedangkan MapReduce menulis state intermediate ke disk di setiap siklus</w:t>
+        <w:t>A. Job berjalan sebagai Map-Only job di mana output dari Mapper langsung ditulis ke direktori HDFS</w:t>
       </w:r>
     </w:p>
     <w:p>
@@ -12287,7 +12476,7 @@
           <w:color w:val="1E293B"/>
           <w:sz w:val="19"/>
         </w:rPr>
-        <w:t>MapReduce menulis hasil antara ke disk lokal di setiap tahapan, sedangkan Apache Spark memproses data langsung di dalam memori (RAM) menggunakan RDD dan DAG execution, menjadikannya hingga 100x lebih cepat.</w:t>
+        <w:t>Jika jumlah Reducer diatur 0 (Map-Only), tidak ada fase Shuffle dan Sort. Output dari fungsi `map()` langsung dialirkan ke RecordWriter dan disimpan langsung ke HDFS.</w:t>
       </w:r>
     </w:p>
     <w:p>
@@ -12306,7 +12495,7 @@
         <w:rPr>
           <w:b/>
         </w:rPr>
-        <w:t>Karakteristik penting dari direktori output pada pekerjaan MapReduce adalah...</w:t>
+        <w:t>Fungsi dari kelas `FileInputFormat.addInputPath(job, path)` pada driver MapReduce adalah...</w:t>
       </w:r>
     </w:p>
     <w:p>
@@ -12324,7 +12513,7 @@
         <w:rPr>
           <w:b/>
         </w:rPr>
-        <w:t>Direktori output tidak boleh sudah ada sebelumnya saat job dimulai (mencegah overwrite tidak sengaja)</w:t>
+        <w:t>D. Menentukan lokasi direktori atau berkas di HDFS yang menjadi sumber data masukan pekerjaan</w:t>
       </w:r>
     </w:p>
     <w:p>
@@ -12343,7 +12532,7 @@
           <w:color w:val="1E293B"/>
           <w:sz w:val="19"/>
         </w:rPr>
-        <w:t>Hadoop secara sengaja melempar `FileAlreadyExistsException` jika direktori output sudah ada, untuk mencegah penghapusan atau penimpaan data hasil komputasi yang mahal secara tidak sengaja.</w:t>
+        <w:t>`FileInputFormat.addInputPath()` mendaftarkan direktori atau pola path di HDFS yang akan dipindai oleh InputFormat untuk menghasilkan InputSplit bagi para Mapper.</w:t>
       </w:r>
     </w:p>
     <w:p>
@@ -12362,7 +12551,7 @@
         <w:rPr>
           <w:b/>
         </w:rPr>
-        <w:t>Berapa ukuran default memori buffer melingkar (circular memory buffer) yang digunakan Mapper untuk menampung output sebelum di-spill ke disk?</w:t>
+        <w:t>Fungsi dari komponen `OutputFormat` (seperti `TextOutputFormat`) pada MapReduce adalah...</w:t>
       </w:r>
     </w:p>
     <w:p>
@@ -12380,7 +12569,7 @@
         <w:rPr>
           <w:b/>
         </w:rPr>
-        <w:t>100 MB dengan batas ambang spill 80%</w:t>
+        <w:t>D. Mendefinisikan bagaimana pasangan Key-Value akhir dari Reducer ditulis ke sistem berkas HDFS</w:t>
       </w:r>
     </w:p>
     <w:p>
@@ -12399,7 +12588,7 @@
           <w:color w:val="1E293B"/>
           <w:sz w:val="19"/>
         </w:rPr>
-        <w:t>Mapper menggunakan circular memory buffer berukuran default 100 MB (`mapreduce.task.io.sort.mb`). Ketika buffer terisi 80% (`mapreduce.map.sort.spill.percent`), thread latar belakang mulai melakukan spill data ke disk lokal.</w:t>
+        <w:t>`OutputFormat` memvalidasi direktori tujuan dan menyediakan instans `RecordWriter` untuk memformat dan menulis pasangan key-value hasil akhir Reducer ke dalam berkas HDFS (misal part-r-00000).</w:t>
       </w:r>
     </w:p>
     <w:p>
@@ -12418,7 +12607,7 @@
         <w:rPr>
           <w:b/>
         </w:rPr>
-        <w:t>Apa peran dari interface `WritableComparable` pada Hadoop MapReduce?</w:t>
+        <w:t>Apa peran dari interface `OutputCommitter` pada framework Apache Hadoop MapReduce?</w:t>
       </w:r>
     </w:p>
     <w:p>
@@ -12436,7 +12625,7 @@
         <w:rPr>
           <w:b/>
         </w:rPr>
-        <w:t>Memungkinkan objek dapat diserialisasi ke jaringan (Writable) dan dibandingkan urutannya saat fase Sort (Comparable)</w:t>
+        <w:t>D. Memastikan operasi penulisan file commit bersifat atomik (menulis ke folder sementara _temporary lalu rename)</w:t>
       </w:r>
     </w:p>
     <w:p>
@@ -12455,7 +12644,7 @@
           <w:color w:val="1E293B"/>
           <w:sz w:val="19"/>
         </w:rPr>
-        <w:t>`WritableComparable` menggabungkan interface Writable (untuk serialisasi efisien) dan Comparable (untuk membandingkan dan mengurutkan key selama fase Sort).</w:t>
+        <w:t>OutputCommitter memastikan commit atomik: task menulis ke direktori `_temporary`. Saat task sukses, direktori di-rename ke path output resmi, mencegah keluaran parsial jika task gagal di tengah jalan.</w:t>
       </w:r>
     </w:p>
     <w:p>
@@ -12474,7 +12663,7 @@
         <w:rPr>
           <w:b/>
         </w:rPr>
-        <w:t>Pada implementasi `TextInputFormat`, nilai Key yang dikirimkan ke mapper bertipe `LongWritable` yang merepresentasikan...</w:t>
+        <w:t>Mengapa kompresi data output Mapper menggunakan Snappy sangat dianjurkan pada pipeline MapReduce?</w:t>
       </w:r>
     </w:p>
     <w:p>
@@ -12492,7 +12681,7 @@
         <w:rPr>
           <w:b/>
         </w:rPr>
-        <w:t>Posisi byte offset dari awal berkas ke awal baris tersebut</w:t>
+        <w:t>D. Karena Snappy sangat cepat dan memiliki rasio dekompresi tinggi, mengurangi I/O disk dan traffic Shuffle</w:t>
       </w:r>
     </w:p>
     <w:p>
@@ -12511,7 +12700,7 @@
           <w:color w:val="1E293B"/>
           <w:sz w:val="19"/>
         </w:rPr>
-        <w:t>Pada `TextInputFormat`, Key adalah `LongWritable` yang menunjukkan byte offset (jarak byte dari karakter pertama file) tempat baris teks tersebut dimulai.</w:t>
+        <w:t>Kompresi output intermediate dengan Snappy (`mapreduce.map.output.compress=true`) drastis mempercepat Shuffle karena mengurangi ukuran berkas spill di disk lokal dan mempercepat transfer jaringan.</w:t>
       </w:r>
     </w:p>
     <w:p>
@@ -12530,7 +12719,7 @@
         <w:rPr>
           <w:b/>
         </w:rPr>
-        <w:t>Dalam pemrosesan distributed join di MapReduce, 'Reduce-Side Join' dipilih saat...</w:t>
+        <w:t>Apa yang dimaksud dengan 'CombineFileInputFormat' dalam ekosistem Hadoop MapReduce?</w:t>
       </w:r>
     </w:p>
     <w:p>
@@ -12548,7 +12737,7 @@
         <w:rPr>
           <w:b/>
         </w:rPr>
-        <w:t>Kedua dataset berukuran sangat besar sehingga tidak ada yang muat dimuat seluruhnya ke memori (RAM)</w:t>
+        <w:t>D. InputFormat khusus yang menggabungkan banyak berkas kecil ke dalam satu InputSplit untuk satu Mapper</w:t>
       </w:r>
     </w:p>
     <w:p>
@@ -12567,7 +12756,7 @@
           <w:color w:val="1E293B"/>
           <w:sz w:val="19"/>
         </w:rPr>
-        <w:t>Reduce-Side Join (repartition join) digunakan ketika kedua dataset berukuran sangat besar sehingga harus digabungkan dan dicocokkan kuncinya pada fase Reduce melalui fase Shuffle yang intensif.</w:t>
+        <w:t>CombineFileInputFormat dirancang untuk memecahkan Small Files Problem pada fase Map: menggabungkan beberapa file kecil ke dalam satu split sehingga tidak perlu meluncurkan jutaan Mapper terpisah.</w:t>
       </w:r>
     </w:p>
     <w:p>
@@ -12586,7 +12775,7 @@
         <w:rPr>
           <w:b/>
         </w:rPr>
-        <w:t>Dalam pemrograman MapReduce (Topik Optimasi Komputasi #24), mengapa penggunaan Custom Partitioner sangat diperlukan pada kasus-kasus tertentu?</w:t>
+        <w:t>Bagaimana cara kerja metode `cleanup(Context context)` pada siklus hidup kelas Mapper dan Reducer?</w:t>
       </w:r>
     </w:p>
     <w:p>
@@ -12604,7 +12793,7 @@
         <w:rPr>
           <w:b/>
         </w:rPr>
-        <w:t>A. Untuk menghindari data skew (ketimpangan beban data di mana satu Reducer menerima jutaan data sedangkan Reducer lain menganggur)</w:t>
+        <w:t>C. Dipanggil tepat satu kali di akhir masa hidup task setelah seluruh pasangan record selesai diproses</w:t>
       </w:r>
     </w:p>
     <w:p>
@@ -12623,7 +12812,7 @@
           <w:color w:val="1E293B"/>
           <w:sz w:val="19"/>
         </w:rPr>
-        <w:t>Custom Partitioner digunakan untuk mengatasi 'data skew' dengan mendistribusikan intermediate key secara seimbang ke seluruh Reducer sesuai karakteristik distribusi data spesifik aplikasi.</w:t>
+        <w:t>Metode `setup()` dipanggil sekali di awal untuk inisialisasi, fungsi `map()` atau `reduce()` dipanggil untuk setiap record, dan metode `cleanup()` dipanggil sekali di akhir untuk menutup koneksi/file.</w:t>
       </w:r>
     </w:p>
     <w:p>
@@ -12642,7 +12831,7 @@
         <w:rPr>
           <w:b/>
         </w:rPr>
-        <w:t>Dalam pemrograman MapReduce (Topik Optimasi Komputasi #25), mengapa penggunaan Custom Partitioner sangat diperlukan pada kasus-kasus tertentu?</w:t>
+        <w:t>Apa fungsi dari Hadoop Counters (penghitung metrik) dalam eksekusi pekerjaan MapReduce?</w:t>
       </w:r>
     </w:p>
     <w:p>
@@ -12660,7 +12849,7 @@
         <w:rPr>
           <w:b/>
         </w:rPr>
-        <w:t>A. Untuk menghindari data skew (ketimpangan beban data di mana satu Reducer menerima jutaan data sedangkan Reducer lain menganggur)</w:t>
+        <w:t>D. Mengumpulkan data statistik agregat kualitas eksekusi (seperti jumlah baris terbaca dan rekor terfilter)</w:t>
       </w:r>
     </w:p>
     <w:p>
@@ -12679,7 +12868,7 @@
           <w:color w:val="1E293B"/>
           <w:sz w:val="19"/>
         </w:rPr>
-        <w:t>Custom Partitioner digunakan untuk mengatasi 'data skew' dengan mendistribusikan intermediate key secara seimbang ke seluruh Reducer sesuai karakteristik distribusi data spesifik aplikasi.</w:t>
+        <w:t>Hadoop Counters menyediakan metrik statistik global (baik bawaan sistem seperti MAP_INPUT_RECORDS maupun kustom Enum) untuk memantau kualitas dan kuantitas data yang diproses.</w:t>
       </w:r>
     </w:p>
     <w:p>
@@ -12698,7 +12887,7 @@
         <w:rPr>
           <w:b/>
         </w:rPr>
-        <w:t>Dalam pemrograman MapReduce (Topik Optimasi Komputasi #26), mengapa penggunaan Custom Partitioner sangat diperlukan pada kasus-kasus tertentu?</w:t>
+        <w:t>Tipe data Writable Hadoop yang digunakan untuk merepresentasikan nilai bilangan bulat 32-bit adalah...</w:t>
       </w:r>
     </w:p>
     <w:p>
@@ -12716,7 +12905,7 @@
         <w:rPr>
           <w:b/>
         </w:rPr>
-        <w:t>A. Untuk menghindari data skew (ketimpangan beban data di mana satu Reducer menerima jutaan data sedangkan Reducer lain menganggur)</w:t>
+        <w:t>A. IntWritable tipe data serialisasi biner</w:t>
       </w:r>
     </w:p>
     <w:p>
@@ -12735,7 +12924,7 @@
           <w:color w:val="1E293B"/>
           <w:sz w:val="19"/>
         </w:rPr>
-        <w:t>Custom Partitioner digunakan untuk mengatasi 'data skew' dengan mendistribusikan intermediate key secara seimbang ke seluruh Reducer sesuai karakteristik distribusi data spesifik aplikasi.</w:t>
+        <w:t>`IntWritable` membungkus nilai integer 32-bit Java dengan serialisasi biner yang jauh lebih ringkas dibanding Java Serialization bawaan (`java.lang.Integer`).</w:t>
       </w:r>
     </w:p>
     <w:p>
@@ -12754,7 +12943,7 @@
         <w:rPr>
           <w:b/>
         </w:rPr>
-        <w:t>Dalam pemrograman MapReduce (Topik Optimasi Komputasi #27), mengapa penggunaan Custom Partitioner sangat diperlukan pada kasus-kasus tertentu?</w:t>
+        <w:t>Tipe data Writable Hadoop yang digunakan untuk merepresentasikan string teks berformat UTF-8 adalah...</w:t>
       </w:r>
     </w:p>
     <w:p>
@@ -12772,7 +12961,7 @@
         <w:rPr>
           <w:b/>
         </w:rPr>
-        <w:t>A. Untuk menghindari data skew (ketimpangan beban data di mana satu Reducer menerima jutaan data sedangkan Reducer lain menganggur)</w:t>
+        <w:t>C. Text tipe data serialisasi teks biner</w:t>
       </w:r>
     </w:p>
     <w:p>
@@ -12791,7 +12980,7 @@
           <w:color w:val="1E293B"/>
           <w:sz w:val="19"/>
         </w:rPr>
-        <w:t>Custom Partitioner digunakan untuk mengatasi 'data skew' dengan mendistribusikan intermediate key secara seimbang ke seluruh Reducer sesuai karakteristik distribusi data spesifik aplikasi.</w:t>
+        <w:t>Kelas `Text` adalah padanan `java.lang.String` di Hadoop yang menyimpan karakter dalam encoding UTF-8 dengan serialisasi efisien.</w:t>
       </w:r>
     </w:p>
     <w:p>
@@ -12810,7 +12999,7 @@
         <w:rPr>
           <w:b/>
         </w:rPr>
-        <w:t>Dalam pemrograman MapReduce (Topik Optimasi Komputasi #28), mengapa penggunaan Custom Partitioner sangat diperlukan pada kasus-kasus tertentu?</w:t>
+        <w:t>Apa perbedaan utama antara implementasi `FileInputFormat` dan `TextInputFormat` di Hadoop?</w:t>
       </w:r>
     </w:p>
     <w:p>
@@ -12828,7 +13017,7 @@
         <w:rPr>
           <w:b/>
         </w:rPr>
-        <w:t>A. Untuk menghindari data skew (ketimpangan beban data di mana satu Reducer menerima jutaan data sedangkan Reducer lain menganggur)</w:t>
+        <w:t>B. FileInputFormat adalah kelas abstrak dasar berkas, sedangkan TextInputFormat adalah implementasi konkret teks</w:t>
       </w:r>
     </w:p>
     <w:p>
@@ -12847,7 +13036,7 @@
           <w:color w:val="1E293B"/>
           <w:sz w:val="19"/>
         </w:rPr>
-        <w:t>Custom Partitioner digunakan untuk mengatasi 'data skew' dengan mendistribusikan intermediate key secara seimbang ke seluruh Reducer sesuai karakteristik distribusi data spesifik aplikasi.</w:t>
+        <w:t>`FileInputFormat` adalah abstract superclass untuk semua input format berbasis berkas; `TextInputFormat` adalah subclass konkret yang membaca berkas per baris teks berpemisah newline.</w:t>
       </w:r>
     </w:p>
     <w:p>
@@ -12866,7 +13055,7 @@
         <w:rPr>
           <w:b/>
         </w:rPr>
-        <w:t>Dalam pemrograman MapReduce (Topik Optimasi Komputasi #29), mengapa penggunaan Custom Partitioner sangat diperlukan pada kasus-kasus tertentu?</w:t>
+        <w:t>Komponen 'GroupComparator' pada implementasi Secondary Sort bertanggung jawab untuk...</w:t>
       </w:r>
     </w:p>
     <w:p>
@@ -12884,7 +13073,7 @@
         <w:rPr>
           <w:b/>
         </w:rPr>
-        <w:t>A. Untuk menghindari data skew (ketimpangan beban data di mana satu Reducer menerima jutaan data sedangkan Reducer lain menganggur)</w:t>
+        <w:t>D. Menentukan kelompok data mana yang memiliki Natural Key yang sama saat dikirim ke satu panggilan `reduce()`</w:t>
       </w:r>
     </w:p>
     <w:p>
@@ -12903,7 +13092,7 @@
           <w:color w:val="1E293B"/>
           <w:sz w:val="19"/>
         </w:rPr>
-        <w:t>Custom Partitioner digunakan untuk mengatasi 'data skew' dengan mendistribusikan intermediate key secara seimbang ke seluruh Reducer sesuai karakteristik distribusi data spesifik aplikasi.</w:t>
+        <w:t>GroupComparator memeriksa hanya Natural Key dari Composite Key, memastikan semua record dengan Natural Key yang sama dikelompokkan ke dalam satu pemanggilan metode `reduce()` tunggal.</w:t>
       </w:r>
     </w:p>
     <w:p>
@@ -12922,7 +13111,7 @@
         <w:rPr>
           <w:b/>
         </w:rPr>
-        <w:t>Dalam pemrograman MapReduce (Topik Optimasi Komputasi #30), mengapa penggunaan Custom Partitioner sangat diperlukan pada kasus-kasus tertentu?</w:t>
+        <w:t>Apa yang terjadi pada data keluaran Mapper yang memiliki Key bernilai `NullWritable`?</w:t>
       </w:r>
     </w:p>
     <w:p>
@@ -12940,7 +13129,7 @@
         <w:rPr>
           <w:b/>
         </w:rPr>
-        <w:t>A. Untuk menghindari data skew (ketimpangan beban data di mana satu Reducer menerima jutaan data sedangkan Reducer lain menganggur)</w:t>
+        <w:t>B. Data tidak memiliki kunci (key kosong) dan hanya nilai (value) yang diproses atau disimpan ke output</w:t>
       </w:r>
     </w:p>
     <w:p>
@@ -12959,7 +13148,7 @@
           <w:color w:val="1E293B"/>
           <w:sz w:val="19"/>
         </w:rPr>
-        <w:t>Custom Partitioner digunakan untuk mengatasi 'data skew' dengan mendistribusikan intermediate key secara seimbang ke seluruh Reducer sesuai karakteristik distribusi data spesifik aplikasi.</w:t>
+        <w:t>`NullWritable` adalah tipe data singleton yang tidak memakan byte saat diserialisasi, ideal saat aplikasi hanya membutuhkan value tanpa key (atau key tanpa value).</w:t>
       </w:r>
     </w:p>
     <w:p>
@@ -12978,7 +13167,7 @@
         <w:rPr>
           <w:b/>
         </w:rPr>
-        <w:t>Dalam pemrograman MapReduce (Topik Optimasi Komputasi #31), mengapa penggunaan Custom Partitioner sangat diperlukan pada kasus-kasus tertentu?</w:t>
+        <w:t>Kapan fase Sort pada Reducer (sering disebut fase Merge) mulai dieksekusi?</w:t>
       </w:r>
     </w:p>
     <w:p>
@@ -12996,7 +13185,7 @@
         <w:rPr>
           <w:b/>
         </w:rPr>
-        <w:t>A. Untuk menghindari data skew (ketimpangan beban data di mana satu Reducer menerima jutaan data sedangkan Reducer lain menganggur)</w:t>
+        <w:t>D. Setelah seluruh partisi data dari seluruh Mapper selesai di-fetch melalui fase Shuffle HTTP</w:t>
       </w:r>
     </w:p>
     <w:p>
@@ -13015,7 +13204,7 @@
           <w:color w:val="1E293B"/>
           <w:sz w:val="19"/>
         </w:rPr>
-        <w:t>Custom Partitioner digunakan untuk mengatasi 'data skew' dengan mendistribusikan intermediate key secara seimbang ke seluruh Reducer sesuai karakteristik distribusi data spesifik aplikasi.</w:t>
+        <w:t>Fase Copy (Shuffle) mengunduh partisi-partisi dari Mapper. Setelah semua partisi tiba, fase Sort menggabungkannya secara multi-way merge sort menjadi satu stream data terurut sebelum fungsi `reduce()` dipanggil.</w:t>
       </w:r>
     </w:p>
     <w:p>
@@ -13034,7 +13223,7 @@
         <w:rPr>
           <w:b/>
         </w:rPr>
-        <w:t>Dalam pemrograman MapReduce (Topik Optimasi Komputasi #32), mengapa penggunaan Custom Partitioner sangat diperlukan pada kasus-kasus tertentu?</w:t>
+        <w:t>Bagaimana penanganan kegagalan sebuah Map Task yang mengalami crash akibat kesalahan eksepsi memori?</w:t>
       </w:r>
     </w:p>
     <w:p>
@@ -13052,7 +13241,7 @@
         <w:rPr>
           <w:b/>
         </w:rPr>
-        <w:t>A. Untuk menghindari data skew (ketimpangan beban data di mana satu Reducer menerima jutaan data sedangkan Reducer lain menganggur)</w:t>
+        <w:t>D. ApplicationMaster mendeteksi kegagalan dan menjadwalkan ulang task tersebut hingga batas maksimal percobaan</w:t>
       </w:r>
     </w:p>
     <w:p>
@@ -13071,7 +13260,7 @@
           <w:color w:val="1E293B"/>
           <w:sz w:val="19"/>
         </w:rPr>
-        <w:t>Custom Partitioner digunakan untuk mengatasi 'data skew' dengan mendistribusikan intermediate key secara seimbang ke seluruh Reducer sesuai karakteristik distribusi data spesifik aplikasi.</w:t>
+        <w:t>ApplicationMaster melacak status setiap task. Jika task gagal (misal melempar runtime exception), AM akan mencoba menjadwalkan ulang task tersebut (default maksimum 4 kali percobaan via `mapreduce.map.maxattempts`).</w:t>
       </w:r>
     </w:p>
     <w:p>
@@ -13090,7 +13279,7 @@
         <w:rPr>
           <w:b/>
         </w:rPr>
-        <w:t>Dalam pemrograman MapReduce (Topik Optimasi Komputasi #33), mengapa penggunaan Custom Partitioner sangat diperlukan pada kasus-kasus tertentu?</w:t>
+        <w:t>Jika sebuah tugas MapReduce membutuhkan file konfigurasi JSON eksternal, cara paling efisien menyediakannya adalah...</w:t>
       </w:r>
     </w:p>
     <w:p>
@@ -13108,7 +13297,7 @@
         <w:rPr>
           <w:b/>
         </w:rPr>
-        <w:t>A. Untuk menghindari data skew (ketimpangan beban data di mana satu Reducer menerima jutaan data sedangkan Reducer lain menganggur)</w:t>
+        <w:t>D. Menambahkan berkas tersebut ke Distributed Cache melalui method `job.addCacheFile(uri)`</w:t>
       </w:r>
     </w:p>
     <w:p>
@@ -13127,7 +13316,7 @@
           <w:color w:val="1E293B"/>
           <w:sz w:val="19"/>
         </w:rPr>
-        <w:t>Custom Partitioner digunakan untuk mengatasi 'data skew' dengan mendistribusikan intermediate key secara seimbang ke seluruh Reducer sesuai karakteristik distribusi data spesifik aplikasi.</w:t>
+        <w:t>Distributed Cache menduplikasi berkas read-only ke direktori lokal mesin pekerja sebelum task berjalan, sehingga Mapper/Reducer dapat membacanya langsung dari filesystem lokal berkecepatan tinggi.</w:t>
       </w:r>
     </w:p>
     <w:p>
@@ -13146,7 +13335,7 @@
         <w:rPr>
           <w:b/>
         </w:rPr>
-        <w:t>Dalam pemrograman MapReduce (Topik Optimasi Komputasi #34), mengapa penggunaan Custom Partitioner sangat diperlukan pada kasus-kasus tertentu?</w:t>
+        <w:t>Apa fungsi dari kelas `MultipleOutputs` pada framework Apache Hadoop MapReduce?</w:t>
       </w:r>
     </w:p>
     <w:p>
@@ -13164,7 +13353,7 @@
         <w:rPr>
           <w:b/>
         </w:rPr>
-        <w:t>A. Untuk menghindari data skew (ketimpangan beban data di mana satu Reducer menerima jutaan data sedangkan Reducer lain menganggur)</w:t>
+        <w:t>A. Memungkinkan satu job MapReduce menulis output ke beberapa berkas atau direktori berbeda dengan nama kustom</w:t>
       </w:r>
     </w:p>
     <w:p>
@@ -13183,7 +13372,7 @@
           <w:color w:val="1E293B"/>
           <w:sz w:val="19"/>
         </w:rPr>
-        <w:t>Custom Partitioner digunakan untuk mengatasi 'data skew' dengan mendistribusikan intermediate key secara seimbang ke seluruh Reducer sesuai karakteristik distribusi data spesifik aplikasi.</w:t>
+        <w:t>`MultipleOutputs` memungkinkan program menulis record ke beberapa file output yang berbeda berdasarkan kriteria data (misal memisahkan data error ke `errors-r-00000` dan data valid ke `valid-r-00000`).</w:t>
       </w:r>
     </w:p>
     <w:p>
@@ -13202,7 +13391,7 @@
         <w:rPr>
           <w:b/>
         </w:rPr>
-        <w:t>Dalam pemrograman MapReduce (Topik Optimasi Komputasi #35), mengapa penggunaan Custom Partitioner sangat diperlukan pada kasus-kasus tertentu?</w:t>
+        <w:t>Mengapa fungsi `map()` dan `reduce()` pada Hadoop MapReduce menerima parameter `Context`?</w:t>
       </w:r>
     </w:p>
     <w:p>
@@ -13220,7 +13409,7 @@
         <w:rPr>
           <w:b/>
         </w:rPr>
-        <w:t>A. Untuk menghindari data skew (ketimpangan beban data di mana satu Reducer menerima jutaan data sedangkan Reducer lain menganggur)</w:t>
+        <w:t>C. Sebagai jembatan interaksi untuk membaca konfigurasi job, memperbarui counter, dan mengemisikan record output</w:t>
       </w:r>
     </w:p>
     <w:p>
@@ -13239,7 +13428,7 @@
           <w:color w:val="1E293B"/>
           <w:sz w:val="19"/>
         </w:rPr>
-        <w:t>Custom Partitioner digunakan untuk mengatasi 'data skew' dengan mendistribusikan intermediate key secara seimbang ke seluruh Reducer sesuai karakteristik distribusi data spesifik aplikasi.</w:t>
+        <w:t>Objek `Context` menyediakan antarmuka terpadu bagi Mapper/Reducer untuk menulis output (`context.write()`), membaca konfigurasi (`context.getConfiguration()`), dan menaikkan counter (`context.getCounter()`).</w:t>
       </w:r>
     </w:p>
     <w:p>
@@ -13258,7 +13447,7 @@
         <w:rPr>
           <w:b/>
         </w:rPr>
-        <w:t>Dalam pemrograman MapReduce (Topik Optimasi Komputasi #36), mengapa penggunaan Custom Partitioner sangat diperlukan pada kasus-kasus tertentu?</w:t>
+        <w:t>Dalam pemrosesan data teks skala besar, mengapa `StringTokenizer` sering digantikan oleh regex kustom pada Mapper?</w:t>
       </w:r>
     </w:p>
     <w:p>
@@ -13276,7 +13465,7 @@
         <w:rPr>
           <w:b/>
         </w:rPr>
-        <w:t>A. Untuk menghindari data skew (ketimpangan beban data di mana satu Reducer menerima jutaan data sedangkan Reducer lain menganggur)</w:t>
+        <w:t>D. Regex kustom memberikan fleksibilitas pembersihan tanda baca dan validasi pola karakter yang lebih akurat</w:t>
       </w:r>
     </w:p>
     <w:p>
@@ -13295,7 +13484,7 @@
           <w:color w:val="1E293B"/>
           <w:sz w:val="19"/>
         </w:rPr>
-        <w:t>Custom Partitioner digunakan untuk mengatasi 'data skew' dengan mendistribusikan intermediate key secara seimbang ke seluruh Reducer sesuai karakteristik distribusi data spesifik aplikasi.</w:t>
+        <w:t>Meskipun `StringTokenizer` cepat untuk pemotongan spasi sederhana, regex atau manual parser sering dipilih untuk membersihkan tanda baca, tokenisasi URL, dan penanganan format teks kompleks.</w:t>
       </w:r>
     </w:p>
     <w:p>
@@ -13314,7 +13503,7 @@
         <w:rPr>
           <w:b/>
         </w:rPr>
-        <w:t>Dalam pemrograman MapReduce (Topik Optimasi Komputasi #37), mengapa penggunaan Custom Partitioner sangat diperlukan pada kasus-kasus tertentu?</w:t>
+        <w:t>Apa keuntungan utama menggunakan format penyimpanan kolom Parquet atau ORC dibandingkan teks CSV di Hadoop?</w:t>
       </w:r>
     </w:p>
     <w:p>
@@ -13332,7 +13521,7 @@
         <w:rPr>
           <w:b/>
         </w:rPr>
-        <w:t>A. Untuk menghindari data skew (ketimpangan beban data di mana satu Reducer menerima jutaan data sedangkan Reducer lain menganggur)</w:t>
+        <w:t>D. Mendukung kompresi rasio tinggi, pushdown predicates, dan hanya membaca kolom yang dibutuhkan kueri</w:t>
       </w:r>
     </w:p>
     <w:p>
@@ -13351,7 +13540,7 @@
           <w:color w:val="1E293B"/>
           <w:sz w:val="19"/>
         </w:rPr>
-        <w:t>Custom Partitioner digunakan untuk mengatasi 'data skew' dengan mendistribusikan intermediate key secara seimbang ke seluruh Reducer sesuai karakteristik distribusi data spesifik aplikasi.</w:t>
+        <w:t>Format kolumnar (Parquet/ORC) hanya membaca kolom yang relevan (column pruning) dan melewatkan baris data yang tidak cocok (predicate pushdown), menghemat I/O disk dan mempercepat analitik drastis.</w:t>
       </w:r>
     </w:p>
     <w:p>
@@ -13370,7 +13559,7 @@
         <w:rPr>
           <w:b/>
         </w:rPr>
-        <w:t>Dalam pemrograman MapReduce (Topik Optimasi Komputasi #38), mengapa penggunaan Custom Partitioner sangat diperlukan pada kasus-kasus tertentu?</w:t>
+        <w:t>Apa peran dari interface `RawComparator` dalam pengurutan kunci (Keys) pada MapReduce?</w:t>
       </w:r>
     </w:p>
     <w:p>
@@ -13388,7 +13577,7 @@
         <w:rPr>
           <w:b/>
         </w:rPr>
-        <w:t>A. Untuk menghindari data skew (ketimpangan beban data di mana satu Reducer menerima jutaan data sedangkan Reducer lain menganggur)</w:t>
+        <w:t>B. Memungkinkan perbandingan urutan dua kunci secara langsung pada tingkat byte biner tanpa deserialisasi objek</w:t>
       </w:r>
     </w:p>
     <w:p>
@@ -13407,7 +13596,7 @@
           <w:color w:val="1E293B"/>
           <w:sz w:val="19"/>
         </w:rPr>
-        <w:t>Custom Partitioner digunakan untuk mengatasi 'data skew' dengan mendistribusikan intermediate key secara seimbang ke seluruh Reducer sesuai karakteristik distribusi data spesifik aplikasi.</w:t>
+        <w:t>`RawComparator` membandingkan dua representasi biner kunci secara langsung dari buffer memori byte-per-byte tanpa perlu melakukan instansiasi objek Java, meningkatkan efisiensi CPU secara signifikan.</w:t>
       </w:r>
     </w:p>
     <w:p>
@@ -13426,7 +13615,7 @@
         <w:rPr>
           <w:b/>
         </w:rPr>
-        <w:t>Dalam pemrograman MapReduce (Topik Optimasi Komputasi #39), mengapa penggunaan Custom Partitioner sangat diperlukan pada kasus-kasus tertentu?</w:t>
+        <w:t>Kapan sebuah Reducer mulai membaca data perantara (intermediate data) dari Mapper?</w:t>
       </w:r>
     </w:p>
     <w:p>
@@ -13444,7 +13633,7 @@
         <w:rPr>
           <w:b/>
         </w:rPr>
-        <w:t>A. Untuk menghindari data skew (ketimpangan beban data di mana satu Reducer menerima jutaan data sedangkan Reducer lain menganggur)</w:t>
+        <w:t>C. Segera setelah beberapa Mapper selesai menghasilkan partisi data (Shuffle berjalan tumpang tindih dengan Map)</w:t>
       </w:r>
     </w:p>
     <w:p>
@@ -13463,7 +13652,7 @@
           <w:color w:val="1E293B"/>
           <w:sz w:val="19"/>
         </w:rPr>
-        <w:t>Custom Partitioner digunakan untuk mengatasi 'data skew' dengan mendistribusikan intermediate key secara seimbang ke seluruh Reducer sesuai karakteristik distribusi data spesifik aplikasi.</w:t>
+        <w:t>Fase Shuffle berjalan tumpang tindih (overlap) dengan fase Map: begitu sebuah Mapper selesai, thread Shuffle pada Reducer langsung mulai menyalin partisi yang relevan via HTTP (`mapreduce.job.reduce.slowstart.completedmaps`).</w:t>
       </w:r>
     </w:p>
     <w:p>
@@ -13482,7 +13671,7 @@
         <w:rPr>
           <w:b/>
         </w:rPr>
-        <w:t>Dalam pemrograman MapReduce (Topik Optimasi Komputasi #40), mengapa penggunaan Custom Partitioner sangat diperlukan pada kasus-kasus tertentu?</w:t>
+        <w:t>Fungsi dari properti `mapreduce.job.reduce.slowstart.completedmaps` (default 0.05) adalah...</w:t>
       </w:r>
     </w:p>
     <w:p>
@@ -13500,7 +13689,7 @@
         <w:rPr>
           <w:b/>
         </w:rPr>
-        <w:t>A. Untuk menghindari data skew (ketimpangan beban data di mana satu Reducer menerima jutaan data sedangkan Reducer lain menganggur)</w:t>
+        <w:t>A. Menentukan persentase penyelesaian tugas Map sebelum Reducer mulai menjadwalkan transfer Shuffle</w:t>
       </w:r>
     </w:p>
     <w:p>
@@ -13519,7 +13708,7 @@
           <w:color w:val="1E293B"/>
           <w:sz w:val="19"/>
         </w:rPr>
-        <w:t>Custom Partitioner digunakan untuk mengatasi 'data skew' dengan mendistribusikan intermediate key secara seimbang ke seluruh Reducer sesuai karakteristik distribusi data spesifik aplikasi.</w:t>
+        <w:t>Properti slowstart (misal 0.05 / 5%) mengatur kapan Reducer mulai meminta container dan mengunduh partisi data dari Mapper yang telah rampung, menyeimbangkan pemakaian jaringan.</w:t>
       </w:r>
     </w:p>
     <w:p>
@@ -13538,7 +13727,7 @@
         <w:rPr>
           <w:b/>
         </w:rPr>
-        <w:t>Dalam pemrograman MapReduce (Topik Optimasi Komputasi #41), mengapa penggunaan Custom Partitioner sangat diperlukan pada kasus-kasus tertentu?</w:t>
+        <w:t>Apa yang terjadi pada file keluaran di HDFS jika sebuah job MapReduce gagal di tengah jalan?</w:t>
       </w:r>
     </w:p>
     <w:p>
@@ -13556,7 +13745,7 @@
         <w:rPr>
           <w:b/>
         </w:rPr>
-        <w:t>A. Untuk menghindari data skew (ketimpangan beban data di mana satu Reducer menerima jutaan data sedangkan Reducer lain menganggur)</w:t>
+        <w:t>B. OutputCommitter membuang direktori sementara _temporary sehingga tidak ada file parsial korup yang tersisa</w:t>
       </w:r>
     </w:p>
     <w:p>
@@ -13575,7 +13764,7 @@
           <w:color w:val="1E293B"/>
           <w:sz w:val="19"/>
         </w:rPr>
-        <w:t>Custom Partitioner digunakan untuk mengatasi 'data skew' dengan mendistribusikan intermediate key secara seimbang ke seluruh Reducer sesuai karakteristik distribusi data spesifik aplikasi.</w:t>
+        <w:t>Karena output sementara ditulis ke folder `_temporary`, kegagalan job menyebabkan direktori sementara ini dihapus, menjamin direktori tujuan akhir tetap bersih tanpa file korup parsial.</w:t>
       </w:r>
     </w:p>
     <w:p>
@@ -13594,7 +13783,7 @@
         <w:rPr>
           <w:b/>
         </w:rPr>
-        <w:t>Dalam pemrograman MapReduce (Topik Optimasi Komputasi #42), mengapa penggunaan Custom Partitioner sangat diperlukan pada kasus-kasus tertentu?</w:t>
+        <w:t>Peran dari komponen `KeyValueTextInputFormat` pada Hadoop MapReduce adalah...</w:t>
       </w:r>
     </w:p>
     <w:p>
@@ -13612,7 +13801,7 @@
         <w:rPr>
           <w:b/>
         </w:rPr>
-        <w:t>A. Untuk menghindari data skew (ketimpangan beban data di mana satu Reducer menerima jutaan data sedangkan Reducer lain menganggur)</w:t>
+        <w:t>D. Memecah baris teks menjadi Key dan Value berdasarkan karakter pemisah delimiter tertentu (default tab)</w:t>
       </w:r>
     </w:p>
     <w:p>
@@ -13631,7 +13820,9 @@
           <w:color w:val="1E293B"/>
           <w:sz w:val="19"/>
         </w:rPr>
-        <w:t>Custom Partitioner digunakan untuk mengatasi 'data skew' dengan mendistribusikan intermediate key secara seimbang ke seluruh Reducer sesuai karakteristik distribusi data spesifik aplikasi.</w:t>
+        <w:t>`KeyValueTextInputFormat` memisahkan baris teks menjadi key dan value berdasarkan karakter pemisah (dikonfigurasi via `mapreduce.input.keyvaluelinerecordreader.key.value.separator`, default `</w:t>
+        <w:tab/>
+        <w:t>`).</w:t>
       </w:r>
     </w:p>
     <w:p>
@@ -13650,7 +13841,7 @@
         <w:rPr>
           <w:b/>
         </w:rPr>
-        <w:t>Dalam pemrograman MapReduce (Topik Optimasi Komputasi #43), mengapa penggunaan Custom Partitioner sangat diperlukan pada kasus-kasus tertentu?</w:t>
+        <w:t>Bagaimana cara kerja metode `context.write(key, value)` di dalam fungsi `map()`?</w:t>
       </w:r>
     </w:p>
     <w:p>
@@ -13668,7 +13859,7 @@
         <w:rPr>
           <w:b/>
         </w:rPr>
-        <w:t>A. Untuk menghindari data skew (ketimpangan beban data di mana satu Reducer menerima jutaan data sedangkan Reducer lain menganggur)</w:t>
+        <w:t>A. Menulis pasangan key-value perantara ke dalam buffer memori sirkular lokal untuk disortir dan dipartisi</w:t>
       </w:r>
     </w:p>
     <w:p>
@@ -13687,7 +13878,7 @@
           <w:color w:val="1E293B"/>
           <w:sz w:val="19"/>
         </w:rPr>
-        <w:t>Custom Partitioner digunakan untuk mengatasi 'data skew' dengan mendistribusikan intermediate key secara seimbang ke seluruh Reducer sesuai karakteristik distribusi data spesifik aplikasi.</w:t>
+        <w:t>`context.write()` di Mapper menyalurkan data ke buffer sirkular in-memory (`MapOutputBuffer`), di mana data akan diberi tag nomor partisi dan disortir sebelum di-spill ke disk lokal.</w:t>
       </w:r>
     </w:p>
     <w:p>
@@ -13706,7 +13897,7 @@
         <w:rPr>
           <w:b/>
         </w:rPr>
-        <w:t>Dalam pemrograman MapReduce (Topik Optimasi Komputasi #44), mengapa penggunaan Custom Partitioner sangat diperlukan pada kasus-kasus tertentu?</w:t>
+        <w:t>Apa peran dari interface `Partitioner` dalam menjamin kebenaran hasil algoritma MapReduce?</w:t>
       </w:r>
     </w:p>
     <w:p>
@@ -13724,7 +13915,7 @@
         <w:rPr>
           <w:b/>
         </w:rPr>
-        <w:t>A. Untuk menghindari data skew (ketimpangan beban data di mana satu Reducer menerima jutaan data sedangkan Reducer lain menganggur)</w:t>
+        <w:t>C. Memastikan seluruh record dengan Key yang sama selalu dikirimkan ke instance Reducer yang sama</w:t>
       </w:r>
     </w:p>
     <w:p>
@@ -13743,7 +13934,7 @@
           <w:color w:val="1E293B"/>
           <w:sz w:val="19"/>
         </w:rPr>
-        <w:t>Custom Partitioner digunakan untuk mengatasi 'data skew' dengan mendistribusikan intermediate key secara seimbang ke seluruh Reducer sesuai karakteristik distribusi data spesifik aplikasi.</w:t>
+        <w:t>Prinsip fundamental MapReduce: Partitioner menjamin bahwa semua pasangan data yang memiliki Key yang sama akan diarahkan ke Reducer yang sama, sehingga agregasi data dapat dihitung secara lengkap.</w:t>
       </w:r>
     </w:p>
     <w:p>
@@ -13762,7 +13953,7 @@
         <w:rPr>
           <w:b/>
         </w:rPr>
-        <w:t>Dalam pemrograman MapReduce (Topik Optimasi Komputasi #45), mengapa penggunaan Custom Partitioner sangat diperlukan pada kasus-kasus tertentu?</w:t>
+        <w:t>Dalam pemrosesan data berskala besar, mengapa 'Data Skew' merupakan masalah serius pada fase Reduce?</w:t>
       </w:r>
     </w:p>
     <w:p>
@@ -13780,7 +13971,7 @@
         <w:rPr>
           <w:b/>
         </w:rPr>
-        <w:t>A. Untuk menghindari data skew (ketimpangan beban data di mana satu Reducer menerima jutaan data sedangkan Reducer lain menganggur)</w:t>
+        <w:t>C. Karena satu Reducer yang menerima data jauh lebih banyak akan menjadi straggler dan menahan selesainya seluruh job</w:t>
       </w:r>
     </w:p>
     <w:p>
@@ -13799,7 +13990,7 @@
           <w:color w:val="1E293B"/>
           <w:sz w:val="19"/>
         </w:rPr>
-        <w:t>Custom Partitioner digunakan untuk mengatasi 'data skew' dengan mendistribusikan intermediate key secara seimbang ke seluruh Reducer sesuai karakteristik distribusi data spesifik aplikasi.</w:t>
+        <w:t>Data skew menyebabkan distribusi beban timpang: 99 Reducer selesai dalam 1 menit, tetapi 1 Reducer yang menerima partition kunci dominan bekerja selama 2 jam, menunda penyelesaian seluruh job.</w:t>
       </w:r>
     </w:p>
     <w:p>
@@ -13818,7 +14009,7 @@
         <w:rPr>
           <w:b/>
         </w:rPr>
-        <w:t>Dalam pemrograman MapReduce (Topik Optimasi Komputasi #46), mengapa penggunaan Custom Partitioner sangat diperlukan pada kasus-kasus tertentu?</w:t>
+        <w:t>Teknik yang umum digunakan untuk mengatasi 'Data Skew' pada Key yang sangat dominan di MapReduce adalah...</w:t>
       </w:r>
     </w:p>
     <w:p>
@@ -13836,7 +14027,7 @@
         <w:rPr>
           <w:b/>
         </w:rPr>
-        <w:t>A. Untuk menghindari data skew (ketimpangan beban data di mana satu Reducer menerima jutaan data sedangkan Reducer lain menganggur)</w:t>
+        <w:t>A. Salting (menambahkan prefix angka acak pada Key di Mapper lalu melakukan agregasi dua tahap)</w:t>
       </w:r>
     </w:p>
     <w:p>
@@ -13855,7 +14046,7 @@
           <w:color w:val="1E293B"/>
           <w:sz w:val="19"/>
         </w:rPr>
-        <w:t>Custom Partitioner digunakan untuk mengatasi 'data skew' dengan mendistribusikan intermediate key secara seimbang ke seluruh Reducer sesuai karakteristik distribusi data spesifik aplikasi.</w:t>
+        <w:t>Teknik Salting menambahkan suffix/prefix acak (misal `key_1`, `key_2`) agar data terdistribusi ke beberapa Reducer pada tahap 1, diikuti job MapReduce tahap 2 untuk menggabungkan sub-total menjadi total akhir.</w:t>
       </w:r>
     </w:p>
     <w:p>
@@ -13874,7 +14065,7 @@
         <w:rPr>
           <w:b/>
         </w:rPr>
-        <w:t>Dalam pemrograman MapReduce (Topik Optimasi Komputasi #47), mengapa penggunaan Custom Partitioner sangat diperlukan pada kasus-kasus tertentu?</w:t>
+        <w:t>Peran dari komponen `SequenceFileOutputFormat` pada keluaran pekerjaan MapReduce adalah...</w:t>
       </w:r>
     </w:p>
     <w:p>
@@ -13892,7 +14083,7 @@
         <w:rPr>
           <w:b/>
         </w:rPr>
-        <w:t>A. Untuk menghindari data skew (ketimpangan beban data di mana satu Reducer menerima jutaan data sedangkan Reducer lain menganggur)</w:t>
+        <w:t>A. Menulis data keluaran akhir dalam format biner SequenceFile terkompresi yang siap diproses job berikutnya</w:t>
       </w:r>
     </w:p>
     <w:p>
@@ -13911,7 +14102,7 @@
           <w:color w:val="1E293B"/>
           <w:sz w:val="19"/>
         </w:rPr>
-        <w:t>Custom Partitioner digunakan untuk mengatasi 'data skew' dengan mendistribusikan intermediate key secara seimbang ke seluruh Reducer sesuai karakteristik distribusi data spesifik aplikasi.</w:t>
+        <w:t>`SequenceFileOutputFormat` menyimpan keluaran dalam format biner kompak, ideal untuk chaining jobs (output dari job 1 langsung menjadi input bagi job 2 tanpa overhead parsing teks).</w:t>
       </w:r>
     </w:p>
     <w:p>
@@ -13930,7 +14121,7 @@
         <w:rPr>
           <w:b/>
         </w:rPr>
-        <w:t>Dalam pemrograman MapReduce (Topik Optimasi Komputasi #48), mengapa penggunaan Custom Partitioner sangat diperlukan pada kasus-kasus tertentu?</w:t>
+        <w:t>Apa arti dari counter bawaan `Spilled Records` pada ringkasan laporan eksekusi MapReduce?</w:t>
       </w:r>
     </w:p>
     <w:p>
@@ -13948,7 +14139,7 @@
         <w:rPr>
           <w:b/>
         </w:rPr>
-        <w:t>A. Untuk menghindari data skew (ketimpangan beban data di mana satu Reducer menerima jutaan data sedangkan Reducer lain menganggur)</w:t>
+        <w:t>D. Total jumlah record data perantara yang telah ditulis ke media harddisk lokal selama fase spill dan merge</w:t>
       </w:r>
     </w:p>
     <w:p>
@@ -13967,7 +14158,7 @@
           <w:color w:val="1E293B"/>
           <w:sz w:val="19"/>
         </w:rPr>
-        <w:t>Custom Partitioner digunakan untuk mengatasi 'data skew' dengan mendistribusikan intermediate key secara seimbang ke seluruh Reducer sesuai karakteristik distribusi data spesifik aplikasi.</w:t>
+        <w:t>Counter `Spilled Records` mencatat total record yang ditulis ke disk lokal selama fase Map dan Reduce. Jika angka ini jauh melebihi jumlah map output records, itu indikasi perlunya memperbesar buffer memori.</w:t>
       </w:r>
     </w:p>
     <w:p>
@@ -13986,7 +14177,7 @@
         <w:rPr>
           <w:b/>
         </w:rPr>
-        <w:t>Dalam pemrograman MapReduce (Topik Optimasi Komputasi #49), mengapa penggunaan Custom Partitioner sangat diperlukan pada kasus-kasus tertentu?</w:t>
+        <w:t>Mengapa Hadoop MapReduce secara inheren tahan terhadap kegagalan perangkat keras (Fault Tolerant)?</w:t>
       </w:r>
     </w:p>
     <w:p>
@@ -14004,7 +14195,7 @@
         <w:rPr>
           <w:b/>
         </w:rPr>
-        <w:t>A. Untuk menghindari data skew (ketimpangan beban data di mana satu Reducer menerima jutaan data sedangkan Reducer lain menganggur)</w:t>
+        <w:t>D. Karena setiap task bersifat deterministik dan stateless sehingga dapat diulang secara independen pada node lain</w:t>
       </w:r>
     </w:p>
     <w:p>
@@ -14023,7 +14214,7 @@
           <w:color w:val="1E293B"/>
           <w:sz w:val="19"/>
         </w:rPr>
-        <w:t>Custom Partitioner digunakan untuk mengatasi 'data skew' dengan mendistribusikan intermediate key secara seimbang ke seluruh Reducer sesuai karakteristik distribusi data spesifik aplikasi.</w:t>
+        <w:t>Sifat fungsional murni MapReduce (operasi stateless dan deterministik pada data partisi) memungkinkan framework menjadwalkan ulang task yang gagal di mesin mana pun tanpa merusak status keseluruhan komputasi.</w:t>
       </w:r>
     </w:p>
     <w:p>
@@ -14042,7 +14233,7 @@
         <w:rPr>
           <w:b/>
         </w:rPr>
-        <w:t>Dalam pemrograman MapReduce (Topik Optimasi Komputasi #50), mengapa penggunaan Custom Partitioner sangat diperlukan pada kasus-kasus tertentu?</w:t>
+        <w:t>Dalam penulisan driver MapReduce modern, kelas `org.apache.hadoop.mapreduce.Job` digunakan untuk...</w:t>
       </w:r>
     </w:p>
     <w:p>
@@ -14060,7 +14251,7 @@
         <w:rPr>
           <w:b/>
         </w:rPr>
-        <w:t>A. Untuk menghindari data skew (ketimpangan beban data di mana satu Reducer menerima jutaan data sedangkan Reducer lain menganggur)</w:t>
+        <w:t>B. Mengonfigurasi spesifikasi pekerjaan: kelas Mapper, Reducer, tipe data I/O, dan mengajukan job ke YARN</w:t>
       </w:r>
     </w:p>
     <w:p>
@@ -14079,7 +14270,7 @@
           <w:color w:val="1E293B"/>
           <w:sz w:val="19"/>
         </w:rPr>
-        <w:t>Custom Partitioner digunakan untuk mengatasi 'data skew' dengan mendistribusikan intermediate key secara seimbang ke seluruh Reducer sesuai karakteristik distribusi data spesifik aplikasi.</w:t>
+        <w:t>Objek `Job` adalah kelas utama pada API modern (`mapreduce`) untuk merumuskan konfigurasi job, menetapkan kelas mapper/reducer, path input/output, jenis partisi, dan memanggil `job.waitForCompletion(true)`.</w:t>
       </w:r>
     </w:p>
     <w:p>
@@ -14098,7 +14289,7 @@
         <w:rPr>
           <w:b/>
         </w:rPr>
-        <w:t>Dalam pemrograman MapReduce (Topik Optimasi Komputasi #51), mengapa penggunaan Custom Partitioner sangat diperlukan pada kasus-kasus tertentu?</w:t>
+        <w:t>Perbedaan antara method `map()` bawaan kelas `Mapper` dan method `map()` yang di-override pengguna adalah...</w:t>
       </w:r>
     </w:p>
     <w:p>
@@ -14116,7 +14307,7 @@
         <w:rPr>
           <w:b/>
         </w:rPr>
-        <w:t>A. Untuk menghindari data skew (ketimpangan beban data di mana satu Reducer menerima jutaan data sedangkan Reducer lain menganggur)</w:t>
+        <w:t>A. Method bawaan adalah identitas murni (hanya meneruskan key-value), sedangkan override memuat logika bisnis</w:t>
       </w:r>
     </w:p>
     <w:p>
@@ -14135,7 +14326,7 @@
           <w:color w:val="1E293B"/>
           <w:sz w:val="19"/>
         </w:rPr>
-        <w:t>Custom Partitioner digunakan untuk mengatasi 'data skew' dengan mendistribusikan intermediate key secara seimbang ke seluruh Reducer sesuai karakteristik distribusi data spesifik aplikasi.</w:t>
+        <w:t>Implementasi default method `map()` di kelas `Mapper` hanya memancarkan kembali input persis apa adanya (`context.write((KEYIN) key, (VALUEIN) value)`), sehingga developer wajib meng-override untuk logika kustom.</w:t>
       </w:r>
     </w:p>
     <w:p>
@@ -14154,7 +14345,7 @@
         <w:rPr>
           <w:b/>
         </w:rPr>
-        <w:t>Dalam pemrograman MapReduce (Topik Optimasi Komputasi #52), mengapa penggunaan Custom Partitioner sangat diperlukan pada kasus-kasus tertentu?</w:t>
+        <w:t>Apa fungsi dari berkas `_SUCCESS` yang dibuat pada direktori keluaran HDFS setelah job MapReduce selesai?</w:t>
       </w:r>
     </w:p>
     <w:p>
@@ -14172,7 +14363,7 @@
         <w:rPr>
           <w:b/>
         </w:rPr>
-        <w:t>A. Untuk menghindari data skew (ketimpangan beban data di mana satu Reducer menerima jutaan data sedangkan Reducer lain menganggur)</w:t>
+        <w:t>C. Sebagai penanda berukuran nol byte bahwa seluruh proses komputasi job telah selesai dengan sukses sempurna</w:t>
       </w:r>
     </w:p>
     <w:p>
@@ -14191,7 +14382,7 @@
           <w:color w:val="1E293B"/>
           <w:sz w:val="19"/>
         </w:rPr>
-        <w:t>Custom Partitioner digunakan untuk mengatasi 'data skew' dengan mendistribusikan intermediate key secara seimbang ke seluruh Reducer sesuai karakteristik distribusi data spesifik aplikasi.</w:t>
+        <w:t>Berkas `_SUCCESS` (zero-byte marker) dibuat oleh `OutputCommitter` sebagai indikator andal bagi sistem hilir (seperti Oozie, Airflow, atau skrip cron) bahwa data di folder tersebut sudah lengkap dan valid.</w:t>
       </w:r>
     </w:p>
     <w:p>
@@ -14210,7 +14401,7 @@
         <w:rPr>
           <w:b/>
         </w:rPr>
-        <w:t>Dalam pemrograman MapReduce (Topik Optimasi Komputasi #53), mengapa penggunaan Custom Partitioner sangat diperlukan pada kasus-kasus tertentu?</w:t>
+        <w:t>Parameter konfigurasi `mapreduce.task.timeout` (default 600.000 ms / 10 menit) berfungsi untuk...</w:t>
       </w:r>
     </w:p>
     <w:p>
@@ -14228,7 +14419,7 @@
         <w:rPr>
           <w:b/>
         </w:rPr>
-        <w:t>A. Untuk menghindari data skew (ketimpangan beban data di mana satu Reducer menerima jutaan data sedangkan Reducer lain menganggur)</w:t>
+        <w:t>C. Mematikan task jika tidak membaca rekor baru atau tidak memperbarui status progres selama batas waktu tersebut</w:t>
       </w:r>
     </w:p>
     <w:p>
@@ -14247,7 +14438,7 @@
           <w:color w:val="1E293B"/>
           <w:sz w:val="19"/>
         </w:rPr>
-        <w:t>Custom Partitioner digunakan untuk mengatasi 'data skew' dengan mendistribusikan intermediate key secara seimbang ke seluruh Reducer sesuai karakteristik distribusi data spesifik aplikasi.</w:t>
+        <w:t>Jika sebuah task mengalami deadlock atau proses tak terhingga tanpa memanggil method pelaporan progres selama 10 menit, task dianggap hang dan dimatikan oleh daemon worker.</w:t>
       </w:r>
     </w:p>
     <w:p>
@@ -14266,7 +14457,7 @@
         <w:rPr>
           <w:b/>
         </w:rPr>
-        <w:t>Dalam pemrograman MapReduce (Topik Optimasi Komputasi #54), mengapa penggunaan Custom Partitioner sangat diperlukan pada kasus-kasus tertentu?</w:t>
+        <w:t>Mengapa komputasi in-memory Apache Spark menjadi lebih populer daripada MapReduce untuk algoritma iteratif?</w:t>
       </w:r>
     </w:p>
     <w:p>
@@ -14284,7 +14475,7 @@
         <w:rPr>
           <w:b/>
         </w:rPr>
-        <w:t>A. Untuk menghindari data skew (ketimpangan beban data di mana satu Reducer menerima jutaan data sedangkan Reducer lain menganggur)</w:t>
+        <w:t>A. Karena Spark menyimpan status RDD/DataFrame di memori antar-iterasi tanpa menulis ulang ke disk HDFS setiap tahap</w:t>
       </w:r>
     </w:p>
     <w:p>
@@ -14303,7 +14494,7 @@
           <w:color w:val="1E293B"/>
           <w:sz w:val="19"/>
         </w:rPr>
-        <w:t>Custom Partitioner digunakan untuk mengatasi 'data skew' dengan mendistribusikan intermediate key secara seimbang ke seluruh Reducer sesuai karakteristik distribusi data spesifik aplikasi.</w:t>
+        <w:t>Algoritma iteratif (seperti PageRank atau Machine Learning) pada MapReduce terpaksa menulis dan membaca ulang state ke disk HDFS di setiap siklus. Spark mempertahankan data di RAM, memberikan kecepatan hingga 100x lebih cepat.</w:t>
       </w:r>
     </w:p>
     <w:p>
@@ -14322,7 +14513,7 @@
         <w:rPr>
           <w:b/>
         </w:rPr>
-        <w:t>Dalam pemrograman MapReduce (Topik Optimasi Komputasi #55), mengapa penggunaan Custom Partitioner sangat diperlukan pada kasus-kasus tertentu?</w:t>
+        <w:t>Meskipun demikian, pada skenario apa Hadoop MapReduce tetap menjadi pilihan andal dan kokoh di industri?</w:t>
       </w:r>
     </w:p>
     <w:p>
@@ -14340,7 +14531,7 @@
         <w:rPr>
           <w:b/>
         </w:rPr>
-        <w:t>A. Untuk menghindari data skew (ketimpangan beban data di mana satu Reducer menerima jutaan data sedangkan Reducer lain menganggur)</w:t>
+        <w:t>A. Pemrosesan batch skala petabyte dengan durasi berjam-jam yang membutuhkan toleransi kegagalan ekstrem tanpa OOM</w:t>
       </w:r>
     </w:p>
     <w:p>
@@ -14359,7 +14550,7 @@
           <w:color w:val="1E293B"/>
           <w:sz w:val="19"/>
         </w:rPr>
-        <w:t>Custom Partitioner digunakan untuk mengatasi 'data skew' dengan mendistribusikan intermediate key secara seimbang ke seluruh Reducer sesuai karakteristik distribusi data spesifik aplikasi.</w:t>
+        <w:t>MapReduce sangat tangguh (robust) untuk batch processing masif skala petabyte yang tidak muat di RAM klaster, karena arsitekturnya yang berbasis disk-spill tahan terhadap keterbatasan memori tanpa risiko OOM massal.</w:t>
       </w:r>
     </w:p>
     <w:p>
@@ -14378,7 +14569,7 @@
         <w:rPr>
           <w:b/>
         </w:rPr>
-        <w:t>Dalam pemrograman MapReduce (Topik Optimasi Komputasi #56), mengapa penggunaan Custom Partitioner sangat diperlukan pada kasus-kasus tertentu?</w:t>
+        <w:t>Perbedaan mendasar antara konfigurasi `mapreduce.map.memory.mb` dan `mapreduce.map.java.opts` adalah...</w:t>
       </w:r>
     </w:p>
     <w:p>
@@ -14396,7 +14587,7 @@
         <w:rPr>
           <w:b/>
         </w:rPr>
-        <w:t>A. Untuk menghindari data skew (ketimpangan beban data di mana satu Reducer menerima jutaan data sedangkan Reducer lain menganggur)</w:t>
+        <w:t>A. map.memory.mb adalah batas memori container YARN, sedangkan java.opts adalah batas heap JVM di dalamnya</w:t>
       </w:r>
     </w:p>
     <w:p>
@@ -14415,7 +14606,7 @@
           <w:color w:val="1E293B"/>
           <w:sz w:val="19"/>
         </w:rPr>
-        <w:t>Custom Partitioner digunakan untuk mengatasi 'data skew' dengan mendistribusikan intermediate key secara seimbang ke seluruh Reducer sesuai karakteristik distribusi data spesifik aplikasi.</w:t>
+        <w:t>`mapreduce.map.memory.mb` adalah alokasi container YARN (misal 2.048 MB), sedangkan `mapreduce.map.java.opts` adalah batas heap JVM (misal `-Xmx1638m` atau ~80% dari container) untuk menyisakan off-heap memory.</w:t>
       </w:r>
     </w:p>
     <w:p>
@@ -14434,7 +14625,7 @@
         <w:rPr>
           <w:b/>
         </w:rPr>
-        <w:t>Dalam pemrograman MapReduce (Topik Optimasi Komputasi #57), mengapa penggunaan Custom Partitioner sangat diperlukan pada kasus-kasus tertentu?</w:t>
+        <w:t>Berapa rasio aman yang direkomendasikan antara heap size JVM (`java.opts`) terhadap alokasi container YARN?</w:t>
       </w:r>
     </w:p>
     <w:p>
@@ -14452,7 +14643,7 @@
         <w:rPr>
           <w:b/>
         </w:rPr>
-        <w:t>A. Untuk menghindari data skew (ketimpangan beban data di mana satu Reducer menerima jutaan data sedangkan Reducer lain menganggur)</w:t>
+        <w:t>A. Heap size JVM disarankan sekitar 75% hingga 80% dari total alokasi memori container YARN</w:t>
       </w:r>
     </w:p>
     <w:p>
@@ -14471,7 +14662,7 @@
           <w:color w:val="1E293B"/>
           <w:sz w:val="19"/>
         </w:rPr>
-        <w:t>Custom Partitioner digunakan untuk mengatasi 'data skew' dengan mendistribusikan intermediate key secara seimbang ke seluruh Reducer sesuai karakteristik distribusi data spesifik aplikasi.</w:t>
+        <w:t>Heap JVM harus diberi margin (~20-25%) di bawah batas container YARN untuk menampung JVM overhead, native libraries, dan memori proses thread agar tidak dimatikan paksa oleh NodeManager (OOM 137).</w:t>
       </w:r>
     </w:p>
     <w:p>
@@ -14490,7 +14681,7 @@
         <w:rPr>
           <w:b/>
         </w:rPr>
-        <w:t>Dalam pemrograman MapReduce (Topik Optimasi Komputasi #58), mengapa penggunaan Custom Partitioner sangat diperlukan pada kasus-kasus tertentu?</w:t>
+        <w:t>Fungsi dari properti `mapreduce.reduce.shuffle.parallelcopies` (default 5) pada konfigurasi MapReduce adalah...</w:t>
       </w:r>
     </w:p>
     <w:p>
@@ -14508,7 +14699,7 @@
         <w:rPr>
           <w:b/>
         </w:rPr>
-        <w:t>A. Untuk menghindari data skew (ketimpangan beban data di mana satu Reducer menerima jutaan data sedangkan Reducer lain menganggur)</w:t>
+        <w:t>A. Menentukan jumlah thread HTTP paralel yang dibuka oleh Reducer untuk mengambil output Mapper</w:t>
       </w:r>
     </w:p>
     <w:p>
@@ -14527,7 +14718,7 @@
           <w:color w:val="1E293B"/>
           <w:sz w:val="19"/>
         </w:rPr>
-        <w:t>Custom Partitioner digunakan untuk mengatasi 'data skew' dengan mendistribusikan intermediate key secara seimbang ke seluruh Reducer sesuai karakteristik distribusi data spesifik aplikasi.</w:t>
+        <w:t>Properti `mapreduce.reduce.shuffle.parallelcopies` mengatur berapa banyak thread paralel yang dijalankan Reducer untuk mengunduh partisi map secara simultan dari berbagai DataNode selama fase Shuffle.</w:t>
       </w:r>
     </w:p>
     <w:p>
@@ -14546,7 +14737,7 @@
         <w:rPr>
           <w:b/>
         </w:rPr>
-        <w:t>Dalam pemrograman MapReduce (Topik Optimasi Komputasi #59), mengapa penggunaan Custom Partitioner sangat diperlukan pada kasus-kasus tertentu?</w:t>
+        <w:t>Mengapa Hadoop MapReduce menggunakan algoritma QuickSort untuk menyortir data pada buffer sirkular sebelum spill?</w:t>
       </w:r>
     </w:p>
     <w:p>
@@ -14564,7 +14755,7 @@
         <w:rPr>
           <w:b/>
         </w:rPr>
-        <w:t>A. Untuk menghindari data skew (ketimpangan beban data di mana satu Reducer menerima jutaan data sedangkan Reducer lain menganggur)</w:t>
+        <w:t>C. Karena QuickSort bekerja secara in-place dengan kompleksitas O(N log N) dan sangat ramah cache CPU</w:t>
       </w:r>
     </w:p>
     <w:p>
@@ -14583,7 +14774,7 @@
           <w:color w:val="1E293B"/>
           <w:sz w:val="19"/>
         </w:rPr>
-        <w:t>Custom Partitioner digunakan untuk mengatasi 'data skew' dengan mendistribusikan intermediate key secara seimbang ke seluruh Reducer sesuai karakteristik distribusi data spesifik aplikasi.</w:t>
+        <w:t>QuickSort dipilih untuk in-memory sorting karena efisiensi cache prosesor, tidak memerlukan alokasi memori tambahan (in-place), dan rata-rata performa O(N log N) yang sangat cepat.</w:t>
       </w:r>
     </w:p>
     <w:p>
@@ -14602,7 +14793,7 @@
         <w:rPr>
           <w:b/>
         </w:rPr>
-        <w:t>Dalam pemrograman MapReduce (Topik Optimasi Komputasi #60), mengapa penggunaan Custom Partitioner sangat diperlukan pada kasus-kasus tertentu?</w:t>
+        <w:t>Peran dari parameter `mapreduce.task.io.sort.factor` (default 10) pada proses merge MapReduce adalah...</w:t>
       </w:r>
     </w:p>
     <w:p>
@@ -14620,7 +14811,7 @@
         <w:rPr>
           <w:b/>
         </w:rPr>
-        <w:t>A. Untuk menghindari data skew (ketimpangan beban data di mana satu Reducer menerima jutaan data sedangkan Reducer lain menganggur)</w:t>
+        <w:t>C. Menentukan jumlah maksimum berkas spill yang digabungkan secara serentak dalam satu pass merge</w:t>
       </w:r>
     </w:p>
     <w:p>
@@ -14639,7 +14830,7 @@
           <w:color w:val="1E293B"/>
           <w:sz w:val="19"/>
         </w:rPr>
-        <w:t>Custom Partitioner digunakan untuk mengatasi 'data skew' dengan mendistribusikan intermediate key secara seimbang ke seluruh Reducer sesuai karakteristik distribusi data spesifik aplikasi.</w:t>
+        <w:t>Parameter `io.sort.factor` menentukan jumlah stream berkas spill yang digabungkan (multi-way merge) dalam satu putaran. Jika terdapat 100 berkas spill dan faktor bernilai 10, merge dilakukan bertahap.</w:t>
       </w:r>
     </w:p>
     <w:p>
@@ -14658,7 +14849,7 @@
         <w:rPr>
           <w:b/>
         </w:rPr>
-        <w:t>Dalam pemrograman MapReduce (Topik Optimasi Komputasi #61), mengapa penggunaan Custom Partitioner sangat diperlukan pada kasus-kasus tertentu?</w:t>
+        <w:t>Bagaimana perlakuan `CombineFileInputFormat` terhadap berkas terkompresi yang bersifat non-splittable (seperti Gzip)?</w:t>
       </w:r>
     </w:p>
     <w:p>
@@ -14676,7 +14867,7 @@
         <w:rPr>
           <w:b/>
         </w:rPr>
-        <w:t>A. Untuk menghindari data skew (ketimpangan beban data di mana satu Reducer menerima jutaan data sedangkan Reducer lain menganggur)</w:t>
+        <w:t>C. Setiap berkas non-splittable tetap diproses utuh oleh satu Mapper tersendiri untuk menjamin dekompresi</w:t>
       </w:r>
     </w:p>
     <w:p>
@@ -14695,7 +14886,7 @@
           <w:color w:val="1E293B"/>
           <w:sz w:val="19"/>
         </w:rPr>
-        <w:t>Custom Partitioner digunakan untuk mengatasi 'data skew' dengan mendistribusikan intermediate key secara seimbang ke seluruh Reducer sesuai karakteristik distribusi data spesifik aplikasi.</w:t>
+        <w:t>Jika sebuah file dikompresi dengan format non-splittable (seperti gzip biasa), file tersebut tidak boleh dipecah dan wajib diproses utuh oleh satu Mapper tunggal.</w:t>
       </w:r>
     </w:p>
     <w:p>
@@ -14714,7 +14905,7 @@
         <w:rPr>
           <w:b/>
         </w:rPr>
-        <w:t>Dalam pemrograman MapReduce (Topik Optimasi Komputasi #62), mengapa penggunaan Custom Partitioner sangat diperlukan pada kasus-kasus tertentu?</w:t>
+        <w:t>Mengapa operasi Map-Side Join sama sekali tidak menimbulkan beban transfer jaringan pada fase Shuffle?</w:t>
       </w:r>
     </w:p>
     <w:p>
@@ -14732,7 +14923,7 @@
         <w:rPr>
           <w:b/>
         </w:rPr>
-        <w:t>A. Untuk menghindari data skew (ketimpangan beban data di mana satu Reducer menerima jutaan data sedangkan Reducer lain menganggur)</w:t>
+        <w:t>A. Karena data pencocokan langsung digabungkan di memori Mapper lokal tanpa perlu pengiriman ke Reducer</w:t>
       </w:r>
     </w:p>
     <w:p>
@@ -14751,7 +14942,7 @@
           <w:color w:val="1E293B"/>
           <w:sz w:val="19"/>
         </w:rPr>
-        <w:t>Custom Partitioner digunakan untuk mengatasi 'data skew' dengan mendistribusikan intermediate key secara seimbang ke seluruh Reducer sesuai karakteristik distribusi data spesifik aplikasi.</w:t>
+        <w:t>Map-Side Join memuat tabel kecil ke RAM setiap Mapper melalui Distributed Cache, sehingga proses join dieksekusi secara lokal di fase Map tanpa memerlukan fase Shuffle dan Sort.</w:t>
       </w:r>
     </w:p>
     <w:p>
@@ -14770,7 +14961,7 @@
         <w:rPr>
           <w:b/>
         </w:rPr>
-        <w:t>Dalam pemrograman MapReduce (Topik Optimasi Komputasi #63), mengapa penggunaan Custom Partitioner sangat diperlukan pada kasus-kasus tertentu?</w:t>
+        <w:t>Fungsi utama dari method `setup(Context context)` pada siklus hidup kelas Mapper adalah...</w:t>
       </w:r>
     </w:p>
     <w:p>
@@ -14788,7 +14979,7 @@
         <w:rPr>
           <w:b/>
         </w:rPr>
-        <w:t>A. Untuk menghindari data skew (ketimpangan beban data di mana satu Reducer menerima jutaan data sedangkan Reducer lain menganggur)</w:t>
+        <w:t>D. Melakukan inisialisasi satu kali di awal task (seperti memuat kamus lookup dari Distributed Cache)</w:t>
       </w:r>
     </w:p>
     <w:p>
@@ -14807,7 +14998,7 @@
           <w:color w:val="1E293B"/>
           <w:sz w:val="19"/>
         </w:rPr>
-        <w:t>Custom Partitioner digunakan untuk mengatasi 'data skew' dengan mendistribusikan intermediate key secara seimbang ke seluruh Reducer sesuai karakteristik distribusi data spesifik aplikasi.</w:t>
+        <w:t>Method `setup()` dipanggil tepat satu kali sebelum pemrosesan data dimulai. Ini lokasi ideal untuk membuka koneksi eksternal, memuat file konfigurasi, atau membaca kamus dari Distributed Cache.</w:t>
       </w:r>
     </w:p>
     <w:p>
@@ -14826,7 +15017,7 @@
         <w:rPr>
           <w:b/>
         </w:rPr>
-        <w:t>Dalam pemrograman MapReduce (Topik Optimasi Komputasi #64), mengapa penggunaan Custom Partitioner sangat diperlukan pada kasus-kasus tertentu?</w:t>
+        <w:t>Keunggulan utama tipe data `Text` bawaan Hadoop dibandingkan objek `java.lang.String` pada Mapper adalah...</w:t>
       </w:r>
     </w:p>
     <w:p>
@@ -14844,7 +15035,7 @@
         <w:rPr>
           <w:b/>
         </w:rPr>
-        <w:t>A. Untuk menghindari data skew (ketimpangan beban data di mana satu Reducer menerima jutaan data sedangkan Reducer lain menganggur)</w:t>
+        <w:t>B. Objek Text bersifat mutable dan dapat digunakan ulang (reusable) sehingga meminimalkan beban Garbage Collector</w:t>
       </w:r>
     </w:p>
     <w:p>
@@ -14863,7 +15054,7 @@
           <w:color w:val="1E293B"/>
           <w:sz w:val="19"/>
         </w:rPr>
-        <w:t>Custom Partitioner digunakan untuk mengatasi 'data skew' dengan mendistribusikan intermediate key secara seimbang ke seluruh Reducer sesuai karakteristik distribusi data spesifik aplikasi.</w:t>
+        <w:t>Objek `Text` bersifat mutable dan dapat di-reuse untuk jutaan baris record (`text.set(newLine)`), mencegah pembuatan miliaran objek `String` baru yang memicu jeda Garbage Collection (GC pause).</w:t>
       </w:r>
     </w:p>
     <w:p>
@@ -14882,7 +15073,7 @@
         <w:rPr>
           <w:b/>
         </w:rPr>
-        <w:t>Dalam pemrograman MapReduce (Topik Optimasi Komputasi #65), mengapa penggunaan Custom Partitioner sangat diperlukan pada kasus-kasus tertentu?</w:t>
+        <w:t>Peran dari antarmuka `CompressionCodec` (seperti SnappyCodec atau GzipCodec) dalam pipeline MapReduce adalah...</w:t>
       </w:r>
     </w:p>
     <w:p>
@@ -14900,7 +15091,7 @@
         <w:rPr>
           <w:b/>
         </w:rPr>
-        <w:t>A. Untuk menghindari data skew (ketimpangan beban data di mana satu Reducer menerima jutaan data sedangkan Reducer lain menganggur)</w:t>
+        <w:t>C. Menyediakan algoritma kompresi dan dekompresi stream data untuk meminimalkan I/O disk dan jaringan</w:t>
       </w:r>
     </w:p>
     <w:p>
@@ -14919,7 +15110,7 @@
           <w:color w:val="1E293B"/>
           <w:sz w:val="19"/>
         </w:rPr>
-        <w:t>Custom Partitioner digunakan untuk mengatasi 'data skew' dengan mendistribusikan intermediate key secara seimbang ke seluruh Reducer sesuai karakteristik distribusi data spesifik aplikasi.</w:t>
+        <w:t>CompressionCodec menyediakan algoritma kompresi stream untuk mengurangi ukuran blok HDFS, file spill intermediate, dan data transfer Shuffle di jaringan.</w:t>
       </w:r>
     </w:p>
     <w:p>
@@ -14938,7 +15129,7 @@
         <w:rPr>
           <w:b/>
         </w:rPr>
-        <w:t>Dalam pemrograman MapReduce (Topik Optimasi Komputasi #66), mengapa penggunaan Custom Partitioner sangat diperlukan pada kasus-kasus tertentu?</w:t>
+        <w:t>Apa yang dimaksud dengan fenomena 'Straggler Task' dalam eksekusi terdistribusi MapReduce?</w:t>
       </w:r>
     </w:p>
     <w:p>
@@ -14956,7 +15147,7 @@
         <w:rPr>
           <w:b/>
         </w:rPr>
-        <w:t>A. Untuk menghindari data skew (ketimpangan beban data di mana satu Reducer menerima jutaan data sedangkan Reducer lain menganggur)</w:t>
+        <w:t>C. Tugas komputasi yang berjalan jauh lebih lambat dari tugas lain akibat masalah perangkat keras lokal</w:t>
       </w:r>
     </w:p>
     <w:p>
@@ -14975,7 +15166,7 @@
           <w:color w:val="1E293B"/>
           <w:sz w:val="19"/>
         </w:rPr>
-        <w:t>Custom Partitioner digunakan untuk mengatasi 'data skew' dengan mendistribusikan intermediate key secara seimbang ke seluruh Reducer sesuai karakteristik distribusi data spesifik aplikasi.</w:t>
+        <w:t>Straggler adalah task yang tertinggal jauh di belakang akibat disk bad sector, node lambat, atau network congestion. Hadoop menanganinya melalui Speculative Execution.</w:t>
       </w:r>
     </w:p>
     <w:p>
@@ -14994,7 +15185,7 @@
         <w:rPr>
           <w:b/>
         </w:rPr>
-        <w:t>Dalam pemrograman MapReduce (Topik Optimasi Komputasi #67), mengapa penggunaan Custom Partitioner sangat diperlukan pada kasus-kasus tertentu?</w:t>
+        <w:t>Mengapa tipe data K2 (intermediate key) wajib mengimplementasikan `WritableComparable` sedangkan V2 hanya `Writable`?</w:t>
       </w:r>
     </w:p>
     <w:p>
@@ -15012,7 +15203,7 @@
         <w:rPr>
           <w:b/>
         </w:rPr>
-        <w:t>A. Untuk menghindari data skew (ketimpangan beban data di mana satu Reducer menerima jutaan data sedangkan Reducer lain menganggur)</w:t>
+        <w:t>B. Karena K2 harus diurutkan (Sort) dan dipartisi pada fase Shuffle, sedangkan V2 hanya dialirkan nilainya</w:t>
       </w:r>
     </w:p>
     <w:p>
@@ -15031,7 +15222,7 @@
           <w:color w:val="1E293B"/>
           <w:sz w:val="19"/>
         </w:rPr>
-        <w:t>Custom Partitioner digunakan untuk mengatasi 'data skew' dengan mendistribusikan intermediate key secara seimbang ke seluruh Reducer sesuai karakteristik distribusi data spesifik aplikasi.</w:t>
+        <w:t>K2 (Key perantara) harus dibandingkan saat in-memory quicksort dan merge sort, sehingga wajib mengimplementasikan `Comparable`. V2 (Value perantara) hanya perlu diserialisasi via `Writable`.</w:t>
       </w:r>
     </w:p>
     <w:p>
@@ -15050,7 +15241,7 @@
         <w:rPr>
           <w:b/>
         </w:rPr>
-        <w:t>Dalam pemrograman MapReduce (Topik Optimasi Komputasi #68), mengapa penggunaan Custom Partitioner sangat diperlukan pada kasus-kasus tertentu?</w:t>
+        <w:t>Dampak negatif jika pengembang menentukan jumlah Reducer terlalu banyak (`setNumReduceTasks` berlebih) untuk dataset kecil adalah...</w:t>
       </w:r>
     </w:p>
     <w:p>
@@ -15068,7 +15259,7 @@
         <w:rPr>
           <w:b/>
         </w:rPr>
-        <w:t>A. Untuk menghindari data skew (ketimpangan beban data di mana satu Reducer menerima jutaan data sedangkan Reducer lain menganggur)</w:t>
+        <w:t>C. Menghasilkan jutaan file output kecil di HDFS dan memicu overhead penjadwalan container yang boros</w:t>
       </w:r>
     </w:p>
     <w:p>
@@ -15087,7 +15278,7 @@
           <w:color w:val="1E293B"/>
           <w:sz w:val="19"/>
         </w:rPr>
-        <w:t>Custom Partitioner digunakan untuk mengatasi 'data skew' dengan mendistribusikan intermediate key secara seimbang ke seluruh Reducer sesuai karakteristik distribusi data spesifik aplikasi.</w:t>
+        <w:t>Terlalu banyak Reducer untuk dataset kecil membuang alokasi container YARN dan menghasilkan banyak berkas partisi berukuran beberapa kilobyte di HDFS (Small Files Problem).</w:t>
       </w:r>
     </w:p>
     <w:p>
@@ -15106,7 +15297,7 @@
         <w:rPr>
           <w:b/>
         </w:rPr>
-        <w:t>Dalam pemrograman MapReduce (Topik Optimasi Komputasi #69), mengapa penggunaan Custom Partitioner sangat diperlukan pada kasus-kasus tertentu?</w:t>
+        <w:t>Dampak negatif jika pengembang hanya menggunakan tepat 1 Reducer (`setNumReduceTasks(1)`) pada dataset raksasa adalah...</w:t>
       </w:r>
     </w:p>
     <w:p>
@@ -15124,7 +15315,7 @@
         <w:rPr>
           <w:b/>
         </w:rPr>
-        <w:t>A. Untuk menghindari data skew (ketimpangan beban data di mana satu Reducer menerima jutaan data sedangkan Reducer lain menganggur)</w:t>
+        <w:t>A. Seluruh beban komputasi menumpuk pada satu node pekerja, menciptakan bottleneck parah dan rawan OOM</w:t>
       </w:r>
     </w:p>
     <w:p>
@@ -15143,7 +15334,7 @@
           <w:color w:val="1E293B"/>
           <w:sz w:val="19"/>
         </w:rPr>
-        <w:t>Custom Partitioner digunakan untuk mengatasi 'data skew' dengan mendistribusikan intermediate key secara seimbang ke seluruh Reducer sesuai karakteristik distribusi data spesifik aplikasi.</w:t>
+        <w:t>1 Reducer menghilangkan komputasi paralel pada fase Reduce. Seluruh data jutaan record mengalir ke satu mesin, memperlambat job secara masif dan berisiko crash OutOfMemoryError.</w:t>
       </w:r>
     </w:p>
     <w:p>
@@ -15162,7 +15353,7 @@
         <w:rPr>
           <w:b/>
         </w:rPr>
-        <w:t>Dalam pemrograman MapReduce (Topik Optimasi Komputasi #70), mengapa penggunaan Custom Partitioner sangat diperlukan pada kasus-kasus tertentu?</w:t>
+        <w:t>Aturan praktis (Rule of Thumb) yang umum direkomendasikan untuk menentukan jumlah Reducer pada klaster produksi adalah...</w:t>
       </w:r>
     </w:p>
     <w:p>
@@ -15180,7 +15371,7 @@
         <w:rPr>
           <w:b/>
         </w:rPr>
-        <w:t>A. Untuk menghindari data skew (ketimpangan beban data di mana satu Reducer menerima jutaan data sedangkan Reducer lain menganggur)</w:t>
+        <w:t>B. Mengatur jumlah Reducer sekitar 0.95 atau 1.75 kali total kapasitas slot reducer yang tersedia di klaster</w:t>
       </w:r>
     </w:p>
     <w:p>
@@ -15199,7 +15390,7 @@
           <w:color w:val="1E293B"/>
           <w:sz w:val="19"/>
         </w:rPr>
-        <w:t>Custom Partitioner digunakan untuk mengatasi 'data skew' dengan mendistribusikan intermediate key secara seimbang ke seluruh Reducer sesuai karakteristik distribusi data spesifik aplikasi.</w:t>
+        <w:t>Konfigurasi 0.95x slot reducer membuat seluruh reducer langsung berjalan simultan saat map selesai; konfigurasi 1.75x memanfaatkan pipelining 2 gelombang (waves) dengan load balancing optimal.</w:t>
       </w:r>
     </w:p>
     <w:p>
@@ -15218,7 +15409,7 @@
         <w:rPr>
           <w:b/>
         </w:rPr>
-        <w:t>Dalam pemrograman MapReduce (Topik Optimasi Komputasi #71), mengapa penggunaan Custom Partitioner sangat diperlukan pada kasus-kasus tertentu?</w:t>
+        <w:t>Peran dari kelas `TotalOrderPartitioner` dalam framework Hadoop MapReduce adalah...</w:t>
       </w:r>
     </w:p>
     <w:p>
@@ -15236,7 +15427,7 @@
         <w:rPr>
           <w:b/>
         </w:rPr>
-        <w:t>A. Untuk menghindari data skew (ketimpangan beban data di mana satu Reducer menerima jutaan data sedangkan Reducer lain menganggur)</w:t>
+        <w:t>D. Menghasilkan partisi data yang terurut secara global melintasi seluruh berkas keluaran Reducer</w:t>
       </w:r>
     </w:p>
     <w:p>
@@ -15255,7 +15446,7 @@
           <w:color w:val="1E293B"/>
           <w:sz w:val="19"/>
         </w:rPr>
-        <w:t>Custom Partitioner digunakan untuk mengatasi 'data skew' dengan mendistribusikan intermediate key secara seimbang ke seluruh Reducer sesuai karakteristik distribusi data spesifik aplikasi.</w:t>
+        <w:t>`TotalOrderPartitioner` memastikan data tidak hanya terurut di dalam masing-masing file part-r-*, tetapi juga terurut lintas file (file 0 memuat range A-F, file 1 G-M, file 2 N-Z).</w:t>
       </w:r>
     </w:p>
     <w:p>
@@ -15274,7 +15465,7 @@
         <w:rPr>
           <w:b/>
         </w:rPr>
-        <w:t>Dalam pemrograman MapReduce (Topik Optimasi Komputasi #72), mengapa penggunaan Custom Partitioner sangat diperlukan pada kasus-kasus tertentu?</w:t>
+        <w:t>Fungsi dari berkas partisi `_partition.lst` saat menggunakan `TotalOrderPartitioner` adalah...</w:t>
       </w:r>
     </w:p>
     <w:p>
@@ -15292,7 +15483,7 @@
         <w:rPr>
           <w:b/>
         </w:rPr>
-        <w:t>A. Untuk menghindari data skew (ketimpangan beban data di mana satu Reducer menerima jutaan data sedangkan Reducer lain menganggur)</w:t>
+        <w:t>D. Menyimpan rentang kunci hasil sampling data untuk membagi data secara seimbang ke seluruh Reducer</w:t>
       </w:r>
     </w:p>
     <w:p>
@@ -15311,7 +15502,7 @@
           <w:color w:val="1E293B"/>
           <w:sz w:val="19"/>
         </w:rPr>
-        <w:t>Custom Partitioner digunakan untuk mengatasi 'data skew' dengan mendistribusikan intermediate key secara seimbang ke seluruh Reducer sesuai karakteristik distribusi data spesifik aplikasi.</w:t>
+        <w:t>Berkas `_partition.lst` dibuat oleh `InputSampler` untuk menyimpan batas partisi kunci (split points) yang adil berdasarkan sampel data, mencegah ketimpangan beban (data skew) di Reducer.</w:t>
       </w:r>
     </w:p>
     <w:p>
@@ -15330,7 +15521,7 @@
         <w:rPr>
           <w:b/>
         </w:rPr>
-        <w:t>Dalam pemrograman MapReduce (Topik Optimasi Komputasi #73), mengapa penggunaan Custom Partitioner sangat diperlukan pada kasus-kasus tertentu?</w:t>
+        <w:t>Apa peran utama dari method `InputFormat.getSplits(JobContext context)`?</w:t>
       </w:r>
     </w:p>
     <w:p>
@@ -15348,7 +15539,7 @@
         <w:rPr>
           <w:b/>
         </w:rPr>
-        <w:t>A. Untuk menghindari data skew (ketimpangan beban data di mana satu Reducer menerima jutaan data sedangkan Reducer lain menganggur)</w:t>
+        <w:t>C. Memindai berkas input di HDFS dan menghitung daftar InputSplit logis sebelum task Map diluncurkan</w:t>
       </w:r>
     </w:p>
     <w:p>
@@ -15367,7 +15558,7 @@
           <w:color w:val="1E293B"/>
           <w:sz w:val="19"/>
         </w:rPr>
-        <w:t>Custom Partitioner digunakan untuk mengatasi 'data skew' dengan mendistribusikan intermediate key secara seimbang ke seluruh Reducer sesuai karakteristik distribusi data spesifik aplikasi.</w:t>
+        <w:t>`getSplits()` memindai metadata file masukan di HDFS dan mengembalikan list objek `InputSplit`. Jumlah split inilah yang secara tepat menentukan jumlah tugas Mapper yang akan dijalankan YARN.</w:t>
       </w:r>
     </w:p>
     <w:p>
@@ -15386,7 +15577,7 @@
         <w:rPr>
           <w:b/>
         </w:rPr>
-        <w:t>Dalam pemrograman MapReduce (Topik Optimasi Komputasi #74), mengapa penggunaan Custom Partitioner sangat diperlukan pada kasus-kasus tertentu?</w:t>
+        <w:t>Mengapa data keluaran intermediate dari Mapper disimpan di disk lokal pekerja (`mapred.local.dir`) dan BUKAN di HDFS?</w:t>
       </w:r>
     </w:p>
     <w:p>
@@ -15404,7 +15595,7 @@
         <w:rPr>
           <w:b/>
         </w:rPr>
-        <w:t>A. Untuk menghindari data skew (ketimpangan beban data di mana satu Reducer menerima jutaan data sedangkan Reducer lain menganggur)</w:t>
+        <w:t>C. Karena data intermediate bersifat sementara dan tidak memerlukan replikasi 3x yang boros jaringan dan disk</w:t>
       </w:r>
     </w:p>
     <w:p>
@@ -15423,7 +15614,7 @@
           <w:color w:val="1E293B"/>
           <w:sz w:val="19"/>
         </w:rPr>
-        <w:t>Custom Partitioner digunakan untuk mengatasi 'data skew' dengan mendistribusikan intermediate key secara seimbang ke seluruh Reducer sesuai karakteristik distribusi data spesifik aplikasi.</w:t>
+        <w:t>Output Mapper hanya dibutuhkan sementara oleh Reducer. Jika ditulis ke HDFS dengan replikasi 3x, akan terjadi pemborosan bandwidth jaringan dan I/O disk yang sangat masif tanpa manfaat nyata.</w:t>
       </w:r>
     </w:p>
     <w:p>
@@ -15442,7 +15633,7 @@
         <w:rPr>
           <w:b/>
         </w:rPr>
-        <w:t>Dalam pemrograman MapReduce (Topik Optimasi Komputasi #75), mengapa penggunaan Custom Partitioner sangat diperlukan pada kasus-kasus tertentu?</w:t>
+        <w:t>Apa yang terjadi pada file intermediate Mapper di disk lokal setelah pekerjaan MapReduce selesai secara tuntas?</w:t>
       </w:r>
     </w:p>
     <w:p>
@@ -15460,7 +15651,7 @@
         <w:rPr>
           <w:b/>
         </w:rPr>
-        <w:t>A. Untuk menghindari data skew (ketimpangan beban data di mana satu Reducer menerima jutaan data sedangkan Reducer lain menganggur)</w:t>
+        <w:t>D. NodeManager dan ApplicationMaster secara otomatis membersihkan dan menghapus berkas sementara tersebut</w:t>
       </w:r>
     </w:p>
     <w:p>
@@ -15479,7 +15670,7 @@
           <w:color w:val="1E293B"/>
           <w:sz w:val="19"/>
         </w:rPr>
-        <w:t>Custom Partitioner digunakan untuk mengatasi 'data skew' dengan mendistribusikan intermediate key secara seimbang ke seluruh Reducer sesuai karakteristik distribusi data spesifik aplikasi.</w:t>
+        <w:t>Setelah job selesai (sukses atau gagal), ApplicationMaster memerintahkan NodeManager untuk menghapus semua direktori kerja lokal sementara (`mapred.local.dir`) guna membebaskan ruang disk.</w:t>
       </w:r>
     </w:p>
     <w:sectPr>
